--- a/Business Model Canvas.docx
+++ b/Business Model Canvas.docx
@@ -5794,7417 +5794,6 @@
           <w:b w:val="1"/>
           <w:bCs w:val="1"/>
         </w:rPr>
-      </w:pPr>
-      <w:r>
-        <w:rPr>
-          <w:rtl w:val="0"/>
-        </w:rPr>
-      </w:r>
-    </w:p>
-    <w:p>
-      <w:pPr>
-        <w:pStyle w:val="Heading1"/>
-        <w:keepNext w:val="0"/>
-        <w:keepLines w:val="0"/>
-        <w:spacing w:before="480" w:lineRule="auto"/>
-        <w:rPr>
-          <w:b w:val="1"/>
-          <w:bCs w:val="1"/>
-          <w:sz w:val="46"/>
-          <w:szCs w:val="46"/>
-        </w:rPr>
-      </w:pPr>
-      <w:bookmarkStart w:colFirst="0" w:colLast="0" w:name="_kqdnty4c50nx" w:id="53"/>
-      <w:bookmarkEnd w:id="53"/>
-      <w:r>
-        <w:rPr>
-          <w:b w:val="1"/>
-          <w:bCs w:val="1"/>
-          <w:sz w:val="46"/>
-          <w:szCs w:val="46"/>
-          <w:rtl w:val="0"/>
-        </w:rPr>
-        <w:t xml:space="preserve">Design Thinking</w:t>
-      </w:r>
-    </w:p>
-    <w:p>
-      <w:pPr>
-        <w:pStyle w:val="Heading2"/>
-        <w:keepNext w:val="0"/>
-        <w:keepLines w:val="0"/>
-        <w:spacing w:after="80" w:lineRule="auto"/>
-        <w:rPr>
-          <w:b w:val="1"/>
-          <w:bCs w:val="1"/>
-          <w:sz w:val="34"/>
-          <w:szCs w:val="34"/>
-        </w:rPr>
-      </w:pPr>
-      <w:bookmarkStart w:colFirst="0" w:colLast="0" w:name="_3rgz58gb9yba" w:id="54"/>
-      <w:bookmarkEnd w:id="54"/>
-      <w:r>
-        <w:rPr>
-          <w:b w:val="1"/>
-          <w:bCs w:val="1"/>
-          <w:sz w:val="34"/>
-          <w:szCs w:val="34"/>
-          <w:rtl w:val="0"/>
-        </w:rPr>
-        <w:t xml:space="preserve">1. Purpose of This Framework</w:t>
-      </w:r>
-    </w:p>
-    <w:p>
-      <w:pPr>
-        <w:spacing w:after="240" w:before="240" w:lineRule="auto"/>
-        <w:rPr>
-          <w:b w:val="1"/>
-          <w:bCs w:val="1"/>
-        </w:rPr>
-      </w:pPr>
-      <w:r>
-        <w:rPr>
-          <w:b w:val="1"/>
-          <w:bCs w:val="1"/>
-          <w:rtl w:val="0"/>
-        </w:rPr>
-        <w:t xml:space="preserve">Design Thinking is a human-centred approach to solving problems.</w:t>
-      </w:r>
-    </w:p>
-    <w:p>
-      <w:pPr>
-        <w:spacing w:after="240" w:before="240" w:lineRule="auto"/>
-        <w:rPr>
-          <w:b w:val="1"/>
-          <w:bCs w:val="1"/>
-        </w:rPr>
-      </w:pPr>
-      <w:r>
-        <w:rPr>
-          <w:b w:val="1"/>
-          <w:bCs w:val="1"/>
-          <w:rtl w:val="0"/>
-        </w:rPr>
-        <w:t xml:space="preserve">It helps entrepreneurs create products and services by deeply understanding the people they are trying to help.</w:t>
-      </w:r>
-    </w:p>
-    <w:p>
-      <w:pPr>
-        <w:spacing w:after="240" w:before="240" w:lineRule="auto"/>
-        <w:rPr>
-          <w:b w:val="1"/>
-          <w:bCs w:val="1"/>
-        </w:rPr>
-      </w:pPr>
-      <w:r>
-        <w:rPr>
-          <w:b w:val="1"/>
-          <w:bCs w:val="1"/>
-          <w:rtl w:val="0"/>
-        </w:rPr>
-        <w:t xml:space="preserve">Instead of starting with:</w:t>
-      </w:r>
-    </w:p>
-    <w:p>
-      <w:pPr>
-        <w:spacing w:after="240" w:before="240" w:lineRule="auto"/>
-        <w:rPr>
-          <w:b w:val="1"/>
-          <w:bCs w:val="1"/>
-        </w:rPr>
-      </w:pPr>
-      <w:r>
-        <w:rPr>
-          <w:b w:val="1"/>
-          <w:bCs w:val="1"/>
-          <w:rtl w:val="0"/>
-        </w:rPr>
-        <w:t xml:space="preserve">“What can we sell?”</w:t>
-      </w:r>
-    </w:p>
-    <w:p>
-      <w:pPr>
-        <w:spacing w:after="240" w:before="240" w:lineRule="auto"/>
-        <w:rPr>
-          <w:b w:val="1"/>
-          <w:bCs w:val="1"/>
-        </w:rPr>
-      </w:pPr>
-      <w:r>
-        <w:rPr>
-          <w:b w:val="1"/>
-          <w:bCs w:val="1"/>
-          <w:rtl w:val="0"/>
-        </w:rPr>
-        <w:t xml:space="preserve">Design Thinking starts with:</w:t>
-      </w:r>
-    </w:p>
-    <w:p>
-      <w:pPr>
-        <w:spacing w:after="240" w:before="240" w:lineRule="auto"/>
-        <w:rPr>
-          <w:b w:val="1"/>
-          <w:bCs w:val="1"/>
-        </w:rPr>
-      </w:pPr>
-      <w:r>
-        <w:rPr>
-          <w:b w:val="1"/>
-          <w:bCs w:val="1"/>
-          <w:rtl w:val="0"/>
-        </w:rPr>
-        <w:t xml:space="preserve">“What problems do people experience, and how can we create a meaningful solution?”</w:t>
-      </w:r>
-    </w:p>
-    <w:p>
-      <w:pPr>
-        <w:spacing w:after="240" w:before="240" w:lineRule="auto"/>
-        <w:rPr>
-          <w:b w:val="1"/>
-          <w:bCs w:val="1"/>
-        </w:rPr>
-      </w:pPr>
-      <w:r>
-        <w:pict>
-          <v:rect style="width:0.0pt;height:1.5pt" o:hr="t" o:hrstd="t" o:hralign="center" fillcolor="#A0A0A0" stroked="f"/>
-        </w:pict>
-      </w:r>
-      <w:r>
-        <w:rPr>
-          <w:rtl w:val="0"/>
-        </w:rPr>
-      </w:r>
-    </w:p>
-    <w:p>
-      <w:pPr>
-        <w:pStyle w:val="Heading1"/>
-        <w:keepNext w:val="0"/>
-        <w:keepLines w:val="0"/>
-        <w:spacing w:before="480" w:lineRule="auto"/>
-        <w:rPr>
-          <w:b w:val="1"/>
-          <w:bCs w:val="1"/>
-          <w:sz w:val="46"/>
-          <w:szCs w:val="46"/>
-        </w:rPr>
-      </w:pPr>
-      <w:bookmarkStart w:colFirst="0" w:colLast="0" w:name="_rrpak7kd3h5" w:id="55"/>
-      <w:bookmarkEnd w:id="55"/>
-      <w:r>
-        <w:rPr>
-          <w:b w:val="1"/>
-          <w:bCs w:val="1"/>
-          <w:sz w:val="46"/>
-          <w:szCs w:val="46"/>
-          <w:rtl w:val="0"/>
-        </w:rPr>
-        <w:t xml:space="preserve">2. The Five Stages of Design Thinking</w:t>
-      </w:r>
-    </w:p>
-    <w:p>
-      <w:pPr>
-        <w:spacing w:after="240" w:before="240" w:lineRule="auto"/>
-        <w:rPr>
-          <w:b w:val="1"/>
-          <w:bCs w:val="1"/>
-        </w:rPr>
-      </w:pPr>
-      <w:r>
-        <w:rPr>
-          <w:b w:val="1"/>
-          <w:bCs w:val="1"/>
-          <w:rtl w:val="0"/>
-        </w:rPr>
-        <w:t xml:space="preserve">Design Thinking follows five stages:</w:t>
-      </w:r>
-    </w:p>
-    <w:p>
-      <w:pPr>
-        <w:numPr>
-          <w:ilvl w:val="0"/>
-          <w:numId w:val="19"/>
-        </w:numPr>
-        <w:spacing w:after="0" w:afterAutospacing="0" w:before="240" w:lineRule="auto"/>
-        <w:ind w:left="720" w:hanging="360"/>
-        <w:rPr>
-          <w:b w:val="1"/>
-          <w:bCs w:val="1"/>
-        </w:rPr>
-      </w:pPr>
-      <w:r>
-        <w:rPr>
-          <w:b w:val="1"/>
-          <w:bCs w:val="1"/>
-          <w:rtl w:val="0"/>
-        </w:rPr>
-        <w:t xml:space="preserve">Empathise</w:t>
-      </w:r>
-    </w:p>
-    <w:p>
-      <w:pPr>
-        <w:numPr>
-          <w:ilvl w:val="0"/>
-          <w:numId w:val="19"/>
-        </w:numPr>
-        <w:spacing w:after="0" w:afterAutospacing="0" w:before="0" w:beforeAutospacing="0" w:lineRule="auto"/>
-        <w:ind w:left="720" w:hanging="360"/>
-        <w:rPr>
-          <w:b w:val="1"/>
-          <w:bCs w:val="1"/>
-        </w:rPr>
-      </w:pPr>
-      <w:r>
-        <w:rPr>
-          <w:b w:val="1"/>
-          <w:bCs w:val="1"/>
-          <w:rtl w:val="0"/>
-        </w:rPr>
-        <w:t xml:space="preserve">Define</w:t>
-      </w:r>
-    </w:p>
-    <w:p>
-      <w:pPr>
-        <w:numPr>
-          <w:ilvl w:val="0"/>
-          <w:numId w:val="19"/>
-        </w:numPr>
-        <w:spacing w:after="0" w:afterAutospacing="0" w:before="0" w:beforeAutospacing="0" w:lineRule="auto"/>
-        <w:ind w:left="720" w:hanging="360"/>
-        <w:rPr>
-          <w:b w:val="1"/>
-          <w:bCs w:val="1"/>
-        </w:rPr>
-      </w:pPr>
-      <w:r>
-        <w:rPr>
-          <w:b w:val="1"/>
-          <w:bCs w:val="1"/>
-          <w:rtl w:val="0"/>
-        </w:rPr>
-        <w:t xml:space="preserve">Ideate</w:t>
-      </w:r>
-    </w:p>
-    <w:p>
-      <w:pPr>
-        <w:numPr>
-          <w:ilvl w:val="0"/>
-          <w:numId w:val="19"/>
-        </w:numPr>
-        <w:spacing w:after="0" w:afterAutospacing="0" w:before="0" w:beforeAutospacing="0" w:lineRule="auto"/>
-        <w:ind w:left="720" w:hanging="360"/>
-        <w:rPr>
-          <w:b w:val="1"/>
-          <w:bCs w:val="1"/>
-        </w:rPr>
-      </w:pPr>
-      <w:r>
-        <w:rPr>
-          <w:b w:val="1"/>
-          <w:bCs w:val="1"/>
-          <w:rtl w:val="0"/>
-        </w:rPr>
-        <w:t xml:space="preserve">Prototype</w:t>
-      </w:r>
-    </w:p>
-    <w:p>
-      <w:pPr>
-        <w:numPr>
-          <w:ilvl w:val="0"/>
-          <w:numId w:val="19"/>
-        </w:numPr>
-        <w:spacing w:after="240" w:before="0" w:beforeAutospacing="0" w:lineRule="auto"/>
-        <w:ind w:left="720" w:hanging="360"/>
-        <w:rPr>
-          <w:b w:val="1"/>
-          <w:bCs w:val="1"/>
-        </w:rPr>
-      </w:pPr>
-      <w:r>
-        <w:rPr>
-          <w:b w:val="1"/>
-          <w:bCs w:val="1"/>
-          <w:rtl w:val="0"/>
-        </w:rPr>
-        <w:t xml:space="preserve">Test</w:t>
-      </w:r>
-    </w:p>
-    <w:p>
-      <w:pPr>
-        <w:spacing w:after="240" w:before="240" w:lineRule="auto"/>
-        <w:rPr>
-          <w:b w:val="1"/>
-          <w:bCs w:val="1"/>
-        </w:rPr>
-      </w:pPr>
-      <w:r>
-        <w:rPr>
-          <w:b w:val="1"/>
-          <w:bCs w:val="1"/>
-          <w:rtl w:val="0"/>
-        </w:rPr>
-        <w:t xml:space="preserve">These stages help transform customer problems into tested solutions.</w:t>
-      </w:r>
-    </w:p>
-    <w:p>
-      <w:pPr>
-        <w:spacing w:after="240" w:before="240" w:lineRule="auto"/>
-        <w:rPr>
-          <w:b w:val="1"/>
-          <w:bCs w:val="1"/>
-        </w:rPr>
-      </w:pPr>
-      <w:r>
-        <w:pict>
-          <v:rect style="width:0.0pt;height:1.5pt" o:hr="t" o:hrstd="t" o:hralign="center" fillcolor="#A0A0A0" stroked="f"/>
-        </w:pict>
-      </w:r>
-      <w:r>
-        <w:rPr>
-          <w:rtl w:val="0"/>
-        </w:rPr>
-      </w:r>
-    </w:p>
-    <w:p>
-      <w:pPr>
-        <w:pStyle w:val="Heading1"/>
-        <w:keepNext w:val="0"/>
-        <w:keepLines w:val="0"/>
-        <w:spacing w:before="480" w:lineRule="auto"/>
-        <w:rPr>
-          <w:b w:val="1"/>
-          <w:bCs w:val="1"/>
-          <w:sz w:val="46"/>
-          <w:szCs w:val="46"/>
-        </w:rPr>
-      </w:pPr>
-      <w:bookmarkStart w:colFirst="0" w:colLast="0" w:name="_y1czjkb7tx04" w:id="56"/>
-      <w:bookmarkEnd w:id="56"/>
-      <w:r>
-        <w:rPr>
-          <w:b w:val="1"/>
-          <w:bCs w:val="1"/>
-          <w:sz w:val="46"/>
-          <w:szCs w:val="46"/>
-          <w:rtl w:val="0"/>
-        </w:rPr>
-        <w:t xml:space="preserve">1. Empathise</w:t>
-      </w:r>
-    </w:p>
-    <w:p>
-      <w:pPr>
-        <w:pStyle w:val="Heading2"/>
-        <w:keepNext w:val="0"/>
-        <w:keepLines w:val="0"/>
-        <w:spacing w:after="80" w:lineRule="auto"/>
-        <w:rPr>
-          <w:b w:val="1"/>
-          <w:bCs w:val="1"/>
-          <w:sz w:val="34"/>
-          <w:szCs w:val="34"/>
-        </w:rPr>
-      </w:pPr>
-      <w:bookmarkStart w:colFirst="0" w:colLast="0" w:name="_7s8pw9myax12" w:id="57"/>
-      <w:bookmarkEnd w:id="57"/>
-      <w:r>
-        <w:rPr>
-          <w:b w:val="1"/>
-          <w:bCs w:val="1"/>
-          <w:sz w:val="34"/>
-          <w:szCs w:val="34"/>
-          <w:rtl w:val="0"/>
-        </w:rPr>
-        <w:t xml:space="preserve">Goal:</w:t>
-      </w:r>
-    </w:p>
-    <w:p>
-      <w:pPr>
-        <w:spacing w:after="240" w:before="240" w:lineRule="auto"/>
-        <w:rPr>
-          <w:b w:val="1"/>
-          <w:bCs w:val="1"/>
-        </w:rPr>
-      </w:pPr>
-      <w:r>
-        <w:rPr>
-          <w:b w:val="1"/>
-          <w:bCs w:val="1"/>
-          <w:rtl w:val="0"/>
-        </w:rPr>
-        <w:t xml:space="preserve">Understand the customer’s world.</w:t>
-      </w:r>
-    </w:p>
-    <w:p>
-      <w:pPr>
-        <w:spacing w:after="240" w:before="240" w:lineRule="auto"/>
-        <w:rPr>
-          <w:b w:val="1"/>
-          <w:bCs w:val="1"/>
-        </w:rPr>
-      </w:pPr>
-      <w:r>
-        <w:rPr>
-          <w:b w:val="1"/>
-          <w:bCs w:val="1"/>
-          <w:rtl w:val="0"/>
-        </w:rPr>
-        <w:t xml:space="preserve">Entrepreneurs must discover:</w:t>
-      </w:r>
-    </w:p>
-    <w:p>
-      <w:pPr>
-        <w:numPr>
-          <w:ilvl w:val="0"/>
-          <w:numId w:val="9"/>
-        </w:numPr>
-        <w:spacing w:after="0" w:afterAutospacing="0" w:before="240" w:lineRule="auto"/>
-        <w:ind w:left="720" w:hanging="360"/>
-        <w:rPr>
-          <w:b w:val="1"/>
-          <w:bCs w:val="1"/>
-        </w:rPr>
-      </w:pPr>
-      <w:r>
-        <w:rPr>
-          <w:b w:val="1"/>
-          <w:bCs w:val="1"/>
-          <w:rtl w:val="0"/>
-        </w:rPr>
-        <w:t xml:space="preserve">Their frustrations</w:t>
-      </w:r>
-    </w:p>
-    <w:p>
-      <w:pPr>
-        <w:numPr>
-          <w:ilvl w:val="0"/>
-          <w:numId w:val="9"/>
-        </w:numPr>
-        <w:spacing w:after="0" w:afterAutospacing="0" w:before="0" w:beforeAutospacing="0" w:lineRule="auto"/>
-        <w:ind w:left="720" w:hanging="360"/>
-        <w:rPr>
-          <w:b w:val="1"/>
-          <w:bCs w:val="1"/>
-        </w:rPr>
-      </w:pPr>
-      <w:r>
-        <w:rPr>
-          <w:b w:val="1"/>
-          <w:bCs w:val="1"/>
-          <w:rtl w:val="0"/>
-        </w:rPr>
-        <w:t xml:space="preserve">Their goals</w:t>
-      </w:r>
-    </w:p>
-    <w:p>
-      <w:pPr>
-        <w:numPr>
-          <w:ilvl w:val="0"/>
-          <w:numId w:val="9"/>
-        </w:numPr>
-        <w:spacing w:after="0" w:afterAutospacing="0" w:before="0" w:beforeAutospacing="0" w:lineRule="auto"/>
-        <w:ind w:left="720" w:hanging="360"/>
-        <w:rPr>
-          <w:b w:val="1"/>
-          <w:bCs w:val="1"/>
-        </w:rPr>
-      </w:pPr>
-      <w:r>
-        <w:rPr>
-          <w:b w:val="1"/>
-          <w:bCs w:val="1"/>
-          <w:rtl w:val="0"/>
-        </w:rPr>
-        <w:t xml:space="preserve">Their habits</w:t>
-      </w:r>
-    </w:p>
-    <w:p>
-      <w:pPr>
-        <w:numPr>
-          <w:ilvl w:val="0"/>
-          <w:numId w:val="9"/>
-        </w:numPr>
-        <w:spacing w:after="0" w:afterAutospacing="0" w:before="0" w:beforeAutospacing="0" w:lineRule="auto"/>
-        <w:ind w:left="720" w:hanging="360"/>
-        <w:rPr>
-          <w:b w:val="1"/>
-          <w:bCs w:val="1"/>
-        </w:rPr>
-      </w:pPr>
-      <w:r>
-        <w:rPr>
-          <w:b w:val="1"/>
-          <w:bCs w:val="1"/>
-          <w:rtl w:val="0"/>
-        </w:rPr>
-        <w:t xml:space="preserve">Their emotions</w:t>
-      </w:r>
-    </w:p>
-    <w:p>
-      <w:pPr>
-        <w:numPr>
-          <w:ilvl w:val="0"/>
-          <w:numId w:val="9"/>
-        </w:numPr>
-        <w:spacing w:after="0" w:afterAutospacing="0" w:before="0" w:beforeAutospacing="0" w:lineRule="auto"/>
-        <w:ind w:left="720" w:hanging="360"/>
-        <w:rPr>
-          <w:b w:val="1"/>
-          <w:bCs w:val="1"/>
-        </w:rPr>
-      </w:pPr>
-      <w:r>
-        <w:rPr>
-          <w:b w:val="1"/>
-          <w:bCs w:val="1"/>
-          <w:rtl w:val="0"/>
-        </w:rPr>
-        <w:t xml:space="preserve">Their challenges</w:t>
-      </w:r>
-    </w:p>
-    <w:p>
-      <w:pPr>
-        <w:numPr>
-          <w:ilvl w:val="0"/>
-          <w:numId w:val="9"/>
-        </w:numPr>
-        <w:spacing w:after="240" w:before="0" w:beforeAutospacing="0" w:lineRule="auto"/>
-        <w:ind w:left="720" w:hanging="360"/>
-        <w:rPr>
-          <w:b w:val="1"/>
-          <w:bCs w:val="1"/>
-        </w:rPr>
-      </w:pPr>
-      <w:r>
-        <w:rPr>
-          <w:b w:val="1"/>
-          <w:bCs w:val="1"/>
-          <w:rtl w:val="0"/>
-        </w:rPr>
-        <w:t xml:space="preserve">Their unmet needs</w:t>
-      </w:r>
-    </w:p>
-    <w:p>
-      <w:pPr>
-        <w:spacing w:after="240" w:before="240" w:lineRule="auto"/>
-        <w:rPr>
-          <w:b w:val="1"/>
-          <w:bCs w:val="1"/>
-        </w:rPr>
-      </w:pPr>
-      <w:r>
-        <w:rPr>
-          <w:b w:val="1"/>
-          <w:bCs w:val="1"/>
-          <w:rtl w:val="0"/>
-        </w:rPr>
-        <w:t xml:space="preserve">Methods:</w:t>
-      </w:r>
-    </w:p>
-    <w:p>
-      <w:pPr>
-        <w:numPr>
-          <w:ilvl w:val="0"/>
-          <w:numId w:val="33"/>
-        </w:numPr>
-        <w:spacing w:after="0" w:afterAutospacing="0" w:before="240" w:lineRule="auto"/>
-        <w:ind w:left="720" w:hanging="360"/>
-        <w:rPr>
-          <w:b w:val="1"/>
-          <w:bCs w:val="1"/>
-        </w:rPr>
-      </w:pPr>
-      <w:r>
-        <w:rPr>
-          <w:b w:val="1"/>
-          <w:bCs w:val="1"/>
-          <w:rtl w:val="0"/>
-        </w:rPr>
-        <w:t xml:space="preserve">Customer interviews</w:t>
-      </w:r>
-    </w:p>
-    <w:p>
-      <w:pPr>
-        <w:numPr>
-          <w:ilvl w:val="0"/>
-          <w:numId w:val="33"/>
-        </w:numPr>
-        <w:spacing w:after="0" w:afterAutospacing="0" w:before="0" w:beforeAutospacing="0" w:lineRule="auto"/>
-        <w:ind w:left="720" w:hanging="360"/>
-        <w:rPr>
-          <w:b w:val="1"/>
-          <w:bCs w:val="1"/>
-        </w:rPr>
-      </w:pPr>
-      <w:r>
-        <w:rPr>
-          <w:b w:val="1"/>
-          <w:bCs w:val="1"/>
-          <w:rtl w:val="0"/>
-        </w:rPr>
-        <w:t xml:space="preserve">Surveys</w:t>
-      </w:r>
-    </w:p>
-    <w:p>
-      <w:pPr>
-        <w:numPr>
-          <w:ilvl w:val="0"/>
-          <w:numId w:val="33"/>
-        </w:numPr>
-        <w:spacing w:after="0" w:afterAutospacing="0" w:before="0" w:beforeAutospacing="0" w:lineRule="auto"/>
-        <w:ind w:left="720" w:hanging="360"/>
-        <w:rPr>
-          <w:b w:val="1"/>
-          <w:bCs w:val="1"/>
-        </w:rPr>
-      </w:pPr>
-      <w:r>
-        <w:rPr>
-          <w:b w:val="1"/>
-          <w:bCs w:val="1"/>
-          <w:rtl w:val="0"/>
-        </w:rPr>
-        <w:t xml:space="preserve">Observation</w:t>
-      </w:r>
-    </w:p>
-    <w:p>
-      <w:pPr>
-        <w:numPr>
-          <w:ilvl w:val="0"/>
-          <w:numId w:val="33"/>
-        </w:numPr>
-        <w:spacing w:after="0" w:afterAutospacing="0" w:before="0" w:beforeAutospacing="0" w:lineRule="auto"/>
-        <w:ind w:left="720" w:hanging="360"/>
-        <w:rPr>
-          <w:b w:val="1"/>
-          <w:bCs w:val="1"/>
-        </w:rPr>
-      </w:pPr>
-      <w:r>
-        <w:rPr>
-          <w:b w:val="1"/>
-          <w:bCs w:val="1"/>
-          <w:rtl w:val="0"/>
-        </w:rPr>
-        <w:t xml:space="preserve">Social media research</w:t>
-      </w:r>
-    </w:p>
-    <w:p>
-      <w:pPr>
-        <w:numPr>
-          <w:ilvl w:val="0"/>
-          <w:numId w:val="33"/>
-        </w:numPr>
-        <w:spacing w:after="0" w:afterAutospacing="0" w:before="0" w:beforeAutospacing="0" w:lineRule="auto"/>
-        <w:ind w:left="720" w:hanging="360"/>
-        <w:rPr>
-          <w:b w:val="1"/>
-          <w:bCs w:val="1"/>
-        </w:rPr>
-      </w:pPr>
-      <w:r>
-        <w:rPr>
-          <w:b w:val="1"/>
-          <w:bCs w:val="1"/>
-          <w:rtl w:val="0"/>
-        </w:rPr>
-        <w:t xml:space="preserve">Reviews analysis</w:t>
-      </w:r>
-    </w:p>
-    <w:p>
-      <w:pPr>
-        <w:numPr>
-          <w:ilvl w:val="0"/>
-          <w:numId w:val="33"/>
-        </w:numPr>
-        <w:spacing w:after="240" w:before="0" w:beforeAutospacing="0" w:lineRule="auto"/>
-        <w:ind w:left="720" w:hanging="360"/>
-        <w:rPr>
-          <w:b w:val="1"/>
-          <w:bCs w:val="1"/>
-        </w:rPr>
-      </w:pPr>
-      <w:r>
-        <w:rPr>
-          <w:b w:val="1"/>
-          <w:bCs w:val="1"/>
-          <w:rtl w:val="0"/>
-        </w:rPr>
-        <w:t xml:space="preserve">Community conversations</w:t>
-      </w:r>
-    </w:p>
-    <w:p>
-      <w:pPr>
-        <w:spacing w:after="240" w:before="240" w:lineRule="auto"/>
-        <w:rPr>
-          <w:b w:val="1"/>
-          <w:bCs w:val="1"/>
-        </w:rPr>
-      </w:pPr>
-      <w:r>
-        <w:pict>
-          <v:rect style="width:0.0pt;height:1.5pt" o:hr="t" o:hrstd="t" o:hralign="center" fillcolor="#A0A0A0" stroked="f"/>
-        </w:pict>
-      </w:r>
-      <w:r>
-        <w:rPr>
-          <w:rtl w:val="0"/>
-        </w:rPr>
-      </w:r>
-    </w:p>
-    <w:p>
-      <w:pPr>
-        <w:pStyle w:val="Heading2"/>
-        <w:keepNext w:val="0"/>
-        <w:keepLines w:val="0"/>
-        <w:spacing w:after="80" w:lineRule="auto"/>
-        <w:rPr>
-          <w:b w:val="1"/>
-          <w:bCs w:val="1"/>
-          <w:sz w:val="34"/>
-          <w:szCs w:val="34"/>
-        </w:rPr>
-      </w:pPr>
-      <w:bookmarkStart w:colFirst="0" w:colLast="0" w:name="_u6r8c4g1hchq" w:id="58"/>
-      <w:bookmarkEnd w:id="58"/>
-      <w:r>
-        <w:rPr>
-          <w:b w:val="1"/>
-          <w:bCs w:val="1"/>
-          <w:sz w:val="34"/>
-          <w:szCs w:val="34"/>
-          <w:rtl w:val="0"/>
-        </w:rPr>
-        <w:t xml:space="preserve">Intelligence Questions:</w:t>
-      </w:r>
-    </w:p>
-    <w:p>
-      <w:pPr>
-        <w:numPr>
-          <w:ilvl w:val="0"/>
-          <w:numId w:val="40"/>
-        </w:numPr>
-        <w:spacing w:after="0" w:afterAutospacing="0" w:before="240" w:lineRule="auto"/>
-        <w:ind w:left="720" w:hanging="360"/>
-        <w:rPr>
-          <w:b w:val="1"/>
-          <w:bCs w:val="1"/>
-        </w:rPr>
-      </w:pPr>
-      <w:r>
-        <w:rPr>
-          <w:b w:val="1"/>
-          <w:bCs w:val="1"/>
-          <w:rtl w:val="0"/>
-        </w:rPr>
-        <w:t xml:space="preserve">Who is the customer?</w:t>
-      </w:r>
-    </w:p>
-    <w:p>
-      <w:pPr>
-        <w:numPr>
-          <w:ilvl w:val="0"/>
-          <w:numId w:val="40"/>
-        </w:numPr>
-        <w:spacing w:after="0" w:afterAutospacing="0" w:before="0" w:beforeAutospacing="0" w:lineRule="auto"/>
-        <w:ind w:left="720" w:hanging="360"/>
-        <w:rPr>
-          <w:b w:val="1"/>
-          <w:bCs w:val="1"/>
-        </w:rPr>
-      </w:pPr>
-      <w:r>
-        <w:rPr>
-          <w:b w:val="1"/>
-          <w:bCs w:val="1"/>
-          <w:rtl w:val="0"/>
-        </w:rPr>
-        <w:t xml:space="preserve">What problem are they experiencing?</w:t>
-      </w:r>
-    </w:p>
-    <w:p>
-      <w:pPr>
-        <w:numPr>
-          <w:ilvl w:val="0"/>
-          <w:numId w:val="40"/>
-        </w:numPr>
-        <w:spacing w:after="0" w:afterAutospacing="0" w:before="0" w:beforeAutospacing="0" w:lineRule="auto"/>
-        <w:ind w:left="720" w:hanging="360"/>
-        <w:rPr>
-          <w:b w:val="1"/>
-          <w:bCs w:val="1"/>
-        </w:rPr>
-      </w:pPr>
-      <w:r>
-        <w:rPr>
-          <w:b w:val="1"/>
-          <w:bCs w:val="1"/>
-          <w:rtl w:val="0"/>
-        </w:rPr>
-        <w:t xml:space="preserve">What frustrates them?</w:t>
-      </w:r>
-    </w:p>
-    <w:p>
-      <w:pPr>
-        <w:numPr>
-          <w:ilvl w:val="0"/>
-          <w:numId w:val="40"/>
-        </w:numPr>
-        <w:spacing w:after="0" w:afterAutospacing="0" w:before="0" w:beforeAutospacing="0" w:lineRule="auto"/>
-        <w:ind w:left="720" w:hanging="360"/>
-        <w:rPr>
-          <w:b w:val="1"/>
-          <w:bCs w:val="1"/>
-        </w:rPr>
-      </w:pPr>
-      <w:r>
-        <w:rPr>
-          <w:b w:val="1"/>
-          <w:bCs w:val="1"/>
-          <w:rtl w:val="0"/>
-        </w:rPr>
-        <w:t xml:space="preserve">What solutions do they currently use?</w:t>
-      </w:r>
-    </w:p>
-    <w:p>
-      <w:pPr>
-        <w:numPr>
-          <w:ilvl w:val="0"/>
-          <w:numId w:val="40"/>
-        </w:numPr>
-        <w:spacing w:after="240" w:before="0" w:beforeAutospacing="0" w:lineRule="auto"/>
-        <w:ind w:left="720" w:hanging="360"/>
-        <w:rPr>
-          <w:b w:val="1"/>
-          <w:bCs w:val="1"/>
-        </w:rPr>
-      </w:pPr>
-      <w:r>
-        <w:rPr>
-          <w:b w:val="1"/>
-          <w:bCs w:val="1"/>
-          <w:rtl w:val="0"/>
-        </w:rPr>
-        <w:t xml:space="preserve">What do they wish existed?</w:t>
-      </w:r>
-    </w:p>
-    <w:p>
-      <w:pPr>
-        <w:spacing w:after="240" w:before="240" w:lineRule="auto"/>
-        <w:rPr>
-          <w:b w:val="1"/>
-          <w:bCs w:val="1"/>
-        </w:rPr>
-      </w:pPr>
-      <w:r>
-        <w:pict>
-          <v:rect style="width:0.0pt;height:1.5pt" o:hr="t" o:hrstd="t" o:hralign="center" fillcolor="#A0A0A0" stroked="f"/>
-        </w:pict>
-      </w:r>
-      <w:r>
-        <w:rPr>
-          <w:rtl w:val="0"/>
-        </w:rPr>
-      </w:r>
-    </w:p>
-    <w:p>
-      <w:pPr>
-        <w:pStyle w:val="Heading1"/>
-        <w:keepNext w:val="0"/>
-        <w:keepLines w:val="0"/>
-        <w:spacing w:before="480" w:lineRule="auto"/>
-        <w:rPr>
-          <w:b w:val="1"/>
-          <w:bCs w:val="1"/>
-          <w:sz w:val="46"/>
-          <w:szCs w:val="46"/>
-        </w:rPr>
-      </w:pPr>
-      <w:bookmarkStart w:colFirst="0" w:colLast="0" w:name="_3rk13kem0ijv" w:id="59"/>
-      <w:bookmarkEnd w:id="59"/>
-      <w:r>
-        <w:rPr>
-          <w:b w:val="1"/>
-          <w:bCs w:val="1"/>
-          <w:sz w:val="46"/>
-          <w:szCs w:val="46"/>
-          <w:rtl w:val="0"/>
-        </w:rPr>
-        <w:t xml:space="preserve">2. Define</w:t>
-      </w:r>
-    </w:p>
-    <w:p>
-      <w:pPr>
-        <w:pStyle w:val="Heading2"/>
-        <w:keepNext w:val="0"/>
-        <w:keepLines w:val="0"/>
-        <w:spacing w:after="80" w:lineRule="auto"/>
-        <w:rPr>
-          <w:b w:val="1"/>
-          <w:bCs w:val="1"/>
-          <w:sz w:val="34"/>
-          <w:szCs w:val="34"/>
-        </w:rPr>
-      </w:pPr>
-      <w:bookmarkStart w:colFirst="0" w:colLast="0" w:name="_dv5chprzfg6u" w:id="60"/>
-      <w:bookmarkEnd w:id="60"/>
-      <w:r>
-        <w:rPr>
-          <w:b w:val="1"/>
-          <w:bCs w:val="1"/>
-          <w:sz w:val="34"/>
-          <w:szCs w:val="34"/>
-          <w:rtl w:val="0"/>
-        </w:rPr>
-        <w:t xml:space="preserve">Goal:</w:t>
-      </w:r>
-    </w:p>
-    <w:p>
-      <w:pPr>
-        <w:spacing w:after="240" w:before="240" w:lineRule="auto"/>
-        <w:rPr>
-          <w:b w:val="1"/>
-          <w:bCs w:val="1"/>
-        </w:rPr>
-      </w:pPr>
-      <w:r>
-        <w:rPr>
-          <w:b w:val="1"/>
-          <w:bCs w:val="1"/>
-          <w:rtl w:val="0"/>
-        </w:rPr>
-        <w:t xml:space="preserve">Turn observations into a clear problem statement.</w:t>
-      </w:r>
-    </w:p>
-    <w:p>
-      <w:pPr>
-        <w:spacing w:after="240" w:before="240" w:lineRule="auto"/>
-        <w:rPr>
-          <w:b w:val="1"/>
-          <w:bCs w:val="1"/>
-        </w:rPr>
-      </w:pPr>
-      <w:r>
-        <w:rPr>
-          <w:b w:val="1"/>
-          <w:bCs w:val="1"/>
-          <w:rtl w:val="0"/>
-        </w:rPr>
-        <w:t xml:space="preserve">A strong problem statement identifies:</w:t>
-      </w:r>
-    </w:p>
-    <w:p>
-      <w:pPr>
-        <w:spacing w:after="240" w:before="240" w:lineRule="auto"/>
-        <w:rPr>
-          <w:b w:val="1"/>
-          <w:bCs w:val="1"/>
-        </w:rPr>
-      </w:pPr>
-      <w:r>
-        <w:rPr>
-          <w:b w:val="1"/>
-          <w:bCs w:val="1"/>
-          <w:rtl w:val="0"/>
-        </w:rPr>
-        <w:t xml:space="preserve">Who has the problem?</w:t>
-      </w:r>
-    </w:p>
-    <w:p>
-      <w:pPr>
-        <w:spacing w:after="240" w:before="240" w:lineRule="auto"/>
-        <w:rPr>
-          <w:b w:val="1"/>
-          <w:bCs w:val="1"/>
-        </w:rPr>
-      </w:pPr>
-      <w:r>
-        <w:rPr>
-          <w:b w:val="1"/>
-          <w:bCs w:val="1"/>
-          <w:rtl w:val="0"/>
-        </w:rPr>
-        <w:t xml:space="preserve">What is the problem?</w:t>
-      </w:r>
-    </w:p>
-    <w:p>
-      <w:pPr>
-        <w:spacing w:after="240" w:before="240" w:lineRule="auto"/>
-        <w:rPr>
-          <w:b w:val="1"/>
-          <w:bCs w:val="1"/>
-        </w:rPr>
-      </w:pPr>
-      <w:r>
-        <w:rPr>
-          <w:b w:val="1"/>
-          <w:bCs w:val="1"/>
-          <w:rtl w:val="0"/>
-        </w:rPr>
-        <w:t xml:space="preserve">Why does it matter?</w:t>
-      </w:r>
-    </w:p>
-    <w:p>
-      <w:pPr>
-        <w:spacing w:after="240" w:before="240" w:lineRule="auto"/>
-        <w:rPr>
-          <w:b w:val="1"/>
-          <w:bCs w:val="1"/>
-        </w:rPr>
-      </w:pPr>
-      <w:r>
-        <w:pict>
-          <v:rect style="width:0.0pt;height:1.5pt" o:hr="t" o:hrstd="t" o:hralign="center" fillcolor="#A0A0A0" stroked="f"/>
-        </w:pict>
-      </w:r>
-      <w:r>
-        <w:rPr>
-          <w:rtl w:val="0"/>
-        </w:rPr>
-      </w:r>
-    </w:p>
-    <w:p>
-      <w:pPr>
-        <w:spacing w:after="240" w:before="240" w:lineRule="auto"/>
-        <w:rPr>
-          <w:b w:val="1"/>
-          <w:bCs w:val="1"/>
-        </w:rPr>
-      </w:pPr>
-      <w:r>
-        <w:rPr>
-          <w:b w:val="1"/>
-          <w:bCs w:val="1"/>
-          <w:rtl w:val="0"/>
-        </w:rPr>
-        <w:t xml:space="preserve">Example:</w:t>
-      </w:r>
-    </w:p>
-    <w:p>
-      <w:pPr>
-        <w:spacing w:after="240" w:before="240" w:lineRule="auto"/>
-        <w:rPr>
-          <w:b w:val="1"/>
-          <w:bCs w:val="1"/>
-        </w:rPr>
-      </w:pPr>
-      <w:r>
-        <w:rPr>
-          <w:b w:val="1"/>
-          <w:bCs w:val="1"/>
-          <w:rtl w:val="0"/>
-        </w:rPr>
-        <w:t xml:space="preserve">Weak:</w:t>
-      </w:r>
-    </w:p>
-    <w:p>
-      <w:pPr>
-        <w:spacing w:after="240" w:before="240" w:lineRule="auto"/>
-        <w:rPr>
-          <w:b w:val="1"/>
-          <w:bCs w:val="1"/>
-        </w:rPr>
-      </w:pPr>
-      <w:r>
-        <w:rPr>
-          <w:b w:val="1"/>
-          <w:bCs w:val="1"/>
-          <w:rtl w:val="0"/>
-        </w:rPr>
-        <w:t xml:space="preserve">“People need healthier drinks.”</w:t>
-      </w:r>
-    </w:p>
-    <w:p>
-      <w:pPr>
-        <w:spacing w:after="240" w:before="240" w:lineRule="auto"/>
-        <w:rPr>
-          <w:b w:val="1"/>
-          <w:bCs w:val="1"/>
-        </w:rPr>
-      </w:pPr>
-      <w:r>
-        <w:rPr>
-          <w:b w:val="1"/>
-          <w:bCs w:val="1"/>
-          <w:rtl w:val="0"/>
-        </w:rPr>
-        <w:t xml:space="preserve">Strong:</w:t>
-      </w:r>
-    </w:p>
-    <w:p>
-      <w:pPr>
-        <w:spacing w:after="240" w:before="240" w:lineRule="auto"/>
-        <w:rPr>
-          <w:b w:val="1"/>
-          <w:bCs w:val="1"/>
-        </w:rPr>
-      </w:pPr>
-      <w:r>
-        <w:rPr>
-          <w:b w:val="1"/>
-          <w:bCs w:val="1"/>
-          <w:rtl w:val="0"/>
-        </w:rPr>
-        <w:t xml:space="preserve">“Busy professionals want convenient nutritious drinks because they struggle to find quick options that support their health goals during working hours.”</w:t>
-      </w:r>
-    </w:p>
-    <w:p>
-      <w:pPr>
-        <w:spacing w:after="240" w:before="240" w:lineRule="auto"/>
-        <w:rPr>
-          <w:b w:val="1"/>
-          <w:bCs w:val="1"/>
-        </w:rPr>
-      </w:pPr>
-      <w:r>
-        <w:pict>
-          <v:rect style="width:0.0pt;height:1.5pt" o:hr="t" o:hrstd="t" o:hralign="center" fillcolor="#A0A0A0" stroked="f"/>
-        </w:pict>
-      </w:r>
-      <w:r>
-        <w:rPr>
-          <w:rtl w:val="0"/>
-        </w:rPr>
-      </w:r>
-    </w:p>
-    <w:p>
-      <w:pPr>
-        <w:pStyle w:val="Heading2"/>
-        <w:keepNext w:val="0"/>
-        <w:keepLines w:val="0"/>
-        <w:spacing w:after="80" w:lineRule="auto"/>
-        <w:rPr>
-          <w:b w:val="1"/>
-          <w:bCs w:val="1"/>
-          <w:sz w:val="34"/>
-          <w:szCs w:val="34"/>
-        </w:rPr>
-      </w:pPr>
-      <w:bookmarkStart w:colFirst="0" w:colLast="0" w:name="_s3cep611rnmf" w:id="61"/>
-      <w:bookmarkEnd w:id="61"/>
-      <w:r>
-        <w:rPr>
-          <w:b w:val="1"/>
-          <w:bCs w:val="1"/>
-          <w:sz w:val="34"/>
-          <w:szCs w:val="34"/>
-          <w:rtl w:val="0"/>
-        </w:rPr>
-        <w:t xml:space="preserve">Intelligence Questions:</w:t>
-      </w:r>
-    </w:p>
-    <w:p>
-      <w:pPr>
-        <w:numPr>
-          <w:ilvl w:val="0"/>
-          <w:numId w:val="18"/>
-        </w:numPr>
-        <w:spacing w:after="0" w:afterAutospacing="0" w:before="240" w:lineRule="auto"/>
-        <w:ind w:left="720" w:hanging="360"/>
-        <w:rPr>
-          <w:b w:val="1"/>
-          <w:bCs w:val="1"/>
-        </w:rPr>
-      </w:pPr>
-      <w:r>
-        <w:rPr>
-          <w:b w:val="1"/>
-          <w:bCs w:val="1"/>
-          <w:rtl w:val="0"/>
-        </w:rPr>
-        <w:t xml:space="preserve">Is this a real problem?</w:t>
-      </w:r>
-    </w:p>
-    <w:p>
-      <w:pPr>
-        <w:numPr>
-          <w:ilvl w:val="0"/>
-          <w:numId w:val="18"/>
-        </w:numPr>
-        <w:spacing w:after="0" w:afterAutospacing="0" w:before="0" w:beforeAutospacing="0" w:lineRule="auto"/>
-        <w:ind w:left="720" w:hanging="360"/>
-        <w:rPr>
-          <w:b w:val="1"/>
-          <w:bCs w:val="1"/>
-        </w:rPr>
-      </w:pPr>
-      <w:r>
-        <w:rPr>
-          <w:b w:val="1"/>
-          <w:bCs w:val="1"/>
-          <w:rtl w:val="0"/>
-        </w:rPr>
-        <w:t xml:space="preserve">Is it painful enough for people to seek a solution?</w:t>
-      </w:r>
-    </w:p>
-    <w:p>
-      <w:pPr>
-        <w:numPr>
-          <w:ilvl w:val="0"/>
-          <w:numId w:val="18"/>
-        </w:numPr>
-        <w:spacing w:after="240" w:before="0" w:beforeAutospacing="0" w:lineRule="auto"/>
-        <w:ind w:left="720" w:hanging="360"/>
-        <w:rPr>
-          <w:b w:val="1"/>
-          <w:bCs w:val="1"/>
-        </w:rPr>
-      </w:pPr>
-      <w:r>
-        <w:rPr>
-          <w:b w:val="1"/>
-          <w:bCs w:val="1"/>
-          <w:rtl w:val="0"/>
-        </w:rPr>
-        <w:t xml:space="preserve">Who experiences it most?</w:t>
-      </w:r>
-    </w:p>
-    <w:p>
-      <w:pPr>
-        <w:spacing w:after="240" w:before="240" w:lineRule="auto"/>
-        <w:rPr>
-          <w:b w:val="1"/>
-          <w:bCs w:val="1"/>
-        </w:rPr>
-      </w:pPr>
-      <w:r>
-        <w:pict>
-          <v:rect style="width:0.0pt;height:1.5pt" o:hr="t" o:hrstd="t" o:hralign="center" fillcolor="#A0A0A0" stroked="f"/>
-        </w:pict>
-      </w:r>
-      <w:r>
-        <w:rPr>
-          <w:rtl w:val="0"/>
-        </w:rPr>
-      </w:r>
-    </w:p>
-    <w:p>
-      <w:pPr>
-        <w:pStyle w:val="Heading1"/>
-        <w:keepNext w:val="0"/>
-        <w:keepLines w:val="0"/>
-        <w:spacing w:before="480" w:lineRule="auto"/>
-        <w:rPr>
-          <w:b w:val="1"/>
-          <w:bCs w:val="1"/>
-          <w:sz w:val="46"/>
-          <w:szCs w:val="46"/>
-        </w:rPr>
-      </w:pPr>
-      <w:bookmarkStart w:colFirst="0" w:colLast="0" w:name="_66vs6deaay0d" w:id="62"/>
-      <w:bookmarkEnd w:id="62"/>
-      <w:r>
-        <w:rPr>
-          <w:b w:val="1"/>
-          <w:bCs w:val="1"/>
-          <w:sz w:val="46"/>
-          <w:szCs w:val="46"/>
-          <w:rtl w:val="0"/>
-        </w:rPr>
-        <w:t xml:space="preserve">3. Ideate</w:t>
-      </w:r>
-    </w:p>
-    <w:p>
-      <w:pPr>
-        <w:pStyle w:val="Heading2"/>
-        <w:keepNext w:val="0"/>
-        <w:keepLines w:val="0"/>
-        <w:spacing w:after="80" w:lineRule="auto"/>
-        <w:rPr>
-          <w:b w:val="1"/>
-          <w:bCs w:val="1"/>
-          <w:sz w:val="34"/>
-          <w:szCs w:val="34"/>
-        </w:rPr>
-      </w:pPr>
-      <w:bookmarkStart w:colFirst="0" w:colLast="0" w:name="_h2m2zzuc8q99" w:id="63"/>
-      <w:bookmarkEnd w:id="63"/>
-      <w:r>
-        <w:rPr>
-          <w:b w:val="1"/>
-          <w:bCs w:val="1"/>
-          <w:sz w:val="34"/>
-          <w:szCs w:val="34"/>
-          <w:rtl w:val="0"/>
-        </w:rPr>
-        <w:t xml:space="preserve">Goal:</w:t>
-      </w:r>
-    </w:p>
-    <w:p>
-      <w:pPr>
-        <w:spacing w:after="240" w:before="240" w:lineRule="auto"/>
-        <w:rPr>
-          <w:b w:val="1"/>
-          <w:bCs w:val="1"/>
-        </w:rPr>
-      </w:pPr>
-      <w:r>
-        <w:rPr>
-          <w:b w:val="1"/>
-          <w:bCs w:val="1"/>
-          <w:rtl w:val="0"/>
-        </w:rPr>
-        <w:t xml:space="preserve">Generate possible solutions.</w:t>
-      </w:r>
-    </w:p>
-    <w:p>
-      <w:pPr>
-        <w:spacing w:after="240" w:before="240" w:lineRule="auto"/>
-        <w:rPr>
-          <w:b w:val="1"/>
-          <w:bCs w:val="1"/>
-        </w:rPr>
-      </w:pPr>
-      <w:r>
-        <w:rPr>
-          <w:b w:val="1"/>
-          <w:bCs w:val="1"/>
-          <w:rtl w:val="0"/>
-        </w:rPr>
-        <w:t xml:space="preserve">At this stage:</w:t>
-      </w:r>
-    </w:p>
-    <w:p>
-      <w:pPr>
-        <w:numPr>
-          <w:ilvl w:val="0"/>
-          <w:numId w:val="54"/>
-        </w:numPr>
-        <w:spacing w:after="0" w:afterAutospacing="0" w:before="240" w:lineRule="auto"/>
-        <w:ind w:left="720" w:hanging="360"/>
-        <w:rPr>
-          <w:b w:val="1"/>
-          <w:bCs w:val="1"/>
-        </w:rPr>
-      </w:pPr>
-      <w:r>
-        <w:rPr>
-          <w:b w:val="1"/>
-          <w:bCs w:val="1"/>
-          <w:rtl w:val="0"/>
-        </w:rPr>
-        <w:t xml:space="preserve">Quantity comes before quality.</w:t>
-      </w:r>
-    </w:p>
-    <w:p>
-      <w:pPr>
-        <w:numPr>
-          <w:ilvl w:val="0"/>
-          <w:numId w:val="54"/>
-        </w:numPr>
-        <w:spacing w:after="0" w:afterAutospacing="0" w:before="0" w:beforeAutospacing="0" w:lineRule="auto"/>
-        <w:ind w:left="720" w:hanging="360"/>
-        <w:rPr>
-          <w:b w:val="1"/>
-          <w:bCs w:val="1"/>
-        </w:rPr>
-      </w:pPr>
-      <w:r>
-        <w:rPr>
-          <w:b w:val="1"/>
-          <w:bCs w:val="1"/>
-          <w:rtl w:val="0"/>
-        </w:rPr>
-        <w:t xml:space="preserve">Explore many possibilities.</w:t>
-      </w:r>
-    </w:p>
-    <w:p>
-      <w:pPr>
-        <w:numPr>
-          <w:ilvl w:val="0"/>
-          <w:numId w:val="54"/>
-        </w:numPr>
-        <w:spacing w:after="0" w:afterAutospacing="0" w:before="0" w:beforeAutospacing="0" w:lineRule="auto"/>
-        <w:ind w:left="720" w:hanging="360"/>
-        <w:rPr>
-          <w:b w:val="1"/>
-          <w:bCs w:val="1"/>
-        </w:rPr>
-      </w:pPr>
-      <w:r>
-        <w:rPr>
-          <w:b w:val="1"/>
-          <w:bCs w:val="1"/>
-          <w:rtl w:val="0"/>
-        </w:rPr>
-        <w:t xml:space="preserve">Challenge assumptions.</w:t>
-      </w:r>
-    </w:p>
-    <w:p>
-      <w:pPr>
-        <w:numPr>
-          <w:ilvl w:val="0"/>
-          <w:numId w:val="54"/>
-        </w:numPr>
-        <w:spacing w:after="240" w:before="0" w:beforeAutospacing="0" w:lineRule="auto"/>
-        <w:ind w:left="720" w:hanging="360"/>
-        <w:rPr>
-          <w:b w:val="1"/>
-          <w:bCs w:val="1"/>
-        </w:rPr>
-      </w:pPr>
-      <w:r>
-        <w:rPr>
-          <w:b w:val="1"/>
-          <w:bCs w:val="1"/>
-          <w:rtl w:val="0"/>
-        </w:rPr>
-        <w:t xml:space="preserve">Combine different ideas.</w:t>
-      </w:r>
-    </w:p>
-    <w:p>
-      <w:pPr>
-        <w:spacing w:after="240" w:before="240" w:lineRule="auto"/>
-        <w:rPr>
-          <w:b w:val="1"/>
-          <w:bCs w:val="1"/>
-        </w:rPr>
-      </w:pPr>
-      <w:r>
-        <w:rPr>
-          <w:b w:val="1"/>
-          <w:bCs w:val="1"/>
-          <w:rtl w:val="0"/>
-        </w:rPr>
-        <w:t xml:space="preserve">Methods:</w:t>
-      </w:r>
-    </w:p>
-    <w:p>
-      <w:pPr>
-        <w:numPr>
-          <w:ilvl w:val="0"/>
-          <w:numId w:val="28"/>
-        </w:numPr>
-        <w:spacing w:after="0" w:afterAutospacing="0" w:before="240" w:lineRule="auto"/>
-        <w:ind w:left="720" w:hanging="360"/>
-        <w:rPr>
-          <w:b w:val="1"/>
-          <w:bCs w:val="1"/>
-        </w:rPr>
-      </w:pPr>
-      <w:r>
-        <w:rPr>
-          <w:b w:val="1"/>
-          <w:bCs w:val="1"/>
-          <w:rtl w:val="0"/>
-        </w:rPr>
-        <w:t xml:space="preserve">Brainstorming</w:t>
-      </w:r>
-    </w:p>
-    <w:p>
-      <w:pPr>
-        <w:numPr>
-          <w:ilvl w:val="0"/>
-          <w:numId w:val="28"/>
-        </w:numPr>
-        <w:spacing w:after="0" w:afterAutospacing="0" w:before="0" w:beforeAutospacing="0" w:lineRule="auto"/>
-        <w:ind w:left="720" w:hanging="360"/>
-        <w:rPr>
-          <w:b w:val="1"/>
-          <w:bCs w:val="1"/>
-        </w:rPr>
-      </w:pPr>
-      <w:r>
-        <w:rPr>
-          <w:b w:val="1"/>
-          <w:bCs w:val="1"/>
-          <w:rtl w:val="0"/>
-        </w:rPr>
-        <w:t xml:space="preserve">Mind mapping</w:t>
-      </w:r>
-    </w:p>
-    <w:p>
-      <w:pPr>
-        <w:numPr>
-          <w:ilvl w:val="0"/>
-          <w:numId w:val="28"/>
-        </w:numPr>
-        <w:spacing w:after="0" w:afterAutospacing="0" w:before="0" w:beforeAutospacing="0" w:lineRule="auto"/>
-        <w:ind w:left="720" w:hanging="360"/>
-        <w:rPr>
-          <w:b w:val="1"/>
-          <w:bCs w:val="1"/>
-        </w:rPr>
-      </w:pPr>
-      <w:r>
-        <w:rPr>
-          <w:b w:val="1"/>
-          <w:bCs w:val="1"/>
-          <w:rtl w:val="0"/>
-        </w:rPr>
-        <w:t xml:space="preserve">Customer feedback</w:t>
-      </w:r>
-    </w:p>
-    <w:p>
-      <w:pPr>
-        <w:numPr>
-          <w:ilvl w:val="0"/>
-          <w:numId w:val="28"/>
-        </w:numPr>
-        <w:spacing w:after="0" w:afterAutospacing="0" w:before="0" w:beforeAutospacing="0" w:lineRule="auto"/>
-        <w:ind w:left="720" w:hanging="360"/>
-        <w:rPr>
-          <w:b w:val="1"/>
-          <w:bCs w:val="1"/>
-        </w:rPr>
-      </w:pPr>
-      <w:r>
-        <w:rPr>
-          <w:b w:val="1"/>
-          <w:bCs w:val="1"/>
-          <w:rtl w:val="0"/>
-        </w:rPr>
-        <w:t xml:space="preserve">Competitor analysis</w:t>
-      </w:r>
-    </w:p>
-    <w:p>
-      <w:pPr>
-        <w:numPr>
-          <w:ilvl w:val="0"/>
-          <w:numId w:val="28"/>
-        </w:numPr>
-        <w:spacing w:after="240" w:before="0" w:beforeAutospacing="0" w:lineRule="auto"/>
-        <w:ind w:left="720" w:hanging="360"/>
-        <w:rPr>
-          <w:b w:val="1"/>
-          <w:bCs w:val="1"/>
-        </w:rPr>
-      </w:pPr>
-      <w:r>
-        <w:rPr>
-          <w:b w:val="1"/>
-          <w:bCs w:val="1"/>
-          <w:rtl w:val="0"/>
-        </w:rPr>
-        <w:t xml:space="preserve">Trend research</w:t>
-      </w:r>
-    </w:p>
-    <w:p>
-      <w:pPr>
-        <w:spacing w:after="240" w:before="240" w:lineRule="auto"/>
-        <w:rPr>
-          <w:b w:val="1"/>
-          <w:bCs w:val="1"/>
-        </w:rPr>
-      </w:pPr>
-      <w:r>
-        <w:pict>
-          <v:rect style="width:0.0pt;height:1.5pt" o:hr="t" o:hrstd="t" o:hralign="center" fillcolor="#A0A0A0" stroked="f"/>
-        </w:pict>
-      </w:r>
-      <w:r>
-        <w:rPr>
-          <w:rtl w:val="0"/>
-        </w:rPr>
-      </w:r>
-    </w:p>
-    <w:p>
-      <w:pPr>
-        <w:pStyle w:val="Heading2"/>
-        <w:keepNext w:val="0"/>
-        <w:keepLines w:val="0"/>
-        <w:spacing w:after="80" w:lineRule="auto"/>
-        <w:rPr>
-          <w:b w:val="1"/>
-          <w:bCs w:val="1"/>
-          <w:sz w:val="34"/>
-          <w:szCs w:val="34"/>
-        </w:rPr>
-      </w:pPr>
-      <w:bookmarkStart w:colFirst="0" w:colLast="0" w:name="_m16z0h3vp4gi" w:id="64"/>
-      <w:bookmarkEnd w:id="64"/>
-      <w:r>
-        <w:rPr>
-          <w:b w:val="1"/>
-          <w:bCs w:val="1"/>
-          <w:sz w:val="34"/>
-          <w:szCs w:val="34"/>
-          <w:rtl w:val="0"/>
-        </w:rPr>
-        <w:t xml:space="preserve">Intelligence Questions:</w:t>
-      </w:r>
-    </w:p>
-    <w:p>
-      <w:pPr>
-        <w:numPr>
-          <w:ilvl w:val="0"/>
-          <w:numId w:val="39"/>
-        </w:numPr>
-        <w:spacing w:after="0" w:afterAutospacing="0" w:before="240" w:lineRule="auto"/>
-        <w:ind w:left="720" w:hanging="360"/>
-        <w:rPr>
-          <w:b w:val="1"/>
-          <w:bCs w:val="1"/>
-        </w:rPr>
-      </w:pPr>
-      <w:r>
-        <w:rPr>
-          <w:b w:val="1"/>
-          <w:bCs w:val="1"/>
-          <w:rtl w:val="0"/>
-        </w:rPr>
-        <w:t xml:space="preserve">What different solutions could solve this?</w:t>
-      </w:r>
-    </w:p>
-    <w:p>
-      <w:pPr>
-        <w:numPr>
-          <w:ilvl w:val="0"/>
-          <w:numId w:val="39"/>
-        </w:numPr>
-        <w:spacing w:after="0" w:afterAutospacing="0" w:before="0" w:beforeAutospacing="0" w:lineRule="auto"/>
-        <w:ind w:left="720" w:hanging="360"/>
-        <w:rPr>
-          <w:b w:val="1"/>
-          <w:bCs w:val="1"/>
-        </w:rPr>
-      </w:pPr>
-      <w:r>
-        <w:rPr>
-          <w:b w:val="1"/>
-          <w:bCs w:val="1"/>
-          <w:rtl w:val="0"/>
-        </w:rPr>
-        <w:t xml:space="preserve">How can technology improve it?</w:t>
-      </w:r>
-    </w:p>
-    <w:p>
-      <w:pPr>
-        <w:numPr>
-          <w:ilvl w:val="0"/>
-          <w:numId w:val="39"/>
-        </w:numPr>
-        <w:spacing w:after="0" w:afterAutospacing="0" w:before="0" w:beforeAutospacing="0" w:lineRule="auto"/>
-        <w:ind w:left="720" w:hanging="360"/>
-        <w:rPr>
-          <w:b w:val="1"/>
-          <w:bCs w:val="1"/>
-        </w:rPr>
-      </w:pPr>
-      <w:r>
-        <w:rPr>
-          <w:b w:val="1"/>
-          <w:bCs w:val="1"/>
-          <w:rtl w:val="0"/>
-        </w:rPr>
-        <w:t xml:space="preserve">How can we make it simpler?</w:t>
-      </w:r>
-    </w:p>
-    <w:p>
-      <w:pPr>
-        <w:numPr>
-          <w:ilvl w:val="0"/>
-          <w:numId w:val="39"/>
-        </w:numPr>
-        <w:spacing w:after="240" w:before="0" w:beforeAutospacing="0" w:lineRule="auto"/>
-        <w:ind w:left="720" w:hanging="360"/>
-        <w:rPr>
-          <w:b w:val="1"/>
-          <w:bCs w:val="1"/>
-        </w:rPr>
-      </w:pPr>
-      <w:r>
-        <w:rPr>
-          <w:b w:val="1"/>
-          <w:bCs w:val="1"/>
-          <w:rtl w:val="0"/>
-        </w:rPr>
-        <w:t xml:space="preserve">How can we create a better customer experience?</w:t>
-      </w:r>
-    </w:p>
-    <w:p>
-      <w:pPr>
-        <w:pStyle w:val="Heading1"/>
-        <w:keepNext w:val="0"/>
-        <w:keepLines w:val="0"/>
-        <w:spacing w:before="480" w:lineRule="auto"/>
-        <w:rPr>
-          <w:b w:val="1"/>
-          <w:bCs w:val="1"/>
-          <w:sz w:val="46"/>
-          <w:szCs w:val="46"/>
-        </w:rPr>
-      </w:pPr>
-      <w:bookmarkStart w:colFirst="0" w:colLast="0" w:name="_g3s4482s4ml5" w:id="65"/>
-      <w:bookmarkEnd w:id="65"/>
-      <w:r>
-        <w:rPr>
-          <w:b w:val="1"/>
-          <w:bCs w:val="1"/>
-          <w:sz w:val="46"/>
-          <w:szCs w:val="46"/>
-          <w:rtl w:val="0"/>
-        </w:rPr>
-        <w:t xml:space="preserve">4. Prototype</w:t>
-      </w:r>
-    </w:p>
-    <w:p>
-      <w:pPr>
-        <w:pStyle w:val="Heading2"/>
-        <w:keepNext w:val="0"/>
-        <w:keepLines w:val="0"/>
-        <w:spacing w:after="80" w:lineRule="auto"/>
-        <w:rPr>
-          <w:b w:val="1"/>
-          <w:bCs w:val="1"/>
-          <w:sz w:val="34"/>
-          <w:szCs w:val="34"/>
-        </w:rPr>
-      </w:pPr>
-      <w:bookmarkStart w:colFirst="0" w:colLast="0" w:name="_h75yyvbywbft" w:id="66"/>
-      <w:bookmarkEnd w:id="66"/>
-      <w:r>
-        <w:rPr>
-          <w:b w:val="1"/>
-          <w:bCs w:val="1"/>
-          <w:sz w:val="34"/>
-          <w:szCs w:val="34"/>
-          <w:rtl w:val="0"/>
-        </w:rPr>
-        <w:t xml:space="preserve">Goal:</w:t>
-      </w:r>
-    </w:p>
-    <w:p>
-      <w:pPr>
-        <w:spacing w:after="240" w:before="240" w:lineRule="auto"/>
-        <w:rPr>
-          <w:b w:val="1"/>
-          <w:bCs w:val="1"/>
-        </w:rPr>
-      </w:pPr>
-      <w:r>
-        <w:rPr>
-          <w:b w:val="1"/>
-          <w:bCs w:val="1"/>
-          <w:rtl w:val="0"/>
-        </w:rPr>
-        <w:t xml:space="preserve">Create a simple version of the solution to learn from customers.</w:t>
-      </w:r>
-    </w:p>
-    <w:p>
-      <w:pPr>
-        <w:spacing w:after="240" w:before="240" w:lineRule="auto"/>
-        <w:rPr>
-          <w:b w:val="1"/>
-          <w:bCs w:val="1"/>
-        </w:rPr>
-      </w:pPr>
-      <w:r>
-        <w:rPr>
-          <w:b w:val="1"/>
-          <w:bCs w:val="1"/>
-          <w:rtl w:val="0"/>
-        </w:rPr>
-        <w:t xml:space="preserve">A prototype allows entrepreneurs to explore ideas before committing large amounts of money.</w:t>
-      </w:r>
-    </w:p>
-    <w:p>
-      <w:pPr>
-        <w:spacing w:after="240" w:before="240" w:lineRule="auto"/>
-        <w:rPr>
-          <w:b w:val="1"/>
-          <w:bCs w:val="1"/>
-        </w:rPr>
-      </w:pPr>
-      <w:r>
-        <w:rPr>
-          <w:b w:val="1"/>
-          <w:bCs w:val="1"/>
-          <w:rtl w:val="0"/>
-        </w:rPr>
-        <w:t xml:space="preserve">A prototype can be:</w:t>
-      </w:r>
-    </w:p>
-    <w:p>
-      <w:pPr>
-        <w:numPr>
-          <w:ilvl w:val="0"/>
-          <w:numId w:val="17"/>
-        </w:numPr>
-        <w:spacing w:after="0" w:afterAutospacing="0" w:before="240" w:lineRule="auto"/>
-        <w:ind w:left="720" w:hanging="360"/>
-        <w:rPr>
-          <w:b w:val="1"/>
-          <w:bCs w:val="1"/>
-        </w:rPr>
-      </w:pPr>
-      <w:r>
-        <w:rPr>
-          <w:b w:val="1"/>
-          <w:bCs w:val="1"/>
-          <w:rtl w:val="0"/>
-        </w:rPr>
-        <w:t xml:space="preserve">A sketch</w:t>
-      </w:r>
-    </w:p>
-    <w:p>
-      <w:pPr>
-        <w:numPr>
-          <w:ilvl w:val="0"/>
-          <w:numId w:val="17"/>
-        </w:numPr>
-        <w:spacing w:after="0" w:afterAutospacing="0" w:before="0" w:beforeAutospacing="0" w:lineRule="auto"/>
-        <w:ind w:left="720" w:hanging="360"/>
-        <w:rPr>
-          <w:b w:val="1"/>
-          <w:bCs w:val="1"/>
-        </w:rPr>
-      </w:pPr>
-      <w:r>
-        <w:rPr>
-          <w:b w:val="1"/>
-          <w:bCs w:val="1"/>
-          <w:rtl w:val="0"/>
-        </w:rPr>
-        <w:t xml:space="preserve">A sample product</w:t>
-      </w:r>
-    </w:p>
-    <w:p>
-      <w:pPr>
-        <w:numPr>
-          <w:ilvl w:val="0"/>
-          <w:numId w:val="17"/>
-        </w:numPr>
-        <w:spacing w:after="0" w:afterAutospacing="0" w:before="0" w:beforeAutospacing="0" w:lineRule="auto"/>
-        <w:ind w:left="720" w:hanging="360"/>
-        <w:rPr>
-          <w:b w:val="1"/>
-          <w:bCs w:val="1"/>
-        </w:rPr>
-      </w:pPr>
-      <w:r>
-        <w:rPr>
-          <w:b w:val="1"/>
-          <w:bCs w:val="1"/>
-          <w:rtl w:val="0"/>
-        </w:rPr>
-        <w:t xml:space="preserve">A demo</w:t>
-      </w:r>
-    </w:p>
-    <w:p>
-      <w:pPr>
-        <w:numPr>
-          <w:ilvl w:val="0"/>
-          <w:numId w:val="17"/>
-        </w:numPr>
-        <w:spacing w:after="0" w:afterAutospacing="0" w:before="0" w:beforeAutospacing="0" w:lineRule="auto"/>
-        <w:ind w:left="720" w:hanging="360"/>
-        <w:rPr>
-          <w:b w:val="1"/>
-          <w:bCs w:val="1"/>
-        </w:rPr>
-      </w:pPr>
-      <w:r>
-        <w:rPr>
-          <w:b w:val="1"/>
-          <w:bCs w:val="1"/>
-          <w:rtl w:val="0"/>
-        </w:rPr>
-        <w:t xml:space="preserve">A mock-up</w:t>
-      </w:r>
-    </w:p>
-    <w:p>
-      <w:pPr>
-        <w:numPr>
-          <w:ilvl w:val="0"/>
-          <w:numId w:val="17"/>
-        </w:numPr>
-        <w:spacing w:after="0" w:afterAutospacing="0" w:before="0" w:beforeAutospacing="0" w:lineRule="auto"/>
-        <w:ind w:left="720" w:hanging="360"/>
-        <w:rPr>
-          <w:b w:val="1"/>
-          <w:bCs w:val="1"/>
-        </w:rPr>
-      </w:pPr>
-      <w:r>
-        <w:rPr>
-          <w:b w:val="1"/>
-          <w:bCs w:val="1"/>
-          <w:rtl w:val="0"/>
-        </w:rPr>
-        <w:t xml:space="preserve">A landing page</w:t>
-      </w:r>
-    </w:p>
-    <w:p>
-      <w:pPr>
-        <w:numPr>
-          <w:ilvl w:val="0"/>
-          <w:numId w:val="17"/>
-        </w:numPr>
-        <w:spacing w:after="0" w:afterAutospacing="0" w:before="0" w:beforeAutospacing="0" w:lineRule="auto"/>
-        <w:ind w:left="720" w:hanging="360"/>
-        <w:rPr>
-          <w:b w:val="1"/>
-          <w:bCs w:val="1"/>
-        </w:rPr>
-      </w:pPr>
-      <w:r>
-        <w:rPr>
-          <w:b w:val="1"/>
-          <w:bCs w:val="1"/>
-          <w:rtl w:val="0"/>
-        </w:rPr>
-        <w:t xml:space="preserve">A trial service</w:t>
-      </w:r>
-    </w:p>
-    <w:p>
-      <w:pPr>
-        <w:numPr>
-          <w:ilvl w:val="0"/>
-          <w:numId w:val="17"/>
-        </w:numPr>
-        <w:spacing w:after="240" w:before="0" w:beforeAutospacing="0" w:lineRule="auto"/>
-        <w:ind w:left="720" w:hanging="360"/>
-        <w:rPr>
-          <w:b w:val="1"/>
-          <w:bCs w:val="1"/>
-        </w:rPr>
-      </w:pPr>
-      <w:r>
-        <w:rPr>
-          <w:b w:val="1"/>
-          <w:bCs w:val="1"/>
-          <w:rtl w:val="0"/>
-        </w:rPr>
-        <w:t xml:space="preserve">A simple first version</w:t>
-      </w:r>
-    </w:p>
-    <w:p>
-      <w:pPr>
-        <w:spacing w:after="240" w:before="240" w:lineRule="auto"/>
-        <w:rPr>
-          <w:b w:val="1"/>
-          <w:bCs w:val="1"/>
-        </w:rPr>
-      </w:pPr>
-      <w:r>
-        <w:rPr>
-          <w:b w:val="1"/>
-          <w:bCs w:val="1"/>
-          <w:rtl w:val="0"/>
-        </w:rPr>
-        <w:t xml:space="preserve">The purpose of a prototype is not perfection.</w:t>
-      </w:r>
-    </w:p>
-    <w:p>
-      <w:pPr>
-        <w:spacing w:after="240" w:before="240" w:lineRule="auto"/>
-        <w:rPr>
-          <w:b w:val="1"/>
-          <w:bCs w:val="1"/>
-        </w:rPr>
-      </w:pPr>
-      <w:r>
-        <w:rPr>
-          <w:b w:val="1"/>
-          <w:bCs w:val="1"/>
-          <w:rtl w:val="0"/>
-        </w:rPr>
-        <w:t xml:space="preserve">The purpose is learning.</w:t>
-      </w:r>
-    </w:p>
-    <w:p>
-      <w:pPr>
-        <w:spacing w:after="240" w:before="240" w:lineRule="auto"/>
-        <w:rPr>
-          <w:b w:val="1"/>
-          <w:bCs w:val="1"/>
-        </w:rPr>
-      </w:pPr>
-      <w:r>
-        <w:pict>
-          <v:rect style="width:0.0pt;height:1.5pt" o:hr="t" o:hrstd="t" o:hralign="center" fillcolor="#A0A0A0" stroked="f"/>
-        </w:pict>
-      </w:r>
-      <w:r>
-        <w:rPr>
-          <w:rtl w:val="0"/>
-        </w:rPr>
-      </w:r>
-    </w:p>
-    <w:p>
-      <w:pPr>
-        <w:pStyle w:val="Heading2"/>
-        <w:keepNext w:val="0"/>
-        <w:keepLines w:val="0"/>
-        <w:spacing w:after="80" w:lineRule="auto"/>
-        <w:rPr>
-          <w:b w:val="1"/>
-          <w:bCs w:val="1"/>
-          <w:sz w:val="34"/>
-          <w:szCs w:val="34"/>
-        </w:rPr>
-      </w:pPr>
-      <w:bookmarkStart w:colFirst="0" w:colLast="0" w:name="_167qxmaooajr" w:id="67"/>
-      <w:bookmarkEnd w:id="67"/>
-      <w:r>
-        <w:rPr>
-          <w:b w:val="1"/>
-          <w:bCs w:val="1"/>
-          <w:sz w:val="34"/>
-          <w:szCs w:val="34"/>
-          <w:rtl w:val="0"/>
-        </w:rPr>
-        <w:t xml:space="preserve">Intelligence Questions:</w:t>
-      </w:r>
-    </w:p>
-    <w:p>
-      <w:pPr>
-        <w:numPr>
-          <w:ilvl w:val="0"/>
-          <w:numId w:val="6"/>
-        </w:numPr>
-        <w:spacing w:after="0" w:afterAutospacing="0" w:before="240" w:lineRule="auto"/>
-        <w:ind w:left="720" w:hanging="360"/>
-        <w:rPr>
-          <w:b w:val="1"/>
-          <w:bCs w:val="1"/>
-        </w:rPr>
-      </w:pPr>
-      <w:r>
-        <w:rPr>
-          <w:b w:val="1"/>
-          <w:bCs w:val="1"/>
-          <w:rtl w:val="0"/>
-        </w:rPr>
-        <w:t xml:space="preserve">What is the fastest way to demonstrate this idea?</w:t>
-      </w:r>
-    </w:p>
-    <w:p>
-      <w:pPr>
-        <w:numPr>
-          <w:ilvl w:val="0"/>
-          <w:numId w:val="6"/>
-        </w:numPr>
-        <w:spacing w:after="0" w:afterAutospacing="0" w:before="0" w:beforeAutospacing="0" w:lineRule="auto"/>
-        <w:ind w:left="720" w:hanging="360"/>
-        <w:rPr>
-          <w:b w:val="1"/>
-          <w:bCs w:val="1"/>
-        </w:rPr>
-      </w:pPr>
-      <w:r>
-        <w:rPr>
-          <w:b w:val="1"/>
-          <w:bCs w:val="1"/>
-          <w:rtl w:val="0"/>
-        </w:rPr>
-        <w:t xml:space="preserve">What is the cheapest version we can create?</w:t>
-      </w:r>
-    </w:p>
-    <w:p>
-      <w:pPr>
-        <w:numPr>
-          <w:ilvl w:val="0"/>
-          <w:numId w:val="6"/>
-        </w:numPr>
-        <w:spacing w:after="0" w:afterAutospacing="0" w:before="0" w:beforeAutospacing="0" w:lineRule="auto"/>
-        <w:ind w:left="720" w:hanging="360"/>
-        <w:rPr>
-          <w:b w:val="1"/>
-          <w:bCs w:val="1"/>
-        </w:rPr>
-      </w:pPr>
-      <w:r>
-        <w:rPr>
-          <w:b w:val="1"/>
-          <w:bCs w:val="1"/>
-          <w:rtl w:val="0"/>
-        </w:rPr>
-        <w:t xml:space="preserve">What can customers interact with?</w:t>
-      </w:r>
-    </w:p>
-    <w:p>
-      <w:pPr>
-        <w:numPr>
-          <w:ilvl w:val="0"/>
-          <w:numId w:val="6"/>
-        </w:numPr>
-        <w:spacing w:after="240" w:before="0" w:beforeAutospacing="0" w:lineRule="auto"/>
-        <w:ind w:left="720" w:hanging="360"/>
-        <w:rPr>
-          <w:b w:val="1"/>
-          <w:bCs w:val="1"/>
-        </w:rPr>
-      </w:pPr>
-      <w:r>
-        <w:rPr>
-          <w:b w:val="1"/>
-          <w:bCs w:val="1"/>
-          <w:rtl w:val="0"/>
-        </w:rPr>
-        <w:t xml:space="preserve">What feedback do we need?</w:t>
-      </w:r>
-    </w:p>
-    <w:p>
-      <w:pPr>
-        <w:spacing w:after="240" w:before="240" w:lineRule="auto"/>
-        <w:rPr>
-          <w:b w:val="1"/>
-          <w:bCs w:val="1"/>
-        </w:rPr>
-      </w:pPr>
-      <w:r>
-        <w:pict>
-          <v:rect style="width:0.0pt;height:1.5pt" o:hr="t" o:hrstd="t" o:hralign="center" fillcolor="#A0A0A0" stroked="f"/>
-        </w:pict>
-      </w:r>
-      <w:r>
-        <w:rPr>
-          <w:rtl w:val="0"/>
-        </w:rPr>
-      </w:r>
-    </w:p>
-    <w:p>
-      <w:pPr>
-        <w:pStyle w:val="Heading1"/>
-        <w:keepNext w:val="0"/>
-        <w:keepLines w:val="0"/>
-        <w:spacing w:before="480" w:lineRule="auto"/>
-        <w:rPr>
-          <w:b w:val="1"/>
-          <w:bCs w:val="1"/>
-          <w:sz w:val="46"/>
-          <w:szCs w:val="46"/>
-        </w:rPr>
-      </w:pPr>
-      <w:bookmarkStart w:colFirst="0" w:colLast="0" w:name="_dgo4ih8tm0up" w:id="68"/>
-      <w:bookmarkEnd w:id="68"/>
-      <w:r>
-        <w:rPr>
-          <w:b w:val="1"/>
-          <w:bCs w:val="1"/>
-          <w:sz w:val="46"/>
-          <w:szCs w:val="46"/>
-          <w:rtl w:val="0"/>
-        </w:rPr>
-        <w:t xml:space="preserve">5. Test</w:t>
-      </w:r>
-    </w:p>
-    <w:p>
-      <w:pPr>
-        <w:pStyle w:val="Heading2"/>
-        <w:keepNext w:val="0"/>
-        <w:keepLines w:val="0"/>
-        <w:spacing w:after="80" w:lineRule="auto"/>
-        <w:rPr>
-          <w:b w:val="1"/>
-          <w:bCs w:val="1"/>
-          <w:sz w:val="34"/>
-          <w:szCs w:val="34"/>
-        </w:rPr>
-      </w:pPr>
-      <w:bookmarkStart w:colFirst="0" w:colLast="0" w:name="_q06s5ejmn6hq" w:id="69"/>
-      <w:bookmarkEnd w:id="69"/>
-      <w:r>
-        <w:rPr>
-          <w:b w:val="1"/>
-          <w:bCs w:val="1"/>
-          <w:sz w:val="34"/>
-          <w:szCs w:val="34"/>
-          <w:rtl w:val="0"/>
-        </w:rPr>
-        <w:t xml:space="preserve">Goal:</w:t>
-      </w:r>
-    </w:p>
-    <w:p>
-      <w:pPr>
-        <w:spacing w:after="240" w:before="240" w:lineRule="auto"/>
-        <w:rPr>
-          <w:b w:val="1"/>
-          <w:bCs w:val="1"/>
-        </w:rPr>
-      </w:pPr>
-      <w:r>
-        <w:rPr>
-          <w:b w:val="1"/>
-          <w:bCs w:val="1"/>
-          <w:rtl w:val="0"/>
-        </w:rPr>
-        <w:t xml:space="preserve">Put the prototype in front of real customers and collect evidence.</w:t>
-      </w:r>
-    </w:p>
-    <w:p>
-      <w:pPr>
-        <w:spacing w:after="240" w:before="240" w:lineRule="auto"/>
-        <w:rPr>
-          <w:b w:val="1"/>
-          <w:bCs w:val="1"/>
-        </w:rPr>
-      </w:pPr>
-      <w:r>
-        <w:rPr>
-          <w:b w:val="1"/>
-          <w:bCs w:val="1"/>
-          <w:rtl w:val="0"/>
-        </w:rPr>
-        <w:t xml:space="preserve">Testing reveals:</w:t>
-      </w:r>
-    </w:p>
-    <w:p>
-      <w:pPr>
-        <w:numPr>
-          <w:ilvl w:val="0"/>
-          <w:numId w:val="32"/>
-        </w:numPr>
-        <w:spacing w:after="0" w:afterAutospacing="0" w:before="240" w:lineRule="auto"/>
-        <w:ind w:left="720" w:hanging="360"/>
-        <w:rPr>
-          <w:b w:val="1"/>
-          <w:bCs w:val="1"/>
-        </w:rPr>
-      </w:pPr>
-      <w:r>
-        <w:rPr>
-          <w:b w:val="1"/>
-          <w:bCs w:val="1"/>
-          <w:rtl w:val="0"/>
-        </w:rPr>
-        <w:t xml:space="preserve">What customers like</w:t>
-      </w:r>
-    </w:p>
-    <w:p>
-      <w:pPr>
-        <w:numPr>
-          <w:ilvl w:val="0"/>
-          <w:numId w:val="32"/>
-        </w:numPr>
-        <w:spacing w:after="0" w:afterAutospacing="0" w:before="0" w:beforeAutospacing="0" w:lineRule="auto"/>
-        <w:ind w:left="720" w:hanging="360"/>
-        <w:rPr>
-          <w:b w:val="1"/>
-          <w:bCs w:val="1"/>
-        </w:rPr>
-      </w:pPr>
-      <w:r>
-        <w:rPr>
-          <w:b w:val="1"/>
-          <w:bCs w:val="1"/>
-          <w:rtl w:val="0"/>
-        </w:rPr>
-        <w:t xml:space="preserve">What customers dislike</w:t>
-      </w:r>
-    </w:p>
-    <w:p>
-      <w:pPr>
-        <w:numPr>
-          <w:ilvl w:val="0"/>
-          <w:numId w:val="32"/>
-        </w:numPr>
-        <w:spacing w:after="0" w:afterAutospacing="0" w:before="0" w:beforeAutospacing="0" w:lineRule="auto"/>
-        <w:ind w:left="720" w:hanging="360"/>
-        <w:rPr>
-          <w:b w:val="1"/>
-          <w:bCs w:val="1"/>
-        </w:rPr>
-      </w:pPr>
-      <w:r>
-        <w:rPr>
-          <w:b w:val="1"/>
-          <w:bCs w:val="1"/>
-          <w:rtl w:val="0"/>
-        </w:rPr>
-        <w:t xml:space="preserve">What confuses them</w:t>
-      </w:r>
-    </w:p>
-    <w:p>
-      <w:pPr>
-        <w:numPr>
-          <w:ilvl w:val="0"/>
-          <w:numId w:val="32"/>
-        </w:numPr>
-        <w:spacing w:after="0" w:afterAutospacing="0" w:before="0" w:beforeAutospacing="0" w:lineRule="auto"/>
-        <w:ind w:left="720" w:hanging="360"/>
-        <w:rPr>
-          <w:b w:val="1"/>
-          <w:bCs w:val="1"/>
-        </w:rPr>
-      </w:pPr>
-      <w:r>
-        <w:rPr>
-          <w:b w:val="1"/>
-          <w:bCs w:val="1"/>
-          <w:rtl w:val="0"/>
-        </w:rPr>
-        <w:t xml:space="preserve">What they would change</w:t>
-      </w:r>
-    </w:p>
-    <w:p>
-      <w:pPr>
-        <w:numPr>
-          <w:ilvl w:val="0"/>
-          <w:numId w:val="32"/>
-        </w:numPr>
-        <w:spacing w:after="240" w:before="0" w:beforeAutospacing="0" w:lineRule="auto"/>
-        <w:ind w:left="720" w:hanging="360"/>
-        <w:rPr>
-          <w:b w:val="1"/>
-          <w:bCs w:val="1"/>
-        </w:rPr>
-      </w:pPr>
-      <w:r>
-        <w:rPr>
-          <w:b w:val="1"/>
-          <w:bCs w:val="1"/>
-          <w:rtl w:val="0"/>
-        </w:rPr>
-        <w:t xml:space="preserve">Whether they would pay</w:t>
-      </w:r>
-    </w:p>
-    <w:p>
-      <w:pPr>
-        <w:spacing w:after="240" w:before="240" w:lineRule="auto"/>
-        <w:rPr>
-          <w:b w:val="1"/>
-          <w:bCs w:val="1"/>
-        </w:rPr>
-      </w:pPr>
-      <w:r>
-        <w:rPr>
-          <w:b w:val="1"/>
-          <w:bCs w:val="1"/>
-          <w:rtl w:val="0"/>
-        </w:rPr>
-        <w:t xml:space="preserve">Testing methods:</w:t>
-      </w:r>
-    </w:p>
-    <w:p>
-      <w:pPr>
-        <w:numPr>
-          <w:ilvl w:val="0"/>
-          <w:numId w:val="16"/>
-        </w:numPr>
-        <w:spacing w:after="0" w:afterAutospacing="0" w:before="240" w:lineRule="auto"/>
-        <w:ind w:left="720" w:hanging="360"/>
-        <w:rPr>
-          <w:b w:val="1"/>
-          <w:bCs w:val="1"/>
-        </w:rPr>
-      </w:pPr>
-      <w:r>
-        <w:rPr>
-          <w:b w:val="1"/>
-          <w:bCs w:val="1"/>
-          <w:rtl w:val="0"/>
-        </w:rPr>
-        <w:t xml:space="preserve">Customer interviews</w:t>
-      </w:r>
-    </w:p>
-    <w:p>
-      <w:pPr>
-        <w:numPr>
-          <w:ilvl w:val="0"/>
-          <w:numId w:val="16"/>
-        </w:numPr>
-        <w:spacing w:after="0" w:afterAutospacing="0" w:before="0" w:beforeAutospacing="0" w:lineRule="auto"/>
-        <w:ind w:left="720" w:hanging="360"/>
-        <w:rPr>
-          <w:b w:val="1"/>
-          <w:bCs w:val="1"/>
-        </w:rPr>
-      </w:pPr>
-      <w:r>
-        <w:rPr>
-          <w:b w:val="1"/>
-          <w:bCs w:val="1"/>
-          <w:rtl w:val="0"/>
-        </w:rPr>
-        <w:t xml:space="preserve">Product trials</w:t>
-      </w:r>
-    </w:p>
-    <w:p>
-      <w:pPr>
-        <w:numPr>
-          <w:ilvl w:val="0"/>
-          <w:numId w:val="16"/>
-        </w:numPr>
-        <w:spacing w:after="0" w:afterAutospacing="0" w:before="0" w:beforeAutospacing="0" w:lineRule="auto"/>
-        <w:ind w:left="720" w:hanging="360"/>
-        <w:rPr>
-          <w:b w:val="1"/>
-          <w:bCs w:val="1"/>
-        </w:rPr>
-      </w:pPr>
-      <w:r>
-        <w:rPr>
-          <w:b w:val="1"/>
-          <w:bCs w:val="1"/>
-          <w:rtl w:val="0"/>
-        </w:rPr>
-        <w:t xml:space="preserve">Surveys</w:t>
-      </w:r>
-    </w:p>
-    <w:p>
-      <w:pPr>
-        <w:numPr>
-          <w:ilvl w:val="0"/>
-          <w:numId w:val="16"/>
-        </w:numPr>
-        <w:spacing w:after="0" w:afterAutospacing="0" w:before="0" w:beforeAutospacing="0" w:lineRule="auto"/>
-        <w:ind w:left="720" w:hanging="360"/>
-        <w:rPr>
-          <w:b w:val="1"/>
-          <w:bCs w:val="1"/>
-        </w:rPr>
-      </w:pPr>
-      <w:r>
-        <w:rPr>
-          <w:b w:val="1"/>
-          <w:bCs w:val="1"/>
-          <w:rtl w:val="0"/>
-        </w:rPr>
-        <w:t xml:space="preserve">A/B testing</w:t>
-      </w:r>
-    </w:p>
-    <w:p>
-      <w:pPr>
-        <w:numPr>
-          <w:ilvl w:val="0"/>
-          <w:numId w:val="16"/>
-        </w:numPr>
-        <w:spacing w:after="0" w:afterAutospacing="0" w:before="0" w:beforeAutospacing="0" w:lineRule="auto"/>
-        <w:ind w:left="720" w:hanging="360"/>
-        <w:rPr>
-          <w:b w:val="1"/>
-          <w:bCs w:val="1"/>
-        </w:rPr>
-      </w:pPr>
-      <w:r>
-        <w:rPr>
-          <w:b w:val="1"/>
-          <w:bCs w:val="1"/>
-          <w:rtl w:val="0"/>
-        </w:rPr>
-        <w:t xml:space="preserve">Pre-orders</w:t>
-      </w:r>
-    </w:p>
-    <w:p>
-      <w:pPr>
-        <w:numPr>
-          <w:ilvl w:val="0"/>
-          <w:numId w:val="16"/>
-        </w:numPr>
-        <w:spacing w:after="0" w:afterAutospacing="0" w:before="0" w:beforeAutospacing="0" w:lineRule="auto"/>
-        <w:ind w:left="720" w:hanging="360"/>
-        <w:rPr>
-          <w:b w:val="1"/>
-          <w:bCs w:val="1"/>
-        </w:rPr>
-      </w:pPr>
-      <w:r>
-        <w:rPr>
-          <w:b w:val="1"/>
-          <w:bCs w:val="1"/>
-          <w:rtl w:val="0"/>
-        </w:rPr>
-        <w:t xml:space="preserve">Market stalls</w:t>
-      </w:r>
-    </w:p>
-    <w:p>
-      <w:pPr>
-        <w:numPr>
-          <w:ilvl w:val="0"/>
-          <w:numId w:val="16"/>
-        </w:numPr>
-        <w:spacing w:after="240" w:before="0" w:beforeAutospacing="0" w:lineRule="auto"/>
-        <w:ind w:left="720" w:hanging="360"/>
-        <w:rPr>
-          <w:b w:val="1"/>
-          <w:bCs w:val="1"/>
-        </w:rPr>
-      </w:pPr>
-      <w:r>
-        <w:rPr>
-          <w:b w:val="1"/>
-          <w:bCs w:val="1"/>
-          <w:rtl w:val="0"/>
-        </w:rPr>
-        <w:t xml:space="preserve">Online experiments</w:t>
-      </w:r>
-    </w:p>
-    <w:p>
-      <w:pPr>
-        <w:spacing w:after="240" w:before="240" w:lineRule="auto"/>
-        <w:rPr>
-          <w:b w:val="1"/>
-          <w:bCs w:val="1"/>
-        </w:rPr>
-      </w:pPr>
-      <w:r>
-        <w:pict>
-          <v:rect style="width:0.0pt;height:1.5pt" o:hr="t" o:hrstd="t" o:hralign="center" fillcolor="#A0A0A0" stroked="f"/>
-        </w:pict>
-      </w:r>
-      <w:r>
-        <w:rPr>
-          <w:rtl w:val="0"/>
-        </w:rPr>
-      </w:r>
-    </w:p>
-    <w:p>
-      <w:pPr>
-        <w:pStyle w:val="Heading2"/>
-        <w:keepNext w:val="0"/>
-        <w:keepLines w:val="0"/>
-        <w:spacing w:after="80" w:lineRule="auto"/>
-        <w:rPr>
-          <w:b w:val="1"/>
-          <w:bCs w:val="1"/>
-          <w:sz w:val="34"/>
-          <w:szCs w:val="34"/>
-        </w:rPr>
-      </w:pPr>
-      <w:bookmarkStart w:colFirst="0" w:colLast="0" w:name="_k0c8dcu11hhh" w:id="70"/>
-      <w:bookmarkEnd w:id="70"/>
-      <w:r>
-        <w:rPr>
-          <w:b w:val="1"/>
-          <w:bCs w:val="1"/>
-          <w:sz w:val="34"/>
-          <w:szCs w:val="34"/>
-          <w:rtl w:val="0"/>
-        </w:rPr>
-        <w:t xml:space="preserve">Intelligence Questions:</w:t>
-      </w:r>
-    </w:p>
-    <w:p>
-      <w:pPr>
-        <w:numPr>
-          <w:ilvl w:val="0"/>
-          <w:numId w:val="15"/>
-        </w:numPr>
-        <w:spacing w:after="0" w:afterAutospacing="0" w:before="240" w:lineRule="auto"/>
-        <w:ind w:left="720" w:hanging="360"/>
-        <w:rPr>
-          <w:b w:val="1"/>
-          <w:bCs w:val="1"/>
-        </w:rPr>
-      </w:pPr>
-      <w:r>
-        <w:rPr>
-          <w:b w:val="1"/>
-          <w:bCs w:val="1"/>
-          <w:rtl w:val="0"/>
-        </w:rPr>
-        <w:t xml:space="preserve">Did customers understand the solution?</w:t>
-      </w:r>
-    </w:p>
-    <w:p>
-      <w:pPr>
-        <w:numPr>
-          <w:ilvl w:val="0"/>
-          <w:numId w:val="15"/>
-        </w:numPr>
-        <w:spacing w:after="0" w:afterAutospacing="0" w:before="0" w:beforeAutospacing="0" w:lineRule="auto"/>
-        <w:ind w:left="720" w:hanging="360"/>
-        <w:rPr>
-          <w:b w:val="1"/>
-          <w:bCs w:val="1"/>
-        </w:rPr>
-      </w:pPr>
-      <w:r>
-        <w:rPr>
-          <w:b w:val="1"/>
-          <w:bCs w:val="1"/>
-          <w:rtl w:val="0"/>
-        </w:rPr>
-        <w:t xml:space="preserve">Did it solve their problem?</w:t>
-      </w:r>
-    </w:p>
-    <w:p>
-      <w:pPr>
-        <w:numPr>
-          <w:ilvl w:val="0"/>
-          <w:numId w:val="15"/>
-        </w:numPr>
-        <w:spacing w:after="0" w:afterAutospacing="0" w:before="0" w:beforeAutospacing="0" w:lineRule="auto"/>
-        <w:ind w:left="720" w:hanging="360"/>
-        <w:rPr>
-          <w:b w:val="1"/>
-          <w:bCs w:val="1"/>
-        </w:rPr>
-      </w:pPr>
-      <w:r>
-        <w:rPr>
-          <w:b w:val="1"/>
-          <w:bCs w:val="1"/>
-          <w:rtl w:val="0"/>
-        </w:rPr>
-        <w:t xml:space="preserve">Would they pay for it?</w:t>
-      </w:r>
-    </w:p>
-    <w:p>
-      <w:pPr>
-        <w:numPr>
-          <w:ilvl w:val="0"/>
-          <w:numId w:val="15"/>
-        </w:numPr>
-        <w:spacing w:after="0" w:afterAutospacing="0" w:before="0" w:beforeAutospacing="0" w:lineRule="auto"/>
-        <w:ind w:left="720" w:hanging="360"/>
-        <w:rPr>
-          <w:b w:val="1"/>
-          <w:bCs w:val="1"/>
-        </w:rPr>
-      </w:pPr>
-      <w:r>
-        <w:rPr>
-          <w:b w:val="1"/>
-          <w:bCs w:val="1"/>
-          <w:rtl w:val="0"/>
-        </w:rPr>
-        <w:t xml:space="preserve">What improvements are needed?</w:t>
-      </w:r>
-    </w:p>
-    <w:p>
-      <w:pPr>
-        <w:numPr>
-          <w:ilvl w:val="0"/>
-          <w:numId w:val="15"/>
-        </w:numPr>
-        <w:spacing w:after="240" w:before="0" w:beforeAutospacing="0" w:lineRule="auto"/>
-        <w:ind w:left="720" w:hanging="360"/>
-        <w:rPr>
-          <w:b w:val="1"/>
-          <w:bCs w:val="1"/>
-        </w:rPr>
-      </w:pPr>
-      <w:r>
-        <w:rPr>
-          <w:b w:val="1"/>
-          <w:bCs w:val="1"/>
-          <w:rtl w:val="0"/>
-        </w:rPr>
-        <w:t xml:space="preserve">Should we continue, change, or stop?</w:t>
-      </w:r>
-    </w:p>
-    <w:p>
-      <w:pPr>
-        <w:spacing w:after="240" w:before="240" w:lineRule="auto"/>
-        <w:rPr>
-          <w:b w:val="1"/>
-          <w:bCs w:val="1"/>
-        </w:rPr>
-      </w:pPr>
-      <w:r>
-        <w:pict>
-          <v:rect style="width:0.0pt;height:1.5pt" o:hr="t" o:hrstd="t" o:hralign="center" fillcolor="#A0A0A0" stroked="f"/>
-        </w:pict>
-      </w:r>
-      <w:r>
-        <w:rPr>
-          <w:rtl w:val="0"/>
-        </w:rPr>
-      </w:r>
-    </w:p>
-    <w:p>
-      <w:pPr>
-        <w:pStyle w:val="Heading1"/>
-        <w:keepNext w:val="0"/>
-        <w:keepLines w:val="0"/>
-        <w:spacing w:before="480" w:lineRule="auto"/>
-        <w:rPr>
-          <w:b w:val="1"/>
-          <w:bCs w:val="1"/>
-          <w:sz w:val="46"/>
-          <w:szCs w:val="46"/>
-        </w:rPr>
-      </w:pPr>
-      <w:bookmarkStart w:colFirst="0" w:colLast="0" w:name="_2vgppkmzye17" w:id="71"/>
-      <w:bookmarkEnd w:id="71"/>
-      <w:r>
-        <w:rPr>
-          <w:b w:val="1"/>
-          <w:bCs w:val="1"/>
-          <w:sz w:val="46"/>
-          <w:szCs w:val="46"/>
-          <w:rtl w:val="0"/>
-        </w:rPr>
-        <w:t xml:space="preserve">6. Design Thinking Analysis Template</w:t>
-      </w:r>
-    </w:p>
-    <w:p>
-      <w:pPr>
-        <w:pStyle w:val="Heading2"/>
-        <w:keepNext w:val="0"/>
-        <w:keepLines w:val="0"/>
-        <w:spacing w:after="80" w:lineRule="auto"/>
-        <w:rPr>
-          <w:b w:val="1"/>
-          <w:bCs w:val="1"/>
-          <w:sz w:val="34"/>
-          <w:szCs w:val="34"/>
-        </w:rPr>
-      </w:pPr>
-      <w:bookmarkStart w:colFirst="0" w:colLast="0" w:name="_bkq2z6o5x99u" w:id="72"/>
-      <w:bookmarkEnd w:id="72"/>
-      <w:r>
-        <w:rPr>
-          <w:b w:val="1"/>
-          <w:bCs w:val="1"/>
-          <w:sz w:val="34"/>
-          <w:szCs w:val="34"/>
-          <w:rtl w:val="0"/>
-        </w:rPr>
-        <w:t xml:space="preserve">Customer Profile</w:t>
-      </w:r>
-    </w:p>
-    <w:p>
-      <w:pPr>
-        <w:spacing w:after="240" w:before="240" w:lineRule="auto"/>
-        <w:rPr>
-          <w:b w:val="1"/>
-          <w:bCs w:val="1"/>
-        </w:rPr>
-      </w:pPr>
-      <w:r>
-        <w:rPr>
-          <w:b w:val="1"/>
-          <w:bCs w:val="1"/>
-          <w:rtl w:val="0"/>
-        </w:rPr>
-        <w:t xml:space="preserve">Who are we designing for?</w:t>
-      </w:r>
-    </w:p>
-    <w:p>
-      <w:pPr>
-        <w:spacing w:after="240" w:before="240" w:lineRule="auto"/>
-        <w:rPr>
-          <w:b w:val="1"/>
-          <w:bCs w:val="1"/>
-        </w:rPr>
-      </w:pPr>
-      <w:r>
-        <w:rPr>
-          <w:b w:val="1"/>
-          <w:bCs w:val="1"/>
-          <w:rtl w:val="0"/>
-        </w:rPr>
-        <w:t xml:space="preserve">Customer:</w:t>
-      </w:r>
-    </w:p>
-    <w:p>
-      <w:pPr>
-        <w:spacing w:after="240" w:before="240" w:lineRule="auto"/>
-        <w:rPr>
-          <w:b w:val="1"/>
-          <w:bCs w:val="1"/>
-        </w:rPr>
-      </w:pPr>
-      <w:r>
-        <w:rPr>
-          <w:b w:val="1"/>
-          <w:bCs w:val="1"/>
-          <w:rtl w:val="0"/>
-        </w:rPr>
-        <w:t xml:space="preserve">Needs:</w:t>
-      </w:r>
-    </w:p>
-    <w:p>
-      <w:pPr>
-        <w:spacing w:after="240" w:before="240" w:lineRule="auto"/>
-        <w:rPr>
-          <w:b w:val="1"/>
-          <w:bCs w:val="1"/>
-        </w:rPr>
-      </w:pPr>
-      <w:r>
-        <w:rPr>
-          <w:b w:val="1"/>
-          <w:bCs w:val="1"/>
-          <w:rtl w:val="0"/>
-        </w:rPr>
-        <w:t xml:space="preserve">Frustrations:</w:t>
-      </w:r>
-    </w:p>
-    <w:p>
-      <w:pPr>
-        <w:spacing w:after="240" w:before="240" w:lineRule="auto"/>
-        <w:rPr>
-          <w:b w:val="1"/>
-          <w:bCs w:val="1"/>
-        </w:rPr>
-      </w:pPr>
-      <w:r>
-        <w:rPr>
-          <w:b w:val="1"/>
-          <w:bCs w:val="1"/>
-          <w:rtl w:val="0"/>
-        </w:rPr>
-        <w:t xml:space="preserve">Goals:</w:t>
-      </w:r>
-    </w:p>
-    <w:p>
-      <w:pPr>
-        <w:spacing w:after="240" w:before="240" w:lineRule="auto"/>
-        <w:rPr>
-          <w:b w:val="1"/>
-          <w:bCs w:val="1"/>
-        </w:rPr>
-      </w:pPr>
-      <w:r>
-        <w:rPr>
-          <w:b w:val="1"/>
-          <w:bCs w:val="1"/>
-          <w:rtl w:val="0"/>
-        </w:rPr>
-        <w:t xml:space="preserve">Current solutions:</w:t>
-      </w:r>
-    </w:p>
-    <w:p>
-      <w:pPr>
-        <w:spacing w:after="240" w:before="240" w:lineRule="auto"/>
-        <w:rPr>
-          <w:b w:val="1"/>
-          <w:bCs w:val="1"/>
-        </w:rPr>
-      </w:pPr>
-      <w:r>
-        <w:pict>
-          <v:rect style="width:0.0pt;height:1.5pt" o:hr="t" o:hrstd="t" o:hralign="center" fillcolor="#A0A0A0" stroked="f"/>
-        </w:pict>
-      </w:r>
-      <w:r>
-        <w:rPr>
-          <w:rtl w:val="0"/>
-        </w:rPr>
-      </w:r>
-    </w:p>
-    <w:p>
-      <w:pPr>
-        <w:pStyle w:val="Heading1"/>
-        <w:keepNext w:val="0"/>
-        <w:keepLines w:val="0"/>
-        <w:spacing w:before="480" w:lineRule="auto"/>
-        <w:rPr>
-          <w:b w:val="1"/>
-          <w:bCs w:val="1"/>
-          <w:sz w:val="46"/>
-          <w:szCs w:val="46"/>
-        </w:rPr>
-      </w:pPr>
-      <w:bookmarkStart w:colFirst="0" w:colLast="0" w:name="_vob230dxsgiw" w:id="73"/>
-      <w:bookmarkEnd w:id="73"/>
-      <w:r>
-        <w:rPr>
-          <w:b w:val="1"/>
-          <w:bCs w:val="1"/>
-          <w:sz w:val="46"/>
-          <w:szCs w:val="46"/>
-          <w:rtl w:val="0"/>
-        </w:rPr>
-        <w:t xml:space="preserve">Problem Statement</w:t>
-      </w:r>
-    </w:p>
-    <w:p>
-      <w:pPr>
-        <w:spacing w:after="240" w:before="240" w:lineRule="auto"/>
-        <w:rPr>
-          <w:b w:val="1"/>
-          <w:bCs w:val="1"/>
-        </w:rPr>
-      </w:pPr>
-      <w:r>
-        <w:rPr>
-          <w:b w:val="1"/>
-          <w:bCs w:val="1"/>
-          <w:rtl w:val="0"/>
-        </w:rPr>
-        <w:t xml:space="preserve">Complete:</w:t>
-      </w:r>
-    </w:p>
-    <w:p>
-      <w:pPr>
-        <w:spacing w:after="240" w:before="240" w:lineRule="auto"/>
-        <w:rPr>
-          <w:b w:val="1"/>
-          <w:bCs w:val="1"/>
-        </w:rPr>
-      </w:pPr>
-      <w:r>
-        <w:rPr>
-          <w:b w:val="1"/>
-          <w:bCs w:val="1"/>
-          <w:rtl w:val="0"/>
-        </w:rPr>
-        <w:t xml:space="preserve">“[Customer group] needs a way to __________ because __________.”</w:t>
-      </w:r>
-    </w:p>
-    <w:p>
-      <w:pPr>
-        <w:spacing w:after="240" w:before="240" w:lineRule="auto"/>
-        <w:rPr>
-          <w:b w:val="1"/>
-          <w:bCs w:val="1"/>
-        </w:rPr>
-      </w:pPr>
-      <w:r>
-        <w:pict>
-          <v:rect style="width:0.0pt;height:1.5pt" o:hr="t" o:hrstd="t" o:hralign="center" fillcolor="#A0A0A0" stroked="f"/>
-        </w:pict>
-      </w:r>
-      <w:r>
-        <w:rPr>
-          <w:rtl w:val="0"/>
-        </w:rPr>
-      </w:r>
-    </w:p>
-    <w:p>
-      <w:pPr>
-        <w:pStyle w:val="Heading1"/>
-        <w:keepNext w:val="0"/>
-        <w:keepLines w:val="0"/>
-        <w:spacing w:before="480" w:lineRule="auto"/>
-        <w:rPr>
-          <w:b w:val="1"/>
-          <w:bCs w:val="1"/>
-          <w:sz w:val="46"/>
-          <w:szCs w:val="46"/>
-        </w:rPr>
-      </w:pPr>
-      <w:bookmarkStart w:colFirst="0" w:colLast="0" w:name="_xnxyza3lw055" w:id="74"/>
-      <w:bookmarkEnd w:id="74"/>
-      <w:r>
-        <w:rPr>
-          <w:b w:val="1"/>
-          <w:bCs w:val="1"/>
-          <w:sz w:val="46"/>
-          <w:szCs w:val="46"/>
-          <w:rtl w:val="0"/>
-        </w:rPr>
-        <w:t xml:space="preserve">Solution Ideas</w:t>
-      </w:r>
-    </w:p>
-    <w:p>
-      <w:pPr>
-        <w:spacing w:after="240" w:before="240" w:lineRule="auto"/>
-        <w:rPr>
-          <w:b w:val="1"/>
-          <w:bCs w:val="1"/>
-        </w:rPr>
-      </w:pPr>
-      <w:r>
-        <w:rPr>
-          <w:b w:val="1"/>
-          <w:bCs w:val="1"/>
-          <w:rtl w:val="0"/>
-        </w:rPr>
-        <w:t xml:space="preserve">List possible solutions:</w:t>
-      </w:r>
-    </w:p>
-    <w:p>
-      <w:pPr>
-        <w:numPr>
-          <w:ilvl w:val="0"/>
-          <w:numId w:val="36"/>
-        </w:numPr>
-        <w:spacing w:after="0" w:afterAutospacing="0" w:before="240" w:lineRule="auto"/>
-        <w:ind w:left="720" w:hanging="360"/>
-        <w:rPr>
-          <w:b w:val="1"/>
-          <w:bCs w:val="1"/>
-        </w:rPr>
-      </w:pPr>
-      <w:r>
-        <w:rPr>
-          <w:b w:val="1"/>
-          <w:bCs w:val="1"/>
-          <w:rtl w:val="0"/>
-        </w:rPr>
-        <w:tab/>
-        <w:t xml:space="preserve">1.</w:t>
-        <w:tab/>
-      </w:r>
-    </w:p>
-    <w:p>
-      <w:pPr>
-        <w:numPr>
-          <w:ilvl w:val="0"/>
-          <w:numId w:val="36"/>
-        </w:numPr>
-        <w:spacing w:after="0" w:afterAutospacing="0" w:before="0" w:beforeAutospacing="0" w:lineRule="auto"/>
-        <w:ind w:left="720" w:hanging="360"/>
-        <w:rPr>
-          <w:b w:val="1"/>
-          <w:bCs w:val="1"/>
-        </w:rPr>
-      </w:pPr>
-      <w:r>
-        <w:rPr>
-          <w:b w:val="1"/>
-          <w:bCs w:val="1"/>
-          <w:rtl w:val="0"/>
-        </w:rPr>
-        <w:tab/>
-        <w:t xml:space="preserve">2.</w:t>
-        <w:tab/>
-      </w:r>
-    </w:p>
-    <w:p>
-      <w:pPr>
-        <w:numPr>
-          <w:ilvl w:val="0"/>
-          <w:numId w:val="36"/>
-        </w:numPr>
-        <w:spacing w:after="240" w:before="0" w:beforeAutospacing="0" w:lineRule="auto"/>
-        <w:ind w:left="720" w:hanging="360"/>
-        <w:rPr>
-          <w:b w:val="1"/>
-          <w:bCs w:val="1"/>
-        </w:rPr>
-      </w:pPr>
-      <w:r>
-        <w:rPr>
-          <w:b w:val="1"/>
-          <w:bCs w:val="1"/>
-          <w:rtl w:val="0"/>
-        </w:rPr>
-        <w:tab/>
-        <w:t xml:space="preserve">3.</w:t>
-        <w:tab/>
-      </w:r>
-    </w:p>
-    <w:p>
-      <w:pPr>
-        <w:spacing w:after="240" w:before="240" w:lineRule="auto"/>
-        <w:rPr>
-          <w:b w:val="1"/>
-          <w:bCs w:val="1"/>
-        </w:rPr>
-      </w:pPr>
-      <w:r>
-        <w:pict>
-          <v:rect style="width:0.0pt;height:1.5pt" o:hr="t" o:hrstd="t" o:hralign="center" fillcolor="#A0A0A0" stroked="f"/>
-        </w:pict>
-      </w:r>
-      <w:r>
-        <w:rPr>
-          <w:rtl w:val="0"/>
-        </w:rPr>
-      </w:r>
-    </w:p>
-    <w:p>
-      <w:pPr>
-        <w:pStyle w:val="Heading1"/>
-        <w:keepNext w:val="0"/>
-        <w:keepLines w:val="0"/>
-        <w:spacing w:before="480" w:lineRule="auto"/>
-        <w:rPr>
-          <w:b w:val="1"/>
-          <w:bCs w:val="1"/>
-          <w:sz w:val="46"/>
-          <w:szCs w:val="46"/>
-        </w:rPr>
-      </w:pPr>
-      <w:bookmarkStart w:colFirst="0" w:colLast="0" w:name="_amw8j2kjb8zc" w:id="75"/>
-      <w:bookmarkEnd w:id="75"/>
-      <w:r>
-        <w:rPr>
-          <w:b w:val="1"/>
-          <w:bCs w:val="1"/>
-          <w:sz w:val="46"/>
-          <w:szCs w:val="46"/>
-          <w:rtl w:val="0"/>
-        </w:rPr>
-        <w:t xml:space="preserve">Prototype Plan</w:t>
-      </w:r>
-    </w:p>
-    <w:p>
-      <w:pPr>
-        <w:spacing w:after="240" w:before="240" w:lineRule="auto"/>
-        <w:rPr>
-          <w:b w:val="1"/>
-          <w:bCs w:val="1"/>
-        </w:rPr>
-      </w:pPr>
-      <w:r>
-        <w:rPr>
-          <w:b w:val="1"/>
-          <w:bCs w:val="1"/>
-          <w:rtl w:val="0"/>
-        </w:rPr>
-        <w:t xml:space="preserve">The simplest version we can test:</w:t>
-      </w:r>
-    </w:p>
-    <w:p>
-      <w:pPr>
-        <w:spacing w:after="240" w:before="240" w:lineRule="auto"/>
-        <w:rPr>
-          <w:b w:val="1"/>
-          <w:bCs w:val="1"/>
-        </w:rPr>
-      </w:pPr>
-      <w:r>
-        <w:rPr>
-          <w:b w:val="1"/>
-          <w:bCs w:val="1"/>
-          <w:rtl w:val="0"/>
-        </w:rPr>
-        <w:t xml:space="preserve">Prototype:</w:t>
-      </w:r>
-    </w:p>
-    <w:p>
-      <w:pPr>
-        <w:spacing w:after="240" w:before="240" w:lineRule="auto"/>
-        <w:rPr>
-          <w:b w:val="1"/>
-          <w:bCs w:val="1"/>
-        </w:rPr>
-      </w:pPr>
-      <w:r>
-        <w:rPr>
-          <w:b w:val="1"/>
-          <w:bCs w:val="1"/>
-          <w:rtl w:val="0"/>
-        </w:rPr>
-        <w:t xml:space="preserve">Resources required:</w:t>
-      </w:r>
-    </w:p>
-    <w:p>
-      <w:pPr>
-        <w:spacing w:after="240" w:before="240" w:lineRule="auto"/>
-        <w:rPr>
-          <w:b w:val="1"/>
-          <w:bCs w:val="1"/>
-        </w:rPr>
-      </w:pPr>
-      <w:r>
-        <w:rPr>
-          <w:b w:val="1"/>
-          <w:bCs w:val="1"/>
-          <w:rtl w:val="0"/>
-        </w:rPr>
-        <w:t xml:space="preserve">Testing method:</w:t>
-      </w:r>
-    </w:p>
-    <w:p>
-      <w:pPr>
-        <w:spacing w:after="240" w:before="240" w:lineRule="auto"/>
-        <w:rPr>
-          <w:b w:val="1"/>
-          <w:bCs w:val="1"/>
-        </w:rPr>
-      </w:pPr>
-      <w:r>
-        <w:rPr>
-          <w:b w:val="1"/>
-          <w:bCs w:val="1"/>
-          <w:rtl w:val="0"/>
-        </w:rPr>
-        <w:t xml:space="preserve">Time needed:</w:t>
-      </w:r>
-    </w:p>
-    <w:p>
-      <w:pPr>
-        <w:spacing w:after="240" w:before="240" w:lineRule="auto"/>
-        <w:rPr>
-          <w:b w:val="1"/>
-          <w:bCs w:val="1"/>
-        </w:rPr>
-      </w:pPr>
-      <w:r>
-        <w:rPr>
-          <w:b w:val="1"/>
-          <w:bCs w:val="1"/>
-          <w:rtl w:val="0"/>
-        </w:rPr>
-        <w:t xml:space="preserve">Cost:</w:t>
-      </w:r>
-    </w:p>
-    <w:p>
-      <w:pPr>
-        <w:spacing w:after="240" w:before="240" w:lineRule="auto"/>
-        <w:rPr>
-          <w:b w:val="1"/>
-          <w:bCs w:val="1"/>
-        </w:rPr>
-      </w:pPr>
-      <w:r>
-        <w:pict>
-          <v:rect style="width:0.0pt;height:1.5pt" o:hr="t" o:hrstd="t" o:hralign="center" fillcolor="#A0A0A0" stroked="f"/>
-        </w:pict>
-      </w:r>
-      <w:r>
-        <w:rPr>
-          <w:rtl w:val="0"/>
-        </w:rPr>
-      </w:r>
-    </w:p>
-    <w:p>
-      <w:pPr>
-        <w:pStyle w:val="Heading1"/>
-        <w:keepNext w:val="0"/>
-        <w:keepLines w:val="0"/>
-        <w:spacing w:before="480" w:lineRule="auto"/>
-        <w:rPr>
-          <w:b w:val="1"/>
-          <w:bCs w:val="1"/>
-          <w:sz w:val="46"/>
-          <w:szCs w:val="46"/>
-        </w:rPr>
-      </w:pPr>
-      <w:bookmarkStart w:colFirst="0" w:colLast="0" w:name="_sd8qdzid683e" w:id="76"/>
-      <w:bookmarkEnd w:id="76"/>
-      <w:r>
-        <w:rPr>
-          <w:b w:val="1"/>
-          <w:bCs w:val="1"/>
-          <w:sz w:val="46"/>
-          <w:szCs w:val="46"/>
-          <w:rtl w:val="0"/>
-        </w:rPr>
-        <w:t xml:space="preserve">Customer Feedback Results</w:t>
-      </w:r>
-    </w:p>
-    <w:p>
-      <w:pPr>
-        <w:spacing w:after="240" w:before="240" w:lineRule="auto"/>
-        <w:rPr>
-          <w:b w:val="1"/>
-          <w:bCs w:val="1"/>
-        </w:rPr>
-      </w:pPr>
-      <w:r>
-        <w:rPr>
-          <w:b w:val="1"/>
-          <w:bCs w:val="1"/>
-          <w:rtl w:val="0"/>
-        </w:rPr>
-        <w:t xml:space="preserve">Record:</w:t>
-      </w:r>
-    </w:p>
-    <w:p>
-      <w:pPr>
-        <w:spacing w:after="240" w:before="240" w:lineRule="auto"/>
-        <w:rPr>
-          <w:b w:val="1"/>
-          <w:bCs w:val="1"/>
-        </w:rPr>
-      </w:pPr>
-      <w:r>
-        <w:rPr>
-          <w:b w:val="1"/>
-          <w:bCs w:val="1"/>
-          <w:rtl w:val="0"/>
-        </w:rPr>
-        <w:t xml:space="preserve">What worked?</w:t>
-      </w:r>
-    </w:p>
-    <w:p>
-      <w:pPr>
-        <w:spacing w:after="240" w:before="240" w:lineRule="auto"/>
-        <w:rPr>
-          <w:b w:val="1"/>
-          <w:bCs w:val="1"/>
-        </w:rPr>
-      </w:pPr>
-      <w:r>
-        <w:rPr>
-          <w:b w:val="1"/>
-          <w:bCs w:val="1"/>
-          <w:rtl w:val="0"/>
-        </w:rPr>
-        <w:t xml:space="preserve">What failed?</w:t>
-      </w:r>
-    </w:p>
-    <w:p>
-      <w:pPr>
-        <w:spacing w:after="240" w:before="240" w:lineRule="auto"/>
-        <w:rPr>
-          <w:b w:val="1"/>
-          <w:bCs w:val="1"/>
-        </w:rPr>
-      </w:pPr>
-      <w:r>
-        <w:rPr>
-          <w:b w:val="1"/>
-          <w:bCs w:val="1"/>
-          <w:rtl w:val="0"/>
-        </w:rPr>
-        <w:t xml:space="preserve">What surprised us?</w:t>
-      </w:r>
-    </w:p>
-    <w:p>
-      <w:pPr>
-        <w:spacing w:after="240" w:before="240" w:lineRule="auto"/>
-        <w:rPr>
-          <w:b w:val="1"/>
-          <w:bCs w:val="1"/>
-        </w:rPr>
-      </w:pPr>
-      <w:r>
-        <w:rPr>
-          <w:b w:val="1"/>
-          <w:bCs w:val="1"/>
-          <w:rtl w:val="0"/>
-        </w:rPr>
-        <w:t xml:space="preserve">What should change?</w:t>
-      </w:r>
-    </w:p>
-    <w:p>
-      <w:pPr>
-        <w:spacing w:after="240" w:before="240" w:lineRule="auto"/>
-        <w:rPr>
-          <w:b w:val="1"/>
-          <w:bCs w:val="1"/>
-        </w:rPr>
-      </w:pPr>
-      <w:r>
-        <w:pict>
-          <v:rect style="width:0.0pt;height:1.5pt" o:hr="t" o:hrstd="t" o:hralign="center" fillcolor="#A0A0A0" stroked="f"/>
-        </w:pict>
-      </w:r>
-      <w:r>
-        <w:rPr>
-          <w:rtl w:val="0"/>
-        </w:rPr>
-      </w:r>
-    </w:p>
-    <w:p>
-      <w:pPr>
-        <w:pStyle w:val="Heading1"/>
-        <w:keepNext w:val="0"/>
-        <w:keepLines w:val="0"/>
-        <w:spacing w:before="480" w:lineRule="auto"/>
-        <w:rPr>
-          <w:b w:val="1"/>
-          <w:bCs w:val="1"/>
-          <w:sz w:val="46"/>
-          <w:szCs w:val="46"/>
-        </w:rPr>
-      </w:pPr>
-      <w:bookmarkStart w:colFirst="0" w:colLast="0" w:name="_kcrffsuc7aut" w:id="77"/>
-      <w:bookmarkEnd w:id="77"/>
-      <w:r>
-        <w:rPr>
-          <w:b w:val="1"/>
-          <w:bCs w:val="1"/>
-          <w:sz w:val="46"/>
-          <w:szCs w:val="46"/>
-          <w:rtl w:val="0"/>
-        </w:rPr>
-        <w:t xml:space="preserve">Design Thinking Opportunity Score</w:t>
-      </w:r>
-    </w:p>
-    <w:p>
-      <w:pPr>
-        <w:spacing w:after="240" w:before="240" w:lineRule="auto"/>
-        <w:rPr>
-          <w:b w:val="1"/>
-          <w:bCs w:val="1"/>
-        </w:rPr>
-      </w:pPr>
-      <w:r>
-        <w:rPr>
-          <w:b w:val="1"/>
-          <w:bCs w:val="1"/>
-          <w:rtl w:val="0"/>
-        </w:rPr>
-        <w:t xml:space="preserve">Rate from 1-10:</w:t>
-      </w:r>
-    </w:p>
-    <w:p>
-      <w:pPr>
-        <w:spacing w:after="240" w:before="240" w:lineRule="auto"/>
-        <w:rPr>
-          <w:b w:val="1"/>
-          <w:bCs w:val="1"/>
-        </w:rPr>
-      </w:pPr>
-      <w:r>
-        <w:rPr>
-          <w:b w:val="1"/>
-          <w:bCs w:val="1"/>
-          <w:rtl w:val="0"/>
-        </w:rPr>
-        <w:t xml:space="preserve">Customer Understanding: __/10</w:t>
-      </w:r>
-    </w:p>
-    <w:p>
-      <w:pPr>
-        <w:spacing w:after="240" w:before="240" w:lineRule="auto"/>
-        <w:rPr>
-          <w:b w:val="1"/>
-          <w:bCs w:val="1"/>
-        </w:rPr>
-      </w:pPr>
-      <w:r>
-        <w:rPr>
-          <w:b w:val="1"/>
-          <w:bCs w:val="1"/>
-          <w:rtl w:val="0"/>
-        </w:rPr>
-        <w:t xml:space="preserve">Problem Importance: __/10</w:t>
-      </w:r>
-    </w:p>
-    <w:p>
-      <w:pPr>
-        <w:spacing w:after="240" w:before="240" w:lineRule="auto"/>
-        <w:rPr>
-          <w:b w:val="1"/>
-          <w:bCs w:val="1"/>
-        </w:rPr>
-      </w:pPr>
-      <w:r>
-        <w:rPr>
-          <w:b w:val="1"/>
-          <w:bCs w:val="1"/>
-          <w:rtl w:val="0"/>
-        </w:rPr>
-        <w:t xml:space="preserve">Solution Creativity: __/10</w:t>
-      </w:r>
-    </w:p>
-    <w:p>
-      <w:pPr>
-        <w:spacing w:after="240" w:before="240" w:lineRule="auto"/>
-        <w:rPr>
-          <w:b w:val="1"/>
-          <w:bCs w:val="1"/>
-        </w:rPr>
-      </w:pPr>
-      <w:r>
-        <w:rPr>
-          <w:b w:val="1"/>
-          <w:bCs w:val="1"/>
-          <w:rtl w:val="0"/>
-        </w:rPr>
-        <w:t xml:space="preserve">Ease of Testing: __/10</w:t>
-      </w:r>
-    </w:p>
-    <w:p>
-      <w:pPr>
-        <w:spacing w:after="240" w:before="240" w:lineRule="auto"/>
-        <w:rPr>
-          <w:b w:val="1"/>
-          <w:bCs w:val="1"/>
-        </w:rPr>
-      </w:pPr>
-      <w:r>
-        <w:rPr>
-          <w:b w:val="1"/>
-          <w:bCs w:val="1"/>
-          <w:rtl w:val="0"/>
-        </w:rPr>
-        <w:t xml:space="preserve">Customer Appeal: __/10</w:t>
-      </w:r>
-    </w:p>
-    <w:p>
-      <w:pPr>
-        <w:spacing w:after="240" w:before="240" w:lineRule="auto"/>
-        <w:rPr>
-          <w:b w:val="1"/>
-          <w:bCs w:val="1"/>
-        </w:rPr>
-      </w:pPr>
-      <w:r>
-        <w:rPr>
-          <w:b w:val="1"/>
-          <w:bCs w:val="1"/>
-          <w:rtl w:val="0"/>
-        </w:rPr>
-        <w:t xml:space="preserve">Overall Score: __/10</w:t>
-      </w:r>
-    </w:p>
-    <w:p>
-      <w:pPr>
-        <w:spacing w:after="240" w:before="240" w:lineRule="auto"/>
-        <w:rPr>
-          <w:b w:val="1"/>
-          <w:bCs w:val="1"/>
-        </w:rPr>
-      </w:pPr>
-      <w:r>
-        <w:pict>
-          <v:rect style="width:0.0pt;height:1.5pt" o:hr="t" o:hrstd="t" o:hralign="center" fillcolor="#A0A0A0" stroked="f"/>
-        </w:pict>
-      </w:r>
-      <w:r>
-        <w:rPr>
-          <w:rtl w:val="0"/>
-        </w:rPr>
-      </w:r>
-    </w:p>
-    <w:p>
-      <w:pPr>
-        <w:pStyle w:val="Heading1"/>
-        <w:keepNext w:val="0"/>
-        <w:keepLines w:val="0"/>
-        <w:spacing w:before="480" w:lineRule="auto"/>
-        <w:rPr>
-          <w:b w:val="1"/>
-          <w:bCs w:val="1"/>
-          <w:sz w:val="46"/>
-          <w:szCs w:val="46"/>
-        </w:rPr>
-      </w:pPr>
-      <w:bookmarkStart w:colFirst="0" w:colLast="0" w:name="_ieyy6vacwtnv" w:id="78"/>
-      <w:bookmarkEnd w:id="78"/>
-      <w:r>
-        <w:rPr>
-          <w:b w:val="1"/>
-          <w:bCs w:val="1"/>
-          <w:sz w:val="46"/>
-          <w:szCs w:val="46"/>
-          <w:rtl w:val="0"/>
-        </w:rPr>
-        <w:t xml:space="preserve">Final Recommendation</w:t>
-      </w:r>
-    </w:p>
-    <w:p>
-      <w:pPr>
-        <w:spacing w:after="240" w:before="240" w:lineRule="auto"/>
-        <w:rPr>
-          <w:b w:val="1"/>
-          <w:bCs w:val="1"/>
-        </w:rPr>
-      </w:pPr>
-      <w:r>
-        <w:rPr>
-          <w:b w:val="1"/>
-          <w:bCs w:val="1"/>
-          <w:rtl w:val="0"/>
-        </w:rPr>
-        <w:t xml:space="preserve">Based on customer understanding and testing:</w:t>
-      </w:r>
-    </w:p>
-    <w:p>
-      <w:pPr>
-        <w:spacing w:after="240" w:before="240" w:lineRule="auto"/>
-        <w:rPr>
-          <w:b w:val="1"/>
-          <w:bCs w:val="1"/>
-        </w:rPr>
-      </w:pPr>
-      <w:r>
-        <w:rPr>
-          <w:b w:val="1"/>
-          <w:bCs w:val="1"/>
-          <w:rtl w:val="0"/>
-        </w:rPr>
-        <w:t xml:space="preserve">Decision:</w:t>
-      </w:r>
-    </w:p>
-    <w:p>
-      <w:pPr>
-        <w:spacing w:after="240" w:before="240" w:lineRule="auto"/>
-        <w:rPr>
-          <w:b w:val="1"/>
-          <w:bCs w:val="1"/>
-        </w:rPr>
-      </w:pPr>
-      <w:r>
-        <w:rPr>
-          <w:b w:val="1"/>
-          <w:bCs w:val="1"/>
-          <w:rtl w:val="0"/>
-        </w:rPr>
-        <w:t xml:space="preserve">Continue / Improve / Redesign / Stop</w:t>
-      </w:r>
-    </w:p>
-    <w:p>
-      <w:pPr>
-        <w:spacing w:after="240" w:before="240" w:lineRule="auto"/>
-        <w:rPr>
-          <w:b w:val="1"/>
-          <w:bCs w:val="1"/>
-        </w:rPr>
-      </w:pPr>
-      <w:r>
-        <w:rPr>
-          <w:b w:val="1"/>
-          <w:bCs w:val="1"/>
-          <w:rtl w:val="0"/>
-        </w:rPr>
-        <w:t xml:space="preserve">Reason:</w:t>
-      </w:r>
-    </w:p>
-    <w:p>
-      <w:pPr>
-        <w:spacing w:after="240" w:before="240" w:lineRule="auto"/>
-        <w:rPr>
-          <w:b w:val="1"/>
-          <w:bCs w:val="1"/>
-        </w:rPr>
-      </w:pPr>
-      <w:r>
-        <w:pict>
-          <v:rect style="width:0.0pt;height:1.5pt" o:hr="t" o:hrstd="t" o:hralign="center" fillcolor="#A0A0A0" stroked="f"/>
-        </w:pict>
-      </w:r>
-      <w:r>
-        <w:rPr>
-          <w:rtl w:val="0"/>
-        </w:rPr>
-      </w:r>
-    </w:p>
-    <w:p>
-      <w:pPr>
-        <w:spacing w:after="240" w:before="240" w:lineRule="auto"/>
-        <w:rPr>
-          <w:b w:val="1"/>
-          <w:bCs w:val="1"/>
-        </w:rPr>
-      </w:pPr>
-      <w:r>
-        <w:rPr>
-          <w:b w:val="1"/>
-          <w:bCs w:val="1"/>
-          <w:rtl w:val="0"/>
-        </w:rPr>
-        <w:t xml:space="preserve">You have now completed Module 3.</w:t>
-      </w:r>
-    </w:p>
-    <w:p>
-      <w:pPr>
-        <w:spacing w:after="240" w:before="240" w:lineRule="auto"/>
-        <w:rPr>
-          <w:b w:val="1"/>
-          <w:bCs w:val="1"/>
-        </w:rPr>
-      </w:pPr>
-      <w:r>
-        <w:rPr>
-          <w:b w:val="1"/>
-          <w:bCs w:val="1"/>
-          <w:rtl w:val="0"/>
-        </w:rPr>
-        <w:t xml:space="preserve">Next we move into a very important module:</w:t>
-      </w:r>
-    </w:p>
-    <w:p>
-      <w:pPr>
-        <w:spacing w:after="240" w:before="240" w:lineRule="auto"/>
-        <w:rPr>
-          <w:b w:val="1"/>
-          <w:bCs w:val="1"/>
-        </w:rPr>
-      </w:pPr>
-      <w:r>
-        <w:rPr>
-          <w:b w:val="1"/>
-          <w:bCs w:val="1"/>
-          <w:rtl w:val="0"/>
-        </w:rPr>
-        <w:t xml:space="preserve">Module 4: Market Opportunity Analysis</w:t>
-      </w:r>
-    </w:p>
-    <w:p>
-      <w:pPr>
-        <w:spacing w:after="240" w:before="240" w:lineRule="auto"/>
-        <w:rPr>
-          <w:b w:val="1"/>
-          <w:bCs w:val="1"/>
-        </w:rPr>
-      </w:pPr>
-      <w:r>
-        <w:rPr>
-          <w:b w:val="1"/>
-          <w:bCs w:val="1"/>
-          <w:rtl w:val="0"/>
-        </w:rPr>
-        <w:t xml:space="preserve">This is where your Intelligence Skill learns how to investigate:</w:t>
-      </w:r>
-    </w:p>
-    <w:p>
-      <w:pPr>
-        <w:numPr>
-          <w:ilvl w:val="0"/>
-          <w:numId w:val="13"/>
-        </w:numPr>
-        <w:spacing w:after="0" w:afterAutospacing="0" w:before="240" w:lineRule="auto"/>
-        <w:ind w:left="720" w:hanging="360"/>
-        <w:rPr>
-          <w:b w:val="1"/>
-          <w:bCs w:val="1"/>
-        </w:rPr>
-      </w:pPr>
-      <w:r>
-        <w:rPr>
-          <w:b w:val="1"/>
-          <w:bCs w:val="1"/>
-          <w:rtl w:val="0"/>
-        </w:rPr>
-        <w:t xml:space="preserve">Is there a real market?</w:t>
-      </w:r>
-    </w:p>
-    <w:p>
-      <w:pPr>
-        <w:numPr>
-          <w:ilvl w:val="0"/>
-          <w:numId w:val="13"/>
-        </w:numPr>
-        <w:spacing w:after="0" w:afterAutospacing="0" w:before="0" w:beforeAutospacing="0" w:lineRule="auto"/>
-        <w:ind w:left="720" w:hanging="360"/>
-        <w:rPr>
-          <w:b w:val="1"/>
-          <w:bCs w:val="1"/>
-        </w:rPr>
-      </w:pPr>
-      <w:r>
-        <w:rPr>
-          <w:b w:val="1"/>
-          <w:bCs w:val="1"/>
-          <w:rtl w:val="0"/>
-        </w:rPr>
-        <w:t xml:space="preserve">How big is the opportunity?</w:t>
-      </w:r>
-    </w:p>
-    <w:p>
-      <w:pPr>
-        <w:numPr>
-          <w:ilvl w:val="0"/>
-          <w:numId w:val="13"/>
-        </w:numPr>
-        <w:spacing w:after="0" w:afterAutospacing="0" w:before="0" w:beforeAutospacing="0" w:lineRule="auto"/>
-        <w:ind w:left="720" w:hanging="360"/>
-        <w:rPr>
-          <w:b w:val="1"/>
-          <w:bCs w:val="1"/>
-        </w:rPr>
-      </w:pPr>
-      <w:r>
-        <w:rPr>
-          <w:b w:val="1"/>
-          <w:bCs w:val="1"/>
-          <w:rtl w:val="0"/>
-        </w:rPr>
-        <w:t xml:space="preserve">Who are the competitors?</w:t>
-      </w:r>
-    </w:p>
-    <w:p>
-      <w:pPr>
-        <w:numPr>
-          <w:ilvl w:val="0"/>
-          <w:numId w:val="13"/>
-        </w:numPr>
-        <w:spacing w:after="0" w:afterAutospacing="0" w:before="0" w:beforeAutospacing="0" w:lineRule="auto"/>
-        <w:ind w:left="720" w:hanging="360"/>
-        <w:rPr>
-          <w:b w:val="1"/>
-          <w:bCs w:val="1"/>
-        </w:rPr>
-      </w:pPr>
-      <w:r>
-        <w:rPr>
-          <w:b w:val="1"/>
-          <w:bCs w:val="1"/>
-          <w:rtl w:val="0"/>
-        </w:rPr>
-        <w:t xml:space="preserve">What trends are creating opportunities?</w:t>
-      </w:r>
-    </w:p>
-    <w:p>
-      <w:pPr>
-        <w:numPr>
-          <w:ilvl w:val="0"/>
-          <w:numId w:val="13"/>
-        </w:numPr>
-        <w:spacing w:after="240" w:before="0" w:beforeAutospacing="0" w:lineRule="auto"/>
-        <w:ind w:left="720" w:hanging="360"/>
-        <w:rPr>
-          <w:b w:val="1"/>
-          <w:bCs w:val="1"/>
-        </w:rPr>
-      </w:pPr>
-      <w:r>
-        <w:rPr>
-          <w:b w:val="1"/>
-          <w:bCs w:val="1"/>
-          <w:rtl w:val="0"/>
-        </w:rPr>
-        <w:t xml:space="preserve">Is this the right time to enter?</w:t>
-      </w:r>
-    </w:p>
-    <w:p>
-      <w:pPr>
-        <w:pStyle w:val="Heading1"/>
-        <w:keepNext w:val="0"/>
-        <w:keepLines w:val="0"/>
-        <w:spacing w:before="480" w:lineRule="auto"/>
-        <w:rPr>
-          <w:b w:val="1"/>
-          <w:bCs w:val="1"/>
-          <w:sz w:val="46"/>
-          <w:szCs w:val="46"/>
-        </w:rPr>
-      </w:pPr>
-      <w:bookmarkStart w:colFirst="0" w:colLast="0" w:name="_5k0y044g0vqn" w:id="79"/>
-      <w:bookmarkEnd w:id="79"/>
-      <w:r>
-        <w:rPr>
-          <w:b w:val="1"/>
-          <w:bCs w:val="1"/>
-          <w:sz w:val="46"/>
-          <w:szCs w:val="46"/>
-          <w:rtl w:val="0"/>
-        </w:rPr>
-        <w:t xml:space="preserve">Market Opportunity Analysis</w:t>
-      </w:r>
-    </w:p>
-    <w:p>
-      <w:pPr>
-        <w:pStyle w:val="Heading2"/>
-        <w:keepNext w:val="0"/>
-        <w:keepLines w:val="0"/>
-        <w:spacing w:after="80" w:lineRule="auto"/>
-        <w:rPr>
-          <w:b w:val="1"/>
-          <w:bCs w:val="1"/>
-          <w:sz w:val="34"/>
-          <w:szCs w:val="34"/>
-        </w:rPr>
-      </w:pPr>
-      <w:bookmarkStart w:colFirst="0" w:colLast="0" w:name="_v2tvpk5a2vjk" w:id="80"/>
-      <w:bookmarkEnd w:id="80"/>
-      <w:r>
-        <w:rPr>
-          <w:b w:val="1"/>
-          <w:bCs w:val="1"/>
-          <w:sz w:val="34"/>
-          <w:szCs w:val="34"/>
-          <w:rtl w:val="0"/>
-        </w:rPr>
-        <w:t xml:space="preserve">1. Purpose of This Framework</w:t>
-      </w:r>
-    </w:p>
-    <w:p>
-      <w:pPr>
-        <w:spacing w:after="240" w:before="240" w:lineRule="auto"/>
-        <w:rPr>
-          <w:b w:val="1"/>
-          <w:bCs w:val="1"/>
-        </w:rPr>
-      </w:pPr>
-      <w:r>
-        <w:rPr>
-          <w:b w:val="1"/>
-          <w:bCs w:val="1"/>
-          <w:rtl w:val="0"/>
-        </w:rPr>
-        <w:t xml:space="preserve">Market Opportunity Analysis helps entrepreneurs determine whether a business idea has enough potential to succeed.</w:t>
-      </w:r>
-    </w:p>
-    <w:p>
-      <w:pPr>
-        <w:spacing w:after="240" w:before="240" w:lineRule="auto"/>
-        <w:rPr>
-          <w:b w:val="1"/>
-          <w:bCs w:val="1"/>
-        </w:rPr>
-      </w:pPr>
-      <w:r>
-        <w:rPr>
-          <w:b w:val="1"/>
-          <w:bCs w:val="1"/>
-          <w:rtl w:val="0"/>
-        </w:rPr>
-        <w:t xml:space="preserve">It examines:</w:t>
-      </w:r>
-    </w:p>
-    <w:p>
-      <w:pPr>
-        <w:numPr>
-          <w:ilvl w:val="0"/>
-          <w:numId w:val="10"/>
-        </w:numPr>
-        <w:spacing w:after="0" w:afterAutospacing="0" w:before="240" w:lineRule="auto"/>
-        <w:ind w:left="720" w:hanging="360"/>
-        <w:rPr>
-          <w:b w:val="1"/>
-          <w:bCs w:val="1"/>
-        </w:rPr>
-      </w:pPr>
-      <w:r>
-        <w:rPr>
-          <w:b w:val="1"/>
-          <w:bCs w:val="1"/>
-          <w:rtl w:val="0"/>
-        </w:rPr>
-        <w:t xml:space="preserve">Customer demand</w:t>
-      </w:r>
-    </w:p>
-    <w:p>
-      <w:pPr>
-        <w:numPr>
-          <w:ilvl w:val="0"/>
-          <w:numId w:val="10"/>
-        </w:numPr>
-        <w:spacing w:after="0" w:afterAutospacing="0" w:before="0" w:beforeAutospacing="0" w:lineRule="auto"/>
-        <w:ind w:left="720" w:hanging="360"/>
-        <w:rPr>
-          <w:b w:val="1"/>
-          <w:bCs w:val="1"/>
-        </w:rPr>
-      </w:pPr>
-      <w:r>
-        <w:rPr>
-          <w:b w:val="1"/>
-          <w:bCs w:val="1"/>
-          <w:rtl w:val="0"/>
-        </w:rPr>
-        <w:t xml:space="preserve">Market size</w:t>
-      </w:r>
-    </w:p>
-    <w:p>
-      <w:pPr>
-        <w:numPr>
-          <w:ilvl w:val="0"/>
-          <w:numId w:val="10"/>
-        </w:numPr>
-        <w:spacing w:after="0" w:afterAutospacing="0" w:before="0" w:beforeAutospacing="0" w:lineRule="auto"/>
-        <w:ind w:left="720" w:hanging="360"/>
-        <w:rPr>
-          <w:b w:val="1"/>
-          <w:bCs w:val="1"/>
-        </w:rPr>
-      </w:pPr>
-      <w:r>
-        <w:rPr>
-          <w:b w:val="1"/>
-          <w:bCs w:val="1"/>
-          <w:rtl w:val="0"/>
-        </w:rPr>
-        <w:t xml:space="preserve">Industry trends</w:t>
-      </w:r>
-    </w:p>
-    <w:p>
-      <w:pPr>
-        <w:numPr>
-          <w:ilvl w:val="0"/>
-          <w:numId w:val="10"/>
-        </w:numPr>
-        <w:spacing w:after="0" w:afterAutospacing="0" w:before="0" w:beforeAutospacing="0" w:lineRule="auto"/>
-        <w:ind w:left="720" w:hanging="360"/>
-        <w:rPr>
-          <w:b w:val="1"/>
-          <w:bCs w:val="1"/>
-        </w:rPr>
-      </w:pPr>
-      <w:r>
-        <w:rPr>
-          <w:b w:val="1"/>
-          <w:bCs w:val="1"/>
-          <w:rtl w:val="0"/>
-        </w:rPr>
-        <w:t xml:space="preserve">Competitors</w:t>
-      </w:r>
-    </w:p>
-    <w:p>
-      <w:pPr>
-        <w:numPr>
-          <w:ilvl w:val="0"/>
-          <w:numId w:val="10"/>
-        </w:numPr>
-        <w:spacing w:after="0" w:afterAutospacing="0" w:before="0" w:beforeAutospacing="0" w:lineRule="auto"/>
-        <w:ind w:left="720" w:hanging="360"/>
-        <w:rPr>
-          <w:b w:val="1"/>
-          <w:bCs w:val="1"/>
-        </w:rPr>
-      </w:pPr>
-      <w:r>
-        <w:rPr>
-          <w:b w:val="1"/>
-          <w:bCs w:val="1"/>
-          <w:rtl w:val="0"/>
-        </w:rPr>
-        <w:t xml:space="preserve">Customer behaviour</w:t>
-      </w:r>
-    </w:p>
-    <w:p>
-      <w:pPr>
-        <w:numPr>
-          <w:ilvl w:val="0"/>
-          <w:numId w:val="10"/>
-        </w:numPr>
-        <w:spacing w:after="0" w:afterAutospacing="0" w:before="0" w:beforeAutospacing="0" w:lineRule="auto"/>
-        <w:ind w:left="720" w:hanging="360"/>
-        <w:rPr>
-          <w:b w:val="1"/>
-          <w:bCs w:val="1"/>
-        </w:rPr>
-      </w:pPr>
-      <w:r>
-        <w:rPr>
-          <w:b w:val="1"/>
-          <w:bCs w:val="1"/>
-          <w:rtl w:val="0"/>
-        </w:rPr>
-        <w:t xml:space="preserve">Barriers to entry</w:t>
-      </w:r>
-    </w:p>
-    <w:p>
-      <w:pPr>
-        <w:numPr>
-          <w:ilvl w:val="0"/>
-          <w:numId w:val="10"/>
-        </w:numPr>
-        <w:spacing w:after="240" w:before="0" w:beforeAutospacing="0" w:lineRule="auto"/>
-        <w:ind w:left="720" w:hanging="360"/>
-        <w:rPr>
-          <w:b w:val="1"/>
-          <w:bCs w:val="1"/>
-        </w:rPr>
-      </w:pPr>
-      <w:r>
-        <w:rPr>
-          <w:b w:val="1"/>
-          <w:bCs w:val="1"/>
-          <w:rtl w:val="0"/>
-        </w:rPr>
-        <w:t xml:space="preserve">Growth opportunities</w:t>
-      </w:r>
-    </w:p>
-    <w:p>
-      <w:pPr>
-        <w:spacing w:after="240" w:before="240" w:lineRule="auto"/>
-        <w:rPr>
-          <w:b w:val="1"/>
-          <w:bCs w:val="1"/>
-        </w:rPr>
-      </w:pPr>
-      <w:r>
-        <w:rPr>
-          <w:b w:val="1"/>
-          <w:bCs w:val="1"/>
-          <w:rtl w:val="0"/>
-        </w:rPr>
-        <w:t xml:space="preserve">A great idea is not automatically a great business.</w:t>
-      </w:r>
-    </w:p>
-    <w:p>
-      <w:pPr>
-        <w:spacing w:after="240" w:before="240" w:lineRule="auto"/>
-        <w:rPr>
-          <w:b w:val="1"/>
-          <w:bCs w:val="1"/>
-        </w:rPr>
-      </w:pPr>
-      <w:r>
-        <w:rPr>
-          <w:b w:val="1"/>
-          <w:bCs w:val="1"/>
-          <w:rtl w:val="0"/>
-        </w:rPr>
-        <w:t xml:space="preserve">A business opportunity exists when:</w:t>
-      </w:r>
-    </w:p>
-    <w:p>
-      <w:pPr>
-        <w:spacing w:after="240" w:before="240" w:lineRule="auto"/>
-        <w:rPr>
-          <w:b w:val="1"/>
-          <w:bCs w:val="1"/>
-        </w:rPr>
-      </w:pPr>
-      <w:r>
-        <w:rPr>
-          <w:b w:val="1"/>
-          <w:bCs w:val="1"/>
-          <w:rtl w:val="0"/>
-        </w:rPr>
-        <w:t xml:space="preserve">A real customer problem + enough demand + a profitable solution = market opportunity</w:t>
-      </w:r>
-    </w:p>
-    <w:p>
-      <w:pPr>
-        <w:spacing w:after="240" w:before="240" w:lineRule="auto"/>
-        <w:rPr>
-          <w:b w:val="1"/>
-          <w:bCs w:val="1"/>
-        </w:rPr>
-      </w:pPr>
-      <w:r>
-        <w:pict>
-          <v:rect style="width:0.0pt;height:1.5pt" o:hr="t" o:hrstd="t" o:hralign="center" fillcolor="#A0A0A0" stroked="f"/>
-        </w:pict>
-      </w:r>
-      <w:r>
-        <w:rPr>
-          <w:rtl w:val="0"/>
-        </w:rPr>
-      </w:r>
-    </w:p>
-    <w:p>
-      <w:pPr>
-        <w:pStyle w:val="Heading1"/>
-        <w:keepNext w:val="0"/>
-        <w:keepLines w:val="0"/>
-        <w:spacing w:before="480" w:lineRule="auto"/>
-        <w:rPr>
-          <w:b w:val="1"/>
-          <w:bCs w:val="1"/>
-          <w:sz w:val="46"/>
-          <w:szCs w:val="46"/>
-        </w:rPr>
-      </w:pPr>
-      <w:bookmarkStart w:colFirst="0" w:colLast="0" w:name="_h3gx6ckjzhrc" w:id="81"/>
-      <w:bookmarkEnd w:id="81"/>
-      <w:r>
-        <w:rPr>
-          <w:b w:val="1"/>
-          <w:bCs w:val="1"/>
-          <w:sz w:val="46"/>
-          <w:szCs w:val="46"/>
-          <w:rtl w:val="0"/>
-        </w:rPr>
-        <w:t xml:space="preserve">2. Understanding Market Opportunity</w:t>
-      </w:r>
-    </w:p>
-    <w:p>
-      <w:pPr>
-        <w:spacing w:after="240" w:before="240" w:lineRule="auto"/>
-        <w:rPr>
-          <w:b w:val="1"/>
-          <w:bCs w:val="1"/>
-        </w:rPr>
-      </w:pPr>
-      <w:r>
-        <w:rPr>
-          <w:b w:val="1"/>
-          <w:bCs w:val="1"/>
-          <w:rtl w:val="0"/>
-        </w:rPr>
-        <w:t xml:space="preserve">A market opportunity exists when:</w:t>
-      </w:r>
-    </w:p>
-    <w:p>
-      <w:pPr>
-        <w:numPr>
-          <w:ilvl w:val="0"/>
-          <w:numId w:val="37"/>
-        </w:numPr>
-        <w:spacing w:after="0" w:afterAutospacing="0" w:before="240" w:lineRule="auto"/>
-        <w:ind w:left="720" w:hanging="360"/>
-        <w:rPr>
-          <w:b w:val="1"/>
-          <w:bCs w:val="1"/>
-        </w:rPr>
-      </w:pPr>
-      <w:r>
-        <w:rPr>
-          <w:b w:val="1"/>
-          <w:bCs w:val="1"/>
-          <w:rtl w:val="0"/>
-        </w:rPr>
-        <w:t xml:space="preserve">People have a problem they want solved.</w:t>
-      </w:r>
-    </w:p>
-    <w:p>
-      <w:pPr>
-        <w:numPr>
-          <w:ilvl w:val="0"/>
-          <w:numId w:val="37"/>
-        </w:numPr>
-        <w:spacing w:after="0" w:afterAutospacing="0" w:before="0" w:beforeAutospacing="0" w:lineRule="auto"/>
-        <w:ind w:left="720" w:hanging="360"/>
-        <w:rPr>
-          <w:b w:val="1"/>
-          <w:bCs w:val="1"/>
-        </w:rPr>
-      </w:pPr>
-      <w:r>
-        <w:rPr>
-          <w:b w:val="1"/>
-          <w:bCs w:val="1"/>
-          <w:rtl w:val="0"/>
-        </w:rPr>
-        <w:t xml:space="preserve">Existing solutions are inadequate.</w:t>
-      </w:r>
-    </w:p>
-    <w:p>
-      <w:pPr>
-        <w:numPr>
-          <w:ilvl w:val="0"/>
-          <w:numId w:val="37"/>
-        </w:numPr>
-        <w:spacing w:after="0" w:afterAutospacing="0" w:before="0" w:beforeAutospacing="0" w:lineRule="auto"/>
-        <w:ind w:left="720" w:hanging="360"/>
-        <w:rPr>
-          <w:b w:val="1"/>
-          <w:bCs w:val="1"/>
-        </w:rPr>
-      </w:pPr>
-      <w:r>
-        <w:rPr>
-          <w:b w:val="1"/>
-          <w:bCs w:val="1"/>
-          <w:rtl w:val="0"/>
-        </w:rPr>
-        <w:t xml:space="preserve">Customers are willing to pay.</w:t>
-      </w:r>
-    </w:p>
-    <w:p>
-      <w:pPr>
-        <w:numPr>
-          <w:ilvl w:val="0"/>
-          <w:numId w:val="37"/>
-        </w:numPr>
-        <w:spacing w:after="0" w:afterAutospacing="0" w:before="0" w:beforeAutospacing="0" w:lineRule="auto"/>
-        <w:ind w:left="720" w:hanging="360"/>
-        <w:rPr>
-          <w:b w:val="1"/>
-          <w:bCs w:val="1"/>
-        </w:rPr>
-      </w:pPr>
-      <w:r>
-        <w:rPr>
-          <w:b w:val="1"/>
-          <w:bCs w:val="1"/>
-          <w:rtl w:val="0"/>
-        </w:rPr>
-        <w:t xml:space="preserve">The market is large enough.</w:t>
-      </w:r>
-    </w:p>
-    <w:p>
-      <w:pPr>
-        <w:numPr>
-          <w:ilvl w:val="0"/>
-          <w:numId w:val="37"/>
-        </w:numPr>
-        <w:spacing w:after="240" w:before="0" w:beforeAutospacing="0" w:lineRule="auto"/>
-        <w:ind w:left="720" w:hanging="360"/>
-        <w:rPr>
-          <w:b w:val="1"/>
-          <w:bCs w:val="1"/>
-        </w:rPr>
-      </w:pPr>
-      <w:r>
-        <w:rPr>
-          <w:b w:val="1"/>
-          <w:bCs w:val="1"/>
-          <w:rtl w:val="0"/>
-        </w:rPr>
-        <w:t xml:space="preserve">The business can reach customers profitably.</w:t>
-      </w:r>
-    </w:p>
-    <w:p>
-      <w:pPr>
-        <w:spacing w:after="240" w:before="240" w:lineRule="auto"/>
-        <w:rPr>
-          <w:b w:val="1"/>
-          <w:bCs w:val="1"/>
-        </w:rPr>
-      </w:pPr>
-      <w:r>
-        <w:pict>
-          <v:rect style="width:0.0pt;height:1.5pt" o:hr="t" o:hrstd="t" o:hralign="center" fillcolor="#A0A0A0" stroked="f"/>
-        </w:pict>
-      </w:r>
-      <w:r>
-        <w:rPr>
-          <w:rtl w:val="0"/>
-        </w:rPr>
-      </w:r>
-    </w:p>
-    <w:p>
-      <w:pPr>
-        <w:pStyle w:val="Heading1"/>
-        <w:keepNext w:val="0"/>
-        <w:keepLines w:val="0"/>
-        <w:spacing w:before="480" w:lineRule="auto"/>
-        <w:rPr>
-          <w:b w:val="1"/>
-          <w:bCs w:val="1"/>
-          <w:sz w:val="46"/>
-          <w:szCs w:val="46"/>
-        </w:rPr>
-      </w:pPr>
-      <w:bookmarkStart w:colFirst="0" w:colLast="0" w:name="_tqhiu2derpkv" w:id="82"/>
-      <w:bookmarkEnd w:id="82"/>
-      <w:r>
-        <w:rPr>
-          <w:b w:val="1"/>
-          <w:bCs w:val="1"/>
-          <w:sz w:val="46"/>
-          <w:szCs w:val="46"/>
-          <w:rtl w:val="0"/>
-        </w:rPr>
-        <w:t xml:space="preserve">3. The Opportunity Investigation Process</w:t>
-      </w:r>
-    </w:p>
-    <w:p>
-      <w:pPr>
-        <w:pStyle w:val="Heading2"/>
-        <w:keepNext w:val="0"/>
-        <w:keepLines w:val="0"/>
-        <w:spacing w:after="80" w:lineRule="auto"/>
-        <w:rPr>
-          <w:b w:val="1"/>
-          <w:bCs w:val="1"/>
-          <w:sz w:val="34"/>
-          <w:szCs w:val="34"/>
-        </w:rPr>
-      </w:pPr>
-      <w:bookmarkStart w:colFirst="0" w:colLast="0" w:name="_x4hs34beb3y" w:id="83"/>
-      <w:bookmarkEnd w:id="83"/>
-      <w:r>
-        <w:rPr>
-          <w:b w:val="1"/>
-          <w:bCs w:val="1"/>
-          <w:sz w:val="34"/>
-          <w:szCs w:val="34"/>
-          <w:rtl w:val="0"/>
-        </w:rPr>
-        <w:t xml:space="preserve">Step 1: Identify the Target Market</w:t>
-      </w:r>
-    </w:p>
-    <w:p>
-      <w:pPr>
-        <w:spacing w:after="240" w:before="240" w:lineRule="auto"/>
-        <w:rPr>
-          <w:b w:val="1"/>
-          <w:bCs w:val="1"/>
-        </w:rPr>
-      </w:pPr>
-      <w:r>
-        <w:rPr>
-          <w:b w:val="1"/>
-          <w:bCs w:val="1"/>
-          <w:rtl w:val="0"/>
-        </w:rPr>
-        <w:t xml:space="preserve">Questions:</w:t>
-      </w:r>
-    </w:p>
-    <w:p>
-      <w:pPr>
-        <w:numPr>
-          <w:ilvl w:val="0"/>
-          <w:numId w:val="20"/>
-        </w:numPr>
-        <w:spacing w:after="0" w:afterAutospacing="0" w:before="240" w:lineRule="auto"/>
-        <w:ind w:left="720" w:hanging="360"/>
-        <w:rPr>
-          <w:b w:val="1"/>
-          <w:bCs w:val="1"/>
-        </w:rPr>
-      </w:pPr>
-      <w:r>
-        <w:rPr>
-          <w:b w:val="1"/>
-          <w:bCs w:val="1"/>
-          <w:rtl w:val="0"/>
-        </w:rPr>
-        <w:t xml:space="preserve">Who are the potential customers?</w:t>
-      </w:r>
-    </w:p>
-    <w:p>
-      <w:pPr>
-        <w:numPr>
-          <w:ilvl w:val="0"/>
-          <w:numId w:val="20"/>
-        </w:numPr>
-        <w:spacing w:after="0" w:afterAutospacing="0" w:before="0" w:beforeAutospacing="0" w:lineRule="auto"/>
-        <w:ind w:left="720" w:hanging="360"/>
-        <w:rPr>
-          <w:b w:val="1"/>
-          <w:bCs w:val="1"/>
-        </w:rPr>
-      </w:pPr>
-      <w:r>
-        <w:rPr>
-          <w:b w:val="1"/>
-          <w:bCs w:val="1"/>
-          <w:rtl w:val="0"/>
-        </w:rPr>
-        <w:t xml:space="preserve">What group experiences this problem most?</w:t>
-      </w:r>
-    </w:p>
-    <w:p>
-      <w:pPr>
-        <w:numPr>
-          <w:ilvl w:val="0"/>
-          <w:numId w:val="20"/>
-        </w:numPr>
-        <w:spacing w:after="0" w:afterAutospacing="0" w:before="0" w:beforeAutospacing="0" w:lineRule="auto"/>
-        <w:ind w:left="720" w:hanging="360"/>
-        <w:rPr>
-          <w:b w:val="1"/>
-          <w:bCs w:val="1"/>
-        </w:rPr>
-      </w:pPr>
-      <w:r>
-        <w:rPr>
-          <w:b w:val="1"/>
-          <w:bCs w:val="1"/>
-          <w:rtl w:val="0"/>
-        </w:rPr>
-        <w:t xml:space="preserve">Where are these customers located?</w:t>
-      </w:r>
-    </w:p>
-    <w:p>
-      <w:pPr>
-        <w:numPr>
-          <w:ilvl w:val="0"/>
-          <w:numId w:val="20"/>
-        </w:numPr>
-        <w:spacing w:after="240" w:before="0" w:beforeAutospacing="0" w:lineRule="auto"/>
-        <w:ind w:left="720" w:hanging="360"/>
-        <w:rPr>
-          <w:b w:val="1"/>
-          <w:bCs w:val="1"/>
-        </w:rPr>
-      </w:pPr>
-      <w:r>
-        <w:rPr>
-          <w:b w:val="1"/>
-          <w:bCs w:val="1"/>
-          <w:rtl w:val="0"/>
-        </w:rPr>
-        <w:t xml:space="preserve">How often do they buy similar products?</w:t>
-      </w:r>
-    </w:p>
-    <w:p>
-      <w:pPr>
-        <w:spacing w:after="240" w:before="240" w:lineRule="auto"/>
-        <w:rPr>
-          <w:b w:val="1"/>
-          <w:bCs w:val="1"/>
-        </w:rPr>
-      </w:pPr>
-      <w:r>
-        <w:rPr>
-          <w:b w:val="1"/>
-          <w:bCs w:val="1"/>
-          <w:rtl w:val="0"/>
-        </w:rPr>
-        <w:t xml:space="preserve">Analyse:</w:t>
-      </w:r>
-    </w:p>
-    <w:p>
-      <w:pPr>
-        <w:numPr>
-          <w:ilvl w:val="0"/>
-          <w:numId w:val="8"/>
-        </w:numPr>
-        <w:spacing w:after="0" w:afterAutospacing="0" w:before="240" w:lineRule="auto"/>
-        <w:ind w:left="720" w:hanging="360"/>
-        <w:rPr>
-          <w:b w:val="1"/>
-          <w:bCs w:val="1"/>
-        </w:rPr>
-      </w:pPr>
-      <w:r>
-        <w:rPr>
-          <w:b w:val="1"/>
-          <w:bCs w:val="1"/>
-          <w:rtl w:val="0"/>
-        </w:rPr>
-        <w:t xml:space="preserve">Age</w:t>
-      </w:r>
-    </w:p>
-    <w:p>
-      <w:pPr>
-        <w:numPr>
-          <w:ilvl w:val="0"/>
-          <w:numId w:val="8"/>
-        </w:numPr>
-        <w:spacing w:after="0" w:afterAutospacing="0" w:before="0" w:beforeAutospacing="0" w:lineRule="auto"/>
-        <w:ind w:left="720" w:hanging="360"/>
-        <w:rPr>
-          <w:b w:val="1"/>
-          <w:bCs w:val="1"/>
-        </w:rPr>
-      </w:pPr>
-      <w:r>
-        <w:rPr>
-          <w:b w:val="1"/>
-          <w:bCs w:val="1"/>
-          <w:rtl w:val="0"/>
-        </w:rPr>
-        <w:t xml:space="preserve">Lifestyle</w:t>
-      </w:r>
-    </w:p>
-    <w:p>
-      <w:pPr>
-        <w:numPr>
-          <w:ilvl w:val="0"/>
-          <w:numId w:val="8"/>
-        </w:numPr>
-        <w:spacing w:after="0" w:afterAutospacing="0" w:before="0" w:beforeAutospacing="0" w:lineRule="auto"/>
-        <w:ind w:left="720" w:hanging="360"/>
-        <w:rPr>
-          <w:b w:val="1"/>
-          <w:bCs w:val="1"/>
-        </w:rPr>
-      </w:pPr>
-      <w:r>
-        <w:rPr>
-          <w:b w:val="1"/>
-          <w:bCs w:val="1"/>
-          <w:rtl w:val="0"/>
-        </w:rPr>
-        <w:t xml:space="preserve">Income level</w:t>
-      </w:r>
-    </w:p>
-    <w:p>
-      <w:pPr>
-        <w:numPr>
-          <w:ilvl w:val="0"/>
-          <w:numId w:val="8"/>
-        </w:numPr>
-        <w:spacing w:after="0" w:afterAutospacing="0" w:before="0" w:beforeAutospacing="0" w:lineRule="auto"/>
-        <w:ind w:left="720" w:hanging="360"/>
-        <w:rPr>
-          <w:b w:val="1"/>
-          <w:bCs w:val="1"/>
-        </w:rPr>
-      </w:pPr>
-      <w:r>
-        <w:rPr>
-          <w:b w:val="1"/>
-          <w:bCs w:val="1"/>
-          <w:rtl w:val="0"/>
-        </w:rPr>
-        <w:t xml:space="preserve">Interests</w:t>
-      </w:r>
-    </w:p>
-    <w:p>
-      <w:pPr>
-        <w:numPr>
-          <w:ilvl w:val="0"/>
-          <w:numId w:val="8"/>
-        </w:numPr>
-        <w:spacing w:after="0" w:afterAutospacing="0" w:before="0" w:beforeAutospacing="0" w:lineRule="auto"/>
-        <w:ind w:left="720" w:hanging="360"/>
-        <w:rPr>
-          <w:b w:val="1"/>
-          <w:bCs w:val="1"/>
-        </w:rPr>
-      </w:pPr>
-      <w:r>
-        <w:rPr>
-          <w:b w:val="1"/>
-          <w:bCs w:val="1"/>
-          <w:rtl w:val="0"/>
-        </w:rPr>
-        <w:t xml:space="preserve">Buying behaviour</w:t>
-      </w:r>
-    </w:p>
-    <w:p>
-      <w:pPr>
-        <w:numPr>
-          <w:ilvl w:val="0"/>
-          <w:numId w:val="8"/>
-        </w:numPr>
-        <w:spacing w:after="240" w:before="0" w:beforeAutospacing="0" w:lineRule="auto"/>
-        <w:ind w:left="720" w:hanging="360"/>
-        <w:rPr>
-          <w:b w:val="1"/>
-          <w:bCs w:val="1"/>
-        </w:rPr>
-      </w:pPr>
-      <w:r>
-        <w:rPr>
-          <w:b w:val="1"/>
-          <w:bCs w:val="1"/>
-          <w:rtl w:val="0"/>
-        </w:rPr>
-        <w:t xml:space="preserve">Needs and frustrations</w:t>
-      </w:r>
-    </w:p>
-    <w:p>
-      <w:pPr>
-        <w:spacing w:after="240" w:before="240" w:lineRule="auto"/>
-        <w:rPr>
-          <w:b w:val="1"/>
-          <w:bCs w:val="1"/>
-        </w:rPr>
-      </w:pPr>
-      <w:r>
-        <w:pict>
-          <v:rect style="width:0.0pt;height:1.5pt" o:hr="t" o:hrstd="t" o:hralign="center" fillcolor="#A0A0A0" stroked="f"/>
-        </w:pict>
-      </w:r>
-      <w:r>
-        <w:rPr>
-          <w:rtl w:val="0"/>
-        </w:rPr>
-      </w:r>
-    </w:p>
-    <w:p>
-      <w:pPr>
-        <w:pStyle w:val="Heading1"/>
-        <w:keepNext w:val="0"/>
-        <w:keepLines w:val="0"/>
-        <w:spacing w:before="480" w:lineRule="auto"/>
-        <w:rPr>
-          <w:b w:val="1"/>
-          <w:bCs w:val="1"/>
-          <w:sz w:val="46"/>
-          <w:szCs w:val="46"/>
-        </w:rPr>
-      </w:pPr>
-      <w:bookmarkStart w:colFirst="0" w:colLast="0" w:name="_hzl1ticwfgan" w:id="84"/>
-      <w:bookmarkEnd w:id="84"/>
-      <w:r>
-        <w:rPr>
-          <w:b w:val="1"/>
-          <w:bCs w:val="1"/>
-          <w:sz w:val="46"/>
-          <w:szCs w:val="46"/>
-          <w:rtl w:val="0"/>
-        </w:rPr>
-        <w:t xml:space="preserve">Step 2: Analyse Market Size</w:t>
-      </w:r>
-    </w:p>
-    <w:p>
-      <w:pPr>
-        <w:spacing w:after="240" w:before="240" w:lineRule="auto"/>
-        <w:rPr>
-          <w:b w:val="1"/>
-          <w:bCs w:val="1"/>
-        </w:rPr>
-      </w:pPr>
-      <w:r>
-        <w:rPr>
-          <w:b w:val="1"/>
-          <w:bCs w:val="1"/>
-          <w:rtl w:val="0"/>
-        </w:rPr>
-        <w:t xml:space="preserve">Understanding market size helps determine potential.</w:t>
-      </w:r>
-    </w:p>
-    <w:p>
-      <w:pPr>
-        <w:spacing w:after="240" w:before="240" w:lineRule="auto"/>
-        <w:rPr>
-          <w:b w:val="1"/>
-          <w:bCs w:val="1"/>
-        </w:rPr>
-      </w:pPr>
-      <w:r>
-        <w:rPr>
-          <w:b w:val="1"/>
-          <w:bCs w:val="1"/>
-          <w:rtl w:val="0"/>
-        </w:rPr>
-        <w:t xml:space="preserve">Key measurements:</w:t>
-      </w:r>
-    </w:p>
-    <w:p>
-      <w:pPr>
-        <w:pStyle w:val="Heading2"/>
-        <w:keepNext w:val="0"/>
-        <w:keepLines w:val="0"/>
-        <w:spacing w:after="80" w:lineRule="auto"/>
-        <w:rPr>
-          <w:b w:val="1"/>
-          <w:bCs w:val="1"/>
-          <w:sz w:val="34"/>
-          <w:szCs w:val="34"/>
-        </w:rPr>
-      </w:pPr>
-      <w:bookmarkStart w:colFirst="0" w:colLast="0" w:name="_sdj0u0ra7jm5" w:id="85"/>
-      <w:bookmarkEnd w:id="85"/>
-      <w:r>
-        <w:rPr>
-          <w:b w:val="1"/>
-          <w:bCs w:val="1"/>
-          <w:sz w:val="34"/>
-          <w:szCs w:val="34"/>
-          <w:rtl w:val="0"/>
-        </w:rPr>
-        <w:t xml:space="preserve">TAM (Total Addressable Market)</w:t>
-      </w:r>
-    </w:p>
-    <w:p>
-      <w:pPr>
-        <w:spacing w:after="240" w:before="240" w:lineRule="auto"/>
-        <w:rPr>
-          <w:b w:val="1"/>
-          <w:bCs w:val="1"/>
-        </w:rPr>
-      </w:pPr>
-      <w:r>
-        <w:rPr>
-          <w:b w:val="1"/>
-          <w:bCs w:val="1"/>
-          <w:rtl w:val="0"/>
-        </w:rPr>
-        <w:t xml:space="preserve">The entire possible market if everyone who could use the product became a customer.</w:t>
-      </w:r>
-    </w:p>
-    <w:p>
-      <w:pPr>
-        <w:spacing w:after="240" w:before="240" w:lineRule="auto"/>
-        <w:rPr>
-          <w:b w:val="1"/>
-          <w:bCs w:val="1"/>
-        </w:rPr>
-      </w:pPr>
-      <w:r>
-        <w:rPr>
-          <w:b w:val="1"/>
-          <w:bCs w:val="1"/>
-          <w:rtl w:val="0"/>
-        </w:rPr>
-        <w:t xml:space="preserve">Example:</w:t>
-      </w:r>
-    </w:p>
-    <w:p>
-      <w:pPr>
-        <w:spacing w:after="240" w:before="240" w:lineRule="auto"/>
-        <w:rPr>
-          <w:b w:val="1"/>
-          <w:bCs w:val="1"/>
-        </w:rPr>
-      </w:pPr>
-      <w:r>
-        <w:rPr>
-          <w:b w:val="1"/>
-          <w:bCs w:val="1"/>
-          <w:rtl w:val="0"/>
-        </w:rPr>
-        <w:t xml:space="preserve">Everyone interested in healthy drinks.</w:t>
-      </w:r>
-    </w:p>
-    <w:p>
-      <w:pPr>
-        <w:spacing w:after="240" w:before="240" w:lineRule="auto"/>
-        <w:rPr>
-          <w:b w:val="1"/>
-          <w:bCs w:val="1"/>
-        </w:rPr>
-      </w:pPr>
-      <w:r>
-        <w:pict>
-          <v:rect style="width:0.0pt;height:1.5pt" o:hr="t" o:hrstd="t" o:hralign="center" fillcolor="#A0A0A0" stroked="f"/>
-        </w:pict>
-      </w:r>
-      <w:r>
-        <w:rPr>
-          <w:rtl w:val="0"/>
-        </w:rPr>
-      </w:r>
-    </w:p>
-    <w:p>
-      <w:pPr>
-        <w:pStyle w:val="Heading2"/>
-        <w:keepNext w:val="0"/>
-        <w:keepLines w:val="0"/>
-        <w:spacing w:after="80" w:lineRule="auto"/>
-        <w:rPr>
-          <w:b w:val="1"/>
-          <w:bCs w:val="1"/>
-          <w:sz w:val="34"/>
-          <w:szCs w:val="34"/>
-        </w:rPr>
-      </w:pPr>
-      <w:bookmarkStart w:colFirst="0" w:colLast="0" w:name="_k5r9j2v5xh7a" w:id="86"/>
-      <w:bookmarkEnd w:id="86"/>
-      <w:r>
-        <w:rPr>
-          <w:b w:val="1"/>
-          <w:bCs w:val="1"/>
-          <w:sz w:val="34"/>
-          <w:szCs w:val="34"/>
-          <w:rtl w:val="0"/>
-        </w:rPr>
-        <w:t xml:space="preserve">SAM (Serviceable Available Market)</w:t>
-      </w:r>
-    </w:p>
-    <w:p>
-      <w:pPr>
-        <w:spacing w:after="240" w:before="240" w:lineRule="auto"/>
-        <w:rPr>
-          <w:b w:val="1"/>
-          <w:bCs w:val="1"/>
-        </w:rPr>
-      </w:pPr>
-      <w:r>
-        <w:rPr>
-          <w:b w:val="1"/>
-          <w:bCs w:val="1"/>
-          <w:rtl w:val="0"/>
-        </w:rPr>
-        <w:t xml:space="preserve">The part of the market the business can realistically target.</w:t>
-      </w:r>
-    </w:p>
-    <w:p>
-      <w:pPr>
-        <w:spacing w:after="240" w:before="240" w:lineRule="auto"/>
-        <w:rPr>
-          <w:b w:val="1"/>
-          <w:bCs w:val="1"/>
-        </w:rPr>
-      </w:pPr>
-      <w:r>
-        <w:rPr>
-          <w:b w:val="1"/>
-          <w:bCs w:val="1"/>
-          <w:rtl w:val="0"/>
-        </w:rPr>
-        <w:t xml:space="preserve">Example:</w:t>
-      </w:r>
-    </w:p>
-    <w:p>
-      <w:pPr>
-        <w:spacing w:after="240" w:before="240" w:lineRule="auto"/>
-        <w:rPr>
-          <w:b w:val="1"/>
-          <w:bCs w:val="1"/>
-        </w:rPr>
-      </w:pPr>
-      <w:r>
-        <w:rPr>
-          <w:b w:val="1"/>
-          <w:bCs w:val="1"/>
-          <w:rtl w:val="0"/>
-        </w:rPr>
-        <w:t xml:space="preserve">Health-conscious consumers in London.</w:t>
-      </w:r>
-    </w:p>
-    <w:p>
-      <w:pPr>
-        <w:spacing w:after="240" w:before="240" w:lineRule="auto"/>
-        <w:rPr>
-          <w:b w:val="1"/>
-          <w:bCs w:val="1"/>
-        </w:rPr>
-      </w:pPr>
-      <w:r>
-        <w:pict>
-          <v:rect style="width:0.0pt;height:1.5pt" o:hr="t" o:hrstd="t" o:hralign="center" fillcolor="#A0A0A0" stroked="f"/>
-        </w:pict>
-      </w:r>
-      <w:r>
-        <w:rPr>
-          <w:rtl w:val="0"/>
-        </w:rPr>
-      </w:r>
-    </w:p>
-    <w:p>
-      <w:pPr>
-        <w:pStyle w:val="Heading2"/>
-        <w:keepNext w:val="0"/>
-        <w:keepLines w:val="0"/>
-        <w:spacing w:after="80" w:lineRule="auto"/>
-        <w:rPr>
-          <w:b w:val="1"/>
-          <w:bCs w:val="1"/>
-          <w:sz w:val="34"/>
-          <w:szCs w:val="34"/>
-        </w:rPr>
-      </w:pPr>
-      <w:bookmarkStart w:colFirst="0" w:colLast="0" w:name="_z0ektz2d2j6n" w:id="87"/>
-      <w:bookmarkEnd w:id="87"/>
-      <w:r>
-        <w:rPr>
-          <w:b w:val="1"/>
-          <w:bCs w:val="1"/>
-          <w:sz w:val="34"/>
-          <w:szCs w:val="34"/>
-          <w:rtl w:val="0"/>
-        </w:rPr>
-        <w:t xml:space="preserve">SOM (Serviceable Obtainable Market)</w:t>
-      </w:r>
-    </w:p>
-    <w:p>
-      <w:pPr>
-        <w:spacing w:after="240" w:before="240" w:lineRule="auto"/>
-        <w:rPr>
-          <w:b w:val="1"/>
-          <w:bCs w:val="1"/>
-        </w:rPr>
-      </w:pPr>
-      <w:r>
-        <w:rPr>
-          <w:b w:val="1"/>
-          <w:bCs w:val="1"/>
-          <w:rtl w:val="0"/>
-        </w:rPr>
-        <w:t xml:space="preserve">The realistic share the business could capture initially.</w:t>
-      </w:r>
-    </w:p>
-    <w:p>
-      <w:pPr>
-        <w:spacing w:after="240" w:before="240" w:lineRule="auto"/>
-        <w:rPr>
-          <w:b w:val="1"/>
-          <w:bCs w:val="1"/>
-        </w:rPr>
-      </w:pPr>
-      <w:r>
-        <w:rPr>
-          <w:b w:val="1"/>
-          <w:bCs w:val="1"/>
-          <w:rtl w:val="0"/>
-        </w:rPr>
-        <w:t xml:space="preserve">Example:</w:t>
-      </w:r>
-    </w:p>
-    <w:p>
-      <w:pPr>
-        <w:spacing w:after="240" w:before="240" w:lineRule="auto"/>
-        <w:rPr>
-          <w:b w:val="1"/>
-          <w:bCs w:val="1"/>
-        </w:rPr>
-      </w:pPr>
-      <w:r>
-        <w:rPr>
-          <w:b w:val="1"/>
-          <w:bCs w:val="1"/>
-          <w:rtl w:val="0"/>
-        </w:rPr>
-        <w:t xml:space="preserve">Customers within a local area during the first year.</w:t>
-      </w:r>
-    </w:p>
-    <w:p>
-      <w:pPr>
-        <w:spacing w:after="240" w:before="240" w:lineRule="auto"/>
-        <w:rPr>
-          <w:b w:val="1"/>
-          <w:bCs w:val="1"/>
-        </w:rPr>
-      </w:pPr>
-      <w:r>
-        <w:pict>
-          <v:rect style="width:0.0pt;height:1.5pt" o:hr="t" o:hrstd="t" o:hralign="center" fillcolor="#A0A0A0" stroked="f"/>
-        </w:pict>
-      </w:r>
-      <w:r>
-        <w:rPr>
-          <w:rtl w:val="0"/>
-        </w:rPr>
-      </w:r>
-    </w:p>
-    <w:p>
-      <w:pPr>
-        <w:pStyle w:val="Heading1"/>
-        <w:keepNext w:val="0"/>
-        <w:keepLines w:val="0"/>
-        <w:spacing w:before="480" w:lineRule="auto"/>
-        <w:rPr>
-          <w:b w:val="1"/>
-          <w:bCs w:val="1"/>
-          <w:sz w:val="46"/>
-          <w:szCs w:val="46"/>
-        </w:rPr>
-      </w:pPr>
-      <w:bookmarkStart w:colFirst="0" w:colLast="0" w:name="_jgodngd7yo10" w:id="88"/>
-      <w:bookmarkEnd w:id="88"/>
-      <w:r>
-        <w:rPr>
-          <w:b w:val="1"/>
-          <w:bCs w:val="1"/>
-          <w:sz w:val="46"/>
-          <w:szCs w:val="46"/>
-          <w:rtl w:val="0"/>
-        </w:rPr>
-        <w:t xml:space="preserve">Intelligence Questions:</w:t>
-      </w:r>
-    </w:p>
-    <w:p>
-      <w:pPr>
-        <w:numPr>
-          <w:ilvl w:val="0"/>
-          <w:numId w:val="21"/>
-        </w:numPr>
-        <w:spacing w:after="0" w:afterAutospacing="0" w:before="240" w:lineRule="auto"/>
-        <w:ind w:left="720" w:hanging="360"/>
-        <w:rPr>
-          <w:b w:val="1"/>
-          <w:bCs w:val="1"/>
-        </w:rPr>
-      </w:pPr>
-      <w:r>
-        <w:rPr>
-          <w:b w:val="1"/>
-          <w:bCs w:val="1"/>
-          <w:rtl w:val="0"/>
-        </w:rPr>
-        <w:t xml:space="preserve">Is this market growing or shrinking?</w:t>
-      </w:r>
-    </w:p>
-    <w:p>
-      <w:pPr>
-        <w:numPr>
-          <w:ilvl w:val="0"/>
-          <w:numId w:val="21"/>
-        </w:numPr>
-        <w:spacing w:after="0" w:afterAutospacing="0" w:before="0" w:beforeAutospacing="0" w:lineRule="auto"/>
-        <w:ind w:left="720" w:hanging="360"/>
-        <w:rPr>
-          <w:b w:val="1"/>
-          <w:bCs w:val="1"/>
-        </w:rPr>
-      </w:pPr>
-      <w:r>
-        <w:rPr>
-          <w:b w:val="1"/>
-          <w:bCs w:val="1"/>
-          <w:rtl w:val="0"/>
-        </w:rPr>
-        <w:t xml:space="preserve">Is there enough demand?</w:t>
-      </w:r>
-    </w:p>
-    <w:p>
-      <w:pPr>
-        <w:numPr>
-          <w:ilvl w:val="0"/>
-          <w:numId w:val="21"/>
-        </w:numPr>
-        <w:spacing w:after="240" w:before="0" w:beforeAutospacing="0" w:lineRule="auto"/>
-        <w:ind w:left="720" w:hanging="360"/>
-        <w:rPr>
-          <w:b w:val="1"/>
-          <w:bCs w:val="1"/>
-        </w:rPr>
-      </w:pPr>
-      <w:r>
-        <w:rPr>
-          <w:b w:val="1"/>
-          <w:bCs w:val="1"/>
-          <w:rtl w:val="0"/>
-        </w:rPr>
-        <w:t xml:space="preserve">Can this business capture enough customers to survive?</w:t>
-      </w:r>
-    </w:p>
-    <w:p>
-      <w:pPr>
-        <w:pStyle w:val="Heading1"/>
-        <w:keepNext w:val="0"/>
-        <w:keepLines w:val="0"/>
-        <w:spacing w:before="480" w:lineRule="auto"/>
-        <w:rPr>
-          <w:b w:val="1"/>
-          <w:bCs w:val="1"/>
-          <w:sz w:val="46"/>
-          <w:szCs w:val="46"/>
-        </w:rPr>
-      </w:pPr>
-      <w:bookmarkStart w:colFirst="0" w:colLast="0" w:name="_eo02e6i6hn5p" w:id="89"/>
-      <w:bookmarkEnd w:id="89"/>
-      <w:r>
-        <w:rPr>
-          <w:b w:val="1"/>
-          <w:bCs w:val="1"/>
-          <w:sz w:val="46"/>
-          <w:szCs w:val="46"/>
-          <w:rtl w:val="0"/>
-        </w:rPr>
-        <w:t xml:space="preserve">4. Industry and Trend Analysis</w:t>
-      </w:r>
-    </w:p>
-    <w:p>
-      <w:pPr>
-        <w:pStyle w:val="Heading2"/>
-        <w:keepNext w:val="0"/>
-        <w:keepLines w:val="0"/>
-        <w:spacing w:after="80" w:lineRule="auto"/>
-        <w:rPr>
-          <w:b w:val="1"/>
-          <w:bCs w:val="1"/>
-          <w:sz w:val="34"/>
-          <w:szCs w:val="34"/>
-        </w:rPr>
-      </w:pPr>
-      <w:bookmarkStart w:colFirst="0" w:colLast="0" w:name="_vwpxphtjw5mi" w:id="90"/>
-      <w:bookmarkEnd w:id="90"/>
-      <w:r>
-        <w:rPr>
-          <w:b w:val="1"/>
-          <w:bCs w:val="1"/>
-          <w:sz w:val="34"/>
-          <w:szCs w:val="34"/>
-          <w:rtl w:val="0"/>
-        </w:rPr>
-        <w:t xml:space="preserve">Goal:</w:t>
-      </w:r>
-    </w:p>
-    <w:p>
-      <w:pPr>
-        <w:spacing w:after="240" w:before="240" w:lineRule="auto"/>
-        <w:rPr>
-          <w:b w:val="1"/>
-          <w:bCs w:val="1"/>
-        </w:rPr>
-      </w:pPr>
-      <w:r>
-        <w:rPr>
-          <w:b w:val="1"/>
-          <w:bCs w:val="1"/>
-          <w:rtl w:val="0"/>
-        </w:rPr>
-        <w:t xml:space="preserve">Understand the forces shaping the market.</w:t>
-      </w:r>
-    </w:p>
-    <w:p>
-      <w:pPr>
-        <w:spacing w:after="240" w:before="240" w:lineRule="auto"/>
-        <w:rPr>
-          <w:b w:val="1"/>
-          <w:bCs w:val="1"/>
-        </w:rPr>
-      </w:pPr>
-      <w:r>
-        <w:rPr>
-          <w:b w:val="1"/>
-          <w:bCs w:val="1"/>
-          <w:rtl w:val="0"/>
-        </w:rPr>
-        <w:t xml:space="preserve">Successful entrepreneurs do not only look at today’s customers. They study where the world is moving.</w:t>
-      </w:r>
-    </w:p>
-    <w:p>
-      <w:pPr>
-        <w:spacing w:after="240" w:before="240" w:lineRule="auto"/>
-        <w:rPr>
-          <w:b w:val="1"/>
-          <w:bCs w:val="1"/>
-        </w:rPr>
-      </w:pPr>
-      <w:r>
-        <w:rPr>
-          <w:b w:val="1"/>
-          <w:bCs w:val="1"/>
-          <w:rtl w:val="0"/>
-        </w:rPr>
-        <w:t xml:space="preserve">Analyse:</w:t>
-      </w:r>
-    </w:p>
-    <w:p>
-      <w:pPr>
-        <w:numPr>
-          <w:ilvl w:val="0"/>
-          <w:numId w:val="35"/>
-        </w:numPr>
-        <w:spacing w:after="0" w:afterAutospacing="0" w:before="240" w:lineRule="auto"/>
-        <w:ind w:left="720" w:hanging="360"/>
-        <w:rPr>
-          <w:b w:val="1"/>
-          <w:bCs w:val="1"/>
-        </w:rPr>
-      </w:pPr>
-      <w:r>
-        <w:rPr>
-          <w:b w:val="1"/>
-          <w:bCs w:val="1"/>
-          <w:rtl w:val="0"/>
-        </w:rPr>
-        <w:t xml:space="preserve">Consumer trends</w:t>
-      </w:r>
-    </w:p>
-    <w:p>
-      <w:pPr>
-        <w:numPr>
-          <w:ilvl w:val="0"/>
-          <w:numId w:val="35"/>
-        </w:numPr>
-        <w:spacing w:after="0" w:afterAutospacing="0" w:before="0" w:beforeAutospacing="0" w:lineRule="auto"/>
-        <w:ind w:left="720" w:hanging="360"/>
-        <w:rPr>
-          <w:b w:val="1"/>
-          <w:bCs w:val="1"/>
-        </w:rPr>
-      </w:pPr>
-      <w:r>
-        <w:rPr>
-          <w:b w:val="1"/>
-          <w:bCs w:val="1"/>
-          <w:rtl w:val="0"/>
-        </w:rPr>
-        <w:t xml:space="preserve">Technology changes</w:t>
-      </w:r>
-    </w:p>
-    <w:p>
-      <w:pPr>
-        <w:numPr>
-          <w:ilvl w:val="0"/>
-          <w:numId w:val="35"/>
-        </w:numPr>
-        <w:spacing w:after="0" w:afterAutospacing="0" w:before="0" w:beforeAutospacing="0" w:lineRule="auto"/>
-        <w:ind w:left="720" w:hanging="360"/>
-        <w:rPr>
-          <w:b w:val="1"/>
-          <w:bCs w:val="1"/>
-        </w:rPr>
-      </w:pPr>
-      <w:r>
-        <w:rPr>
-          <w:b w:val="1"/>
-          <w:bCs w:val="1"/>
-          <w:rtl w:val="0"/>
-        </w:rPr>
-        <w:t xml:space="preserve">Lifestyle changes</w:t>
-      </w:r>
-    </w:p>
-    <w:p>
-      <w:pPr>
-        <w:numPr>
-          <w:ilvl w:val="0"/>
-          <w:numId w:val="35"/>
-        </w:numPr>
-        <w:spacing w:after="0" w:afterAutospacing="0" w:before="0" w:beforeAutospacing="0" w:lineRule="auto"/>
-        <w:ind w:left="720" w:hanging="360"/>
-        <w:rPr>
-          <w:b w:val="1"/>
-          <w:bCs w:val="1"/>
-        </w:rPr>
-      </w:pPr>
-      <w:r>
-        <w:rPr>
-          <w:b w:val="1"/>
-          <w:bCs w:val="1"/>
-          <w:rtl w:val="0"/>
-        </w:rPr>
-        <w:t xml:space="preserve">Economic changes</w:t>
-      </w:r>
-    </w:p>
-    <w:p>
-      <w:pPr>
-        <w:numPr>
-          <w:ilvl w:val="0"/>
-          <w:numId w:val="35"/>
-        </w:numPr>
-        <w:spacing w:after="0" w:afterAutospacing="0" w:before="0" w:beforeAutospacing="0" w:lineRule="auto"/>
-        <w:ind w:left="720" w:hanging="360"/>
-        <w:rPr>
-          <w:b w:val="1"/>
-          <w:bCs w:val="1"/>
-        </w:rPr>
-      </w:pPr>
-      <w:r>
-        <w:rPr>
-          <w:b w:val="1"/>
-          <w:bCs w:val="1"/>
-          <w:rtl w:val="0"/>
-        </w:rPr>
-        <w:t xml:space="preserve">Social changes</w:t>
-      </w:r>
-    </w:p>
-    <w:p>
-      <w:pPr>
-        <w:numPr>
-          <w:ilvl w:val="0"/>
-          <w:numId w:val="35"/>
-        </w:numPr>
-        <w:spacing w:after="0" w:afterAutospacing="0" w:before="0" w:beforeAutospacing="0" w:lineRule="auto"/>
-        <w:ind w:left="720" w:hanging="360"/>
-        <w:rPr>
-          <w:b w:val="1"/>
-          <w:bCs w:val="1"/>
-        </w:rPr>
-      </w:pPr>
-      <w:r>
-        <w:rPr>
-          <w:b w:val="1"/>
-          <w:bCs w:val="1"/>
-          <w:rtl w:val="0"/>
-        </w:rPr>
-        <w:t xml:space="preserve">Government regulations</w:t>
-      </w:r>
-    </w:p>
-    <w:p>
-      <w:pPr>
-        <w:numPr>
-          <w:ilvl w:val="0"/>
-          <w:numId w:val="35"/>
-        </w:numPr>
-        <w:spacing w:after="240" w:before="0" w:beforeAutospacing="0" w:lineRule="auto"/>
-        <w:ind w:left="720" w:hanging="360"/>
-        <w:rPr>
-          <w:b w:val="1"/>
-          <w:bCs w:val="1"/>
-        </w:rPr>
-      </w:pPr>
-      <w:r>
-        <w:rPr>
-          <w:b w:val="1"/>
-          <w:bCs w:val="1"/>
-          <w:rtl w:val="0"/>
-        </w:rPr>
-        <w:t xml:space="preserve">Cultural shifts</w:t>
-      </w:r>
-    </w:p>
-    <w:p>
-      <w:pPr>
-        <w:spacing w:after="240" w:before="240" w:lineRule="auto"/>
-        <w:rPr>
-          <w:b w:val="1"/>
-          <w:bCs w:val="1"/>
-        </w:rPr>
-      </w:pPr>
-      <w:r>
-        <w:pict>
-          <v:rect style="width:0.0pt;height:1.5pt" o:hr="t" o:hrstd="t" o:hralign="center" fillcolor="#A0A0A0" stroked="f"/>
-        </w:pict>
-      </w:r>
-      <w:r>
-        <w:rPr>
-          <w:rtl w:val="0"/>
-        </w:rPr>
-      </w:r>
-    </w:p>
-    <w:p>
-      <w:pPr>
-        <w:pStyle w:val="Heading2"/>
-        <w:keepNext w:val="0"/>
-        <w:keepLines w:val="0"/>
-        <w:spacing w:after="80" w:lineRule="auto"/>
-        <w:rPr>
-          <w:b w:val="1"/>
-          <w:bCs w:val="1"/>
-          <w:sz w:val="34"/>
-          <w:szCs w:val="34"/>
-        </w:rPr>
-      </w:pPr>
-      <w:bookmarkStart w:colFirst="0" w:colLast="0" w:name="_qlin9e4q62b7" w:id="91"/>
-      <w:bookmarkEnd w:id="91"/>
-      <w:r>
-        <w:rPr>
-          <w:b w:val="1"/>
-          <w:bCs w:val="1"/>
-          <w:sz w:val="34"/>
-          <w:szCs w:val="34"/>
-          <w:rtl w:val="0"/>
-        </w:rPr>
-        <w:t xml:space="preserve">Intelligence Questions:</w:t>
-      </w:r>
-    </w:p>
-    <w:p>
-      <w:pPr>
-        <w:numPr>
-          <w:ilvl w:val="0"/>
-          <w:numId w:val="48"/>
-        </w:numPr>
-        <w:spacing w:after="0" w:afterAutospacing="0" w:before="240" w:lineRule="auto"/>
-        <w:ind w:left="720" w:hanging="360"/>
-        <w:rPr>
-          <w:b w:val="1"/>
-          <w:bCs w:val="1"/>
-        </w:rPr>
-      </w:pPr>
-      <w:r>
-        <w:rPr>
-          <w:b w:val="1"/>
-          <w:bCs w:val="1"/>
-          <w:rtl w:val="0"/>
-        </w:rPr>
-        <w:t xml:space="preserve">Is demand increasing or decreasing?</w:t>
-      </w:r>
-    </w:p>
-    <w:p>
-      <w:pPr>
-        <w:numPr>
-          <w:ilvl w:val="0"/>
-          <w:numId w:val="48"/>
-        </w:numPr>
-        <w:spacing w:after="0" w:afterAutospacing="0" w:before="0" w:beforeAutospacing="0" w:lineRule="auto"/>
-        <w:ind w:left="720" w:hanging="360"/>
-        <w:rPr>
-          <w:b w:val="1"/>
-          <w:bCs w:val="1"/>
-        </w:rPr>
-      </w:pPr>
-      <w:r>
-        <w:rPr>
-          <w:b w:val="1"/>
-          <w:bCs w:val="1"/>
-          <w:rtl w:val="0"/>
-        </w:rPr>
-        <w:t xml:space="preserve">What changes are creating new opportunities?</w:t>
-      </w:r>
-    </w:p>
-    <w:p>
-      <w:pPr>
-        <w:numPr>
-          <w:ilvl w:val="0"/>
-          <w:numId w:val="48"/>
-        </w:numPr>
-        <w:spacing w:after="0" w:afterAutospacing="0" w:before="0" w:beforeAutospacing="0" w:lineRule="auto"/>
-        <w:ind w:left="720" w:hanging="360"/>
-        <w:rPr>
-          <w:b w:val="1"/>
-          <w:bCs w:val="1"/>
-        </w:rPr>
-      </w:pPr>
-      <w:r>
-        <w:rPr>
-          <w:b w:val="1"/>
-          <w:bCs w:val="1"/>
-          <w:rtl w:val="0"/>
-        </w:rPr>
-        <w:t xml:space="preserve">What customer behaviours are changing?</w:t>
-      </w:r>
-    </w:p>
-    <w:p>
-      <w:pPr>
-        <w:numPr>
-          <w:ilvl w:val="0"/>
-          <w:numId w:val="48"/>
-        </w:numPr>
-        <w:spacing w:after="0" w:afterAutospacing="0" w:before="0" w:beforeAutospacing="0" w:lineRule="auto"/>
-        <w:ind w:left="720" w:hanging="360"/>
-        <w:rPr>
-          <w:b w:val="1"/>
-          <w:bCs w:val="1"/>
-        </w:rPr>
-      </w:pPr>
-      <w:r>
-        <w:rPr>
-          <w:b w:val="1"/>
-          <w:bCs w:val="1"/>
-          <w:rtl w:val="0"/>
-        </w:rPr>
-        <w:t xml:space="preserve">Are new technologies disrupting the industry?</w:t>
-      </w:r>
-    </w:p>
-    <w:p>
-      <w:pPr>
-        <w:numPr>
-          <w:ilvl w:val="0"/>
-          <w:numId w:val="48"/>
-        </w:numPr>
-        <w:spacing w:after="240" w:before="0" w:beforeAutospacing="0" w:lineRule="auto"/>
-        <w:ind w:left="720" w:hanging="360"/>
-        <w:rPr>
-          <w:b w:val="1"/>
-          <w:bCs w:val="1"/>
-        </w:rPr>
-      </w:pPr>
-      <w:r>
-        <w:rPr>
-          <w:b w:val="1"/>
-          <w:bCs w:val="1"/>
-          <w:rtl w:val="0"/>
-        </w:rPr>
-        <w:t xml:space="preserve">Are there problems existing businesses are ignoring?</w:t>
-      </w:r>
-    </w:p>
-    <w:p>
-      <w:pPr>
-        <w:spacing w:after="240" w:before="240" w:lineRule="auto"/>
-        <w:rPr>
-          <w:b w:val="1"/>
-          <w:bCs w:val="1"/>
-        </w:rPr>
-      </w:pPr>
-      <w:r>
-        <w:pict>
-          <v:rect style="width:0.0pt;height:1.5pt" o:hr="t" o:hrstd="t" o:hralign="center" fillcolor="#A0A0A0" stroked="f"/>
-        </w:pict>
-      </w:r>
-      <w:r>
-        <w:rPr>
-          <w:rtl w:val="0"/>
-        </w:rPr>
-      </w:r>
-    </w:p>
-    <w:p>
-      <w:pPr>
-        <w:pStyle w:val="Heading1"/>
-        <w:keepNext w:val="0"/>
-        <w:keepLines w:val="0"/>
-        <w:spacing w:before="480" w:lineRule="auto"/>
-        <w:rPr>
-          <w:b w:val="1"/>
-          <w:bCs w:val="1"/>
-          <w:sz w:val="46"/>
-          <w:szCs w:val="46"/>
-        </w:rPr>
-      </w:pPr>
-      <w:bookmarkStart w:colFirst="0" w:colLast="0" w:name="_h6m2mcxmy3ys" w:id="92"/>
-      <w:bookmarkEnd w:id="92"/>
-      <w:r>
-        <w:rPr>
-          <w:b w:val="1"/>
-          <w:bCs w:val="1"/>
-          <w:sz w:val="46"/>
-          <w:szCs w:val="46"/>
-          <w:rtl w:val="0"/>
-        </w:rPr>
-        <w:t xml:space="preserve">5. Competitor Analysis</w:t>
-      </w:r>
-    </w:p>
-    <w:p>
-      <w:pPr>
-        <w:pStyle w:val="Heading2"/>
-        <w:keepNext w:val="0"/>
-        <w:keepLines w:val="0"/>
-        <w:spacing w:after="80" w:lineRule="auto"/>
-        <w:rPr>
-          <w:b w:val="1"/>
-          <w:bCs w:val="1"/>
-          <w:sz w:val="34"/>
-          <w:szCs w:val="34"/>
-        </w:rPr>
-      </w:pPr>
-      <w:bookmarkStart w:colFirst="0" w:colLast="0" w:name="_v1hsr0rb89vk" w:id="93"/>
-      <w:bookmarkEnd w:id="93"/>
-      <w:r>
-        <w:rPr>
-          <w:b w:val="1"/>
-          <w:bCs w:val="1"/>
-          <w:sz w:val="34"/>
-          <w:szCs w:val="34"/>
-          <w:rtl w:val="0"/>
-        </w:rPr>
-        <w:t xml:space="preserve">Goal:</w:t>
-      </w:r>
-    </w:p>
-    <w:p>
-      <w:pPr>
-        <w:spacing w:after="240" w:before="240" w:lineRule="auto"/>
-        <w:rPr>
-          <w:b w:val="1"/>
-          <w:bCs w:val="1"/>
-        </w:rPr>
-      </w:pPr>
-      <w:r>
-        <w:rPr>
-          <w:b w:val="1"/>
-          <w:bCs w:val="1"/>
-          <w:rtl w:val="0"/>
-        </w:rPr>
-        <w:t xml:space="preserve">Understand existing solutions and find opportunities to differentiate.</w:t>
-      </w:r>
-    </w:p>
-    <w:p>
-      <w:pPr>
-        <w:spacing w:after="240" w:before="240" w:lineRule="auto"/>
-        <w:rPr>
-          <w:b w:val="1"/>
-          <w:bCs w:val="1"/>
-        </w:rPr>
-      </w:pPr>
-      <w:r>
-        <w:rPr>
-          <w:b w:val="1"/>
-          <w:bCs w:val="1"/>
-          <w:rtl w:val="0"/>
-        </w:rPr>
-        <w:t xml:space="preserve">Competition proves that a market exists, but it also reveals gaps.</w:t>
-      </w:r>
-    </w:p>
-    <w:p>
-      <w:pPr>
-        <w:spacing w:after="240" w:before="240" w:lineRule="auto"/>
-        <w:rPr>
-          <w:b w:val="1"/>
-          <w:bCs w:val="1"/>
-        </w:rPr>
-      </w:pPr>
-      <w:r>
-        <w:rPr>
-          <w:b w:val="1"/>
-          <w:bCs w:val="1"/>
-          <w:rtl w:val="0"/>
-        </w:rPr>
-        <w:t xml:space="preserve">Analyse competitors:</w:t>
-      </w:r>
-    </w:p>
-    <w:p>
-      <w:pPr>
-        <w:pStyle w:val="Heading2"/>
-        <w:keepNext w:val="0"/>
-        <w:keepLines w:val="0"/>
-        <w:spacing w:after="80" w:lineRule="auto"/>
-        <w:rPr>
-          <w:b w:val="1"/>
-          <w:bCs w:val="1"/>
-          <w:sz w:val="34"/>
-          <w:szCs w:val="34"/>
-        </w:rPr>
-      </w:pPr>
-      <w:bookmarkStart w:colFirst="0" w:colLast="0" w:name="_o248t6wq20hi" w:id="94"/>
-      <w:bookmarkEnd w:id="94"/>
-      <w:r>
-        <w:rPr>
-          <w:b w:val="1"/>
-          <w:bCs w:val="1"/>
-          <w:sz w:val="34"/>
-          <w:szCs w:val="34"/>
-          <w:rtl w:val="0"/>
-        </w:rPr>
-        <w:t xml:space="preserve">Direct Competitors</w:t>
-      </w:r>
-    </w:p>
-    <w:p>
-      <w:pPr>
-        <w:spacing w:after="240" w:before="240" w:lineRule="auto"/>
-        <w:rPr>
-          <w:b w:val="1"/>
-          <w:bCs w:val="1"/>
-        </w:rPr>
-      </w:pPr>
-      <w:r>
-        <w:rPr>
-          <w:b w:val="1"/>
-          <w:bCs w:val="1"/>
-          <w:rtl w:val="0"/>
-        </w:rPr>
-        <w:t xml:space="preserve">Businesses offering a similar product or service.</w:t>
-      </w:r>
-    </w:p>
-    <w:p>
-      <w:pPr>
-        <w:spacing w:after="240" w:before="240" w:lineRule="auto"/>
-        <w:rPr>
-          <w:b w:val="1"/>
-          <w:bCs w:val="1"/>
-        </w:rPr>
-      </w:pPr>
-      <w:r>
-        <w:rPr>
-          <w:b w:val="1"/>
-          <w:bCs w:val="1"/>
-          <w:rtl w:val="0"/>
-        </w:rPr>
-        <w:t xml:space="preserve">Example:</w:t>
-      </w:r>
-    </w:p>
-    <w:p>
-      <w:pPr>
-        <w:spacing w:after="240" w:before="240" w:lineRule="auto"/>
-        <w:rPr>
-          <w:b w:val="1"/>
-          <w:bCs w:val="1"/>
-        </w:rPr>
-      </w:pPr>
-      <w:r>
-        <w:rPr>
-          <w:b w:val="1"/>
-          <w:bCs w:val="1"/>
-          <w:rtl w:val="0"/>
-        </w:rPr>
-        <w:t xml:space="preserve">A smoothie company competing with another smoothie company.</w:t>
-      </w:r>
-    </w:p>
-    <w:p>
-      <w:pPr>
-        <w:spacing w:after="240" w:before="240" w:lineRule="auto"/>
-        <w:rPr>
-          <w:b w:val="1"/>
-          <w:bCs w:val="1"/>
-        </w:rPr>
-      </w:pPr>
-      <w:r>
-        <w:pict>
-          <v:rect style="width:0.0pt;height:1.5pt" o:hr="t" o:hrstd="t" o:hralign="center" fillcolor="#A0A0A0" stroked="f"/>
-        </w:pict>
-      </w:r>
-      <w:r>
-        <w:rPr>
-          <w:rtl w:val="0"/>
-        </w:rPr>
-      </w:r>
-    </w:p>
-    <w:p>
-      <w:pPr>
-        <w:pStyle w:val="Heading2"/>
-        <w:keepNext w:val="0"/>
-        <w:keepLines w:val="0"/>
-        <w:spacing w:after="80" w:lineRule="auto"/>
-        <w:rPr>
-          <w:b w:val="1"/>
-          <w:bCs w:val="1"/>
-          <w:sz w:val="34"/>
-          <w:szCs w:val="34"/>
-        </w:rPr>
-      </w:pPr>
-      <w:bookmarkStart w:colFirst="0" w:colLast="0" w:name="_76o6zes2pegt" w:id="95"/>
-      <w:bookmarkEnd w:id="95"/>
-      <w:r>
-        <w:rPr>
-          <w:b w:val="1"/>
-          <w:bCs w:val="1"/>
-          <w:sz w:val="34"/>
-          <w:szCs w:val="34"/>
-          <w:rtl w:val="0"/>
-        </w:rPr>
-        <w:t xml:space="preserve">Indirect Competitors</w:t>
-      </w:r>
-    </w:p>
-    <w:p>
-      <w:pPr>
-        <w:spacing w:after="240" w:before="240" w:lineRule="auto"/>
-        <w:rPr>
-          <w:b w:val="1"/>
-          <w:bCs w:val="1"/>
-        </w:rPr>
-      </w:pPr>
-      <w:r>
-        <w:rPr>
-          <w:b w:val="1"/>
-          <w:bCs w:val="1"/>
-          <w:rtl w:val="0"/>
-        </w:rPr>
-        <w:t xml:space="preserve">Different solutions solving the same customer problem.</w:t>
-      </w:r>
-    </w:p>
-    <w:p>
-      <w:pPr>
-        <w:spacing w:after="240" w:before="240" w:lineRule="auto"/>
-        <w:rPr>
-          <w:b w:val="1"/>
-          <w:bCs w:val="1"/>
-        </w:rPr>
-      </w:pPr>
-      <w:r>
-        <w:rPr>
-          <w:b w:val="1"/>
-          <w:bCs w:val="1"/>
-          <w:rtl w:val="0"/>
-        </w:rPr>
-        <w:t xml:space="preserve">Example:</w:t>
-      </w:r>
-    </w:p>
-    <w:p>
-      <w:pPr>
-        <w:spacing w:after="240" w:before="240" w:lineRule="auto"/>
-        <w:rPr>
-          <w:b w:val="1"/>
-          <w:bCs w:val="1"/>
-        </w:rPr>
-      </w:pPr>
-      <w:r>
-        <w:rPr>
-          <w:b w:val="1"/>
-          <w:bCs w:val="1"/>
-          <w:rtl w:val="0"/>
-        </w:rPr>
-        <w:t xml:space="preserve">A smoothie company competing with:</w:t>
-      </w:r>
-    </w:p>
-    <w:p>
-      <w:pPr>
-        <w:numPr>
-          <w:ilvl w:val="0"/>
-          <w:numId w:val="3"/>
-        </w:numPr>
-        <w:spacing w:after="0" w:afterAutospacing="0" w:before="240" w:lineRule="auto"/>
-        <w:ind w:left="720" w:hanging="360"/>
-        <w:rPr>
-          <w:b w:val="1"/>
-          <w:bCs w:val="1"/>
-        </w:rPr>
-      </w:pPr>
-      <w:r>
-        <w:rPr>
-          <w:b w:val="1"/>
-          <w:bCs w:val="1"/>
-          <w:rtl w:val="0"/>
-        </w:rPr>
-        <w:t xml:space="preserve">Protein bars</w:t>
-      </w:r>
-    </w:p>
-    <w:p>
-      <w:pPr>
-        <w:numPr>
-          <w:ilvl w:val="0"/>
-          <w:numId w:val="3"/>
-        </w:numPr>
-        <w:spacing w:after="0" w:afterAutospacing="0" w:before="0" w:beforeAutospacing="0" w:lineRule="auto"/>
-        <w:ind w:left="720" w:hanging="360"/>
-        <w:rPr>
-          <w:b w:val="1"/>
-          <w:bCs w:val="1"/>
-        </w:rPr>
-      </w:pPr>
-      <w:r>
-        <w:rPr>
-          <w:b w:val="1"/>
-          <w:bCs w:val="1"/>
-          <w:rtl w:val="0"/>
-        </w:rPr>
-        <w:t xml:space="preserve">Energy drinks</w:t>
-      </w:r>
-    </w:p>
-    <w:p>
-      <w:pPr>
-        <w:numPr>
-          <w:ilvl w:val="0"/>
-          <w:numId w:val="3"/>
-        </w:numPr>
-        <w:spacing w:after="0" w:afterAutospacing="0" w:before="0" w:beforeAutospacing="0" w:lineRule="auto"/>
-        <w:ind w:left="720" w:hanging="360"/>
-        <w:rPr>
-          <w:b w:val="1"/>
-          <w:bCs w:val="1"/>
-        </w:rPr>
-      </w:pPr>
-      <w:r>
-        <w:rPr>
-          <w:b w:val="1"/>
-          <w:bCs w:val="1"/>
-          <w:rtl w:val="0"/>
-        </w:rPr>
-        <w:t xml:space="preserve">Coffee shops</w:t>
-      </w:r>
-    </w:p>
-    <w:p>
-      <w:pPr>
-        <w:numPr>
-          <w:ilvl w:val="0"/>
-          <w:numId w:val="3"/>
-        </w:numPr>
-        <w:spacing w:after="240" w:before="0" w:beforeAutospacing="0" w:lineRule="auto"/>
-        <w:ind w:left="720" w:hanging="360"/>
-        <w:rPr>
-          <w:b w:val="1"/>
-          <w:bCs w:val="1"/>
-        </w:rPr>
-      </w:pPr>
-      <w:r>
-        <w:rPr>
-          <w:b w:val="1"/>
-          <w:bCs w:val="1"/>
-          <w:rtl w:val="0"/>
-        </w:rPr>
-        <w:t xml:space="preserve">Homemade meals</w:t>
-      </w:r>
-    </w:p>
-    <w:p>
-      <w:pPr>
-        <w:spacing w:after="240" w:before="240" w:lineRule="auto"/>
-        <w:rPr>
-          <w:b w:val="1"/>
-          <w:bCs w:val="1"/>
-        </w:rPr>
-      </w:pPr>
-      <w:r>
-        <w:pict>
-          <v:rect style="width:0.0pt;height:1.5pt" o:hr="t" o:hrstd="t" o:hralign="center" fillcolor="#A0A0A0" stroked="f"/>
-        </w:pict>
-      </w:r>
-      <w:r>
-        <w:rPr>
-          <w:rtl w:val="0"/>
-        </w:rPr>
-      </w:r>
-    </w:p>
-    <w:p>
-      <w:pPr>
-        <w:pStyle w:val="Heading1"/>
-        <w:keepNext w:val="0"/>
-        <w:keepLines w:val="0"/>
-        <w:spacing w:before="480" w:lineRule="auto"/>
-        <w:rPr>
-          <w:b w:val="1"/>
-          <w:bCs w:val="1"/>
-          <w:sz w:val="46"/>
-          <w:szCs w:val="46"/>
-        </w:rPr>
-      </w:pPr>
-      <w:bookmarkStart w:colFirst="0" w:colLast="0" w:name="_m6kq8ri0t8bw" w:id="96"/>
-      <w:bookmarkEnd w:id="96"/>
-      <w:r>
-        <w:rPr>
-          <w:b w:val="1"/>
-          <w:bCs w:val="1"/>
-          <w:sz w:val="46"/>
-          <w:szCs w:val="46"/>
-          <w:rtl w:val="0"/>
-        </w:rPr>
-        <w:t xml:space="preserve">Competitor Intelligence Questions:</w:t>
-      </w:r>
-    </w:p>
-    <w:p>
-      <w:pPr>
-        <w:pStyle w:val="Heading2"/>
-        <w:keepNext w:val="0"/>
-        <w:keepLines w:val="0"/>
-        <w:spacing w:after="80" w:lineRule="auto"/>
-        <w:rPr>
-          <w:b w:val="1"/>
-          <w:bCs w:val="1"/>
-          <w:sz w:val="34"/>
-          <w:szCs w:val="34"/>
-        </w:rPr>
-      </w:pPr>
-      <w:bookmarkStart w:colFirst="0" w:colLast="0" w:name="_4k8x9v5u2npa" w:id="97"/>
-      <w:bookmarkEnd w:id="97"/>
-      <w:r>
-        <w:rPr>
-          <w:b w:val="1"/>
-          <w:bCs w:val="1"/>
-          <w:sz w:val="34"/>
-          <w:szCs w:val="34"/>
-          <w:rtl w:val="0"/>
-        </w:rPr>
-        <w:t xml:space="preserve">Customer Experience</w:t>
-      </w:r>
-    </w:p>
-    <w:p>
-      <w:pPr>
-        <w:numPr>
-          <w:ilvl w:val="0"/>
-          <w:numId w:val="44"/>
-        </w:numPr>
-        <w:spacing w:after="0" w:afterAutospacing="0" w:before="240" w:lineRule="auto"/>
-        <w:ind w:left="720" w:hanging="360"/>
-        <w:rPr>
-          <w:b w:val="1"/>
-          <w:bCs w:val="1"/>
-        </w:rPr>
-      </w:pPr>
-      <w:r>
-        <w:rPr>
-          <w:b w:val="1"/>
-          <w:bCs w:val="1"/>
-          <w:rtl w:val="0"/>
-        </w:rPr>
-        <w:t xml:space="preserve">What do customers like?</w:t>
-      </w:r>
-    </w:p>
-    <w:p>
-      <w:pPr>
-        <w:numPr>
-          <w:ilvl w:val="0"/>
-          <w:numId w:val="44"/>
-        </w:numPr>
-        <w:spacing w:after="0" w:afterAutospacing="0" w:before="0" w:beforeAutospacing="0" w:lineRule="auto"/>
-        <w:ind w:left="720" w:hanging="360"/>
-        <w:rPr>
-          <w:b w:val="1"/>
-          <w:bCs w:val="1"/>
-        </w:rPr>
-      </w:pPr>
-      <w:r>
-        <w:rPr>
-          <w:b w:val="1"/>
-          <w:bCs w:val="1"/>
-          <w:rtl w:val="0"/>
-        </w:rPr>
-        <w:t xml:space="preserve">What complaints appear repeatedly?</w:t>
-      </w:r>
-    </w:p>
-    <w:p>
-      <w:pPr>
-        <w:numPr>
-          <w:ilvl w:val="0"/>
-          <w:numId w:val="44"/>
-        </w:numPr>
-        <w:spacing w:after="240" w:before="0" w:beforeAutospacing="0" w:lineRule="auto"/>
-        <w:ind w:left="720" w:hanging="360"/>
-        <w:rPr>
-          <w:b w:val="1"/>
-          <w:bCs w:val="1"/>
-        </w:rPr>
-      </w:pPr>
-      <w:r>
-        <w:rPr>
-          <w:b w:val="1"/>
-          <w:bCs w:val="1"/>
-          <w:rtl w:val="0"/>
-        </w:rPr>
-        <w:t xml:space="preserve">What needs are not being met?</w:t>
-      </w:r>
-    </w:p>
-    <w:p>
-      <w:pPr>
-        <w:pStyle w:val="Heading2"/>
-        <w:keepNext w:val="0"/>
-        <w:keepLines w:val="0"/>
-        <w:spacing w:after="80" w:lineRule="auto"/>
-        <w:rPr>
-          <w:b w:val="1"/>
-          <w:bCs w:val="1"/>
-          <w:sz w:val="34"/>
-          <w:szCs w:val="34"/>
-        </w:rPr>
-      </w:pPr>
-      <w:bookmarkStart w:colFirst="0" w:colLast="0" w:name="_m1ov273kfk6h" w:id="98"/>
-      <w:bookmarkEnd w:id="98"/>
-      <w:r>
-        <w:rPr>
-          <w:b w:val="1"/>
-          <w:bCs w:val="1"/>
-          <w:sz w:val="34"/>
-          <w:szCs w:val="34"/>
-          <w:rtl w:val="0"/>
-        </w:rPr>
-        <w:t xml:space="preserve">Product</w:t>
-      </w:r>
-    </w:p>
-    <w:p>
-      <w:pPr>
-        <w:numPr>
-          <w:ilvl w:val="0"/>
-          <w:numId w:val="57"/>
-        </w:numPr>
-        <w:spacing w:after="0" w:afterAutospacing="0" w:before="240" w:lineRule="auto"/>
-        <w:ind w:left="720" w:hanging="360"/>
-        <w:rPr>
-          <w:b w:val="1"/>
-          <w:bCs w:val="1"/>
-        </w:rPr>
-      </w:pPr>
-      <w:r>
-        <w:rPr>
-          <w:b w:val="1"/>
-          <w:bCs w:val="1"/>
-          <w:rtl w:val="0"/>
-        </w:rPr>
-        <w:t xml:space="preserve">What products are offered?</w:t>
-      </w:r>
-    </w:p>
-    <w:p>
-      <w:pPr>
-        <w:numPr>
-          <w:ilvl w:val="0"/>
-          <w:numId w:val="57"/>
-        </w:numPr>
-        <w:spacing w:after="0" w:afterAutospacing="0" w:before="0" w:beforeAutospacing="0" w:lineRule="auto"/>
-        <w:ind w:left="720" w:hanging="360"/>
-        <w:rPr>
-          <w:b w:val="1"/>
-          <w:bCs w:val="1"/>
-        </w:rPr>
-      </w:pPr>
-      <w:r>
-        <w:rPr>
-          <w:b w:val="1"/>
-          <w:bCs w:val="1"/>
-          <w:rtl w:val="0"/>
-        </w:rPr>
-        <w:t xml:space="preserve">What features exist?</w:t>
-      </w:r>
-    </w:p>
-    <w:p>
-      <w:pPr>
-        <w:numPr>
-          <w:ilvl w:val="0"/>
-          <w:numId w:val="57"/>
-        </w:numPr>
-        <w:spacing w:after="240" w:before="0" w:beforeAutospacing="0" w:lineRule="auto"/>
-        <w:ind w:left="720" w:hanging="360"/>
-        <w:rPr>
-          <w:b w:val="1"/>
-          <w:bCs w:val="1"/>
-        </w:rPr>
-      </w:pPr>
-      <w:r>
-        <w:rPr>
-          <w:b w:val="1"/>
-          <w:bCs w:val="1"/>
-          <w:rtl w:val="0"/>
-        </w:rPr>
-        <w:t xml:space="preserve">What is missing?</w:t>
-      </w:r>
-    </w:p>
-    <w:p>
-      <w:pPr>
-        <w:pStyle w:val="Heading2"/>
-        <w:keepNext w:val="0"/>
-        <w:keepLines w:val="0"/>
-        <w:spacing w:after="80" w:lineRule="auto"/>
-        <w:rPr>
-          <w:b w:val="1"/>
-          <w:bCs w:val="1"/>
-          <w:sz w:val="34"/>
-          <w:szCs w:val="34"/>
-        </w:rPr>
-      </w:pPr>
-      <w:bookmarkStart w:colFirst="0" w:colLast="0" w:name="_7e6qy819ehg" w:id="99"/>
-      <w:bookmarkEnd w:id="99"/>
-      <w:r>
-        <w:rPr>
-          <w:b w:val="1"/>
-          <w:bCs w:val="1"/>
-          <w:sz w:val="34"/>
-          <w:szCs w:val="34"/>
-          <w:rtl w:val="0"/>
-        </w:rPr>
-        <w:t xml:space="preserve">Pricing</w:t>
-      </w:r>
-    </w:p>
-    <w:p>
-      <w:pPr>
-        <w:numPr>
-          <w:ilvl w:val="0"/>
-          <w:numId w:val="41"/>
-        </w:numPr>
-        <w:spacing w:after="0" w:afterAutospacing="0" w:before="240" w:lineRule="auto"/>
-        <w:ind w:left="720" w:hanging="360"/>
-        <w:rPr>
-          <w:b w:val="1"/>
-          <w:bCs w:val="1"/>
-        </w:rPr>
-      </w:pPr>
-      <w:r>
-        <w:rPr>
-          <w:b w:val="1"/>
-          <w:bCs w:val="1"/>
-          <w:rtl w:val="0"/>
-        </w:rPr>
-        <w:t xml:space="preserve">How much do customers pay?</w:t>
-      </w:r>
-    </w:p>
-    <w:p>
-      <w:pPr>
-        <w:numPr>
-          <w:ilvl w:val="0"/>
-          <w:numId w:val="41"/>
-        </w:numPr>
-        <w:spacing w:after="240" w:before="0" w:beforeAutospacing="0" w:lineRule="auto"/>
-        <w:ind w:left="720" w:hanging="360"/>
-        <w:rPr>
-          <w:b w:val="1"/>
-          <w:bCs w:val="1"/>
-        </w:rPr>
-      </w:pPr>
-      <w:r>
-        <w:rPr>
-          <w:b w:val="1"/>
-          <w:bCs w:val="1"/>
-          <w:rtl w:val="0"/>
-        </w:rPr>
-        <w:t xml:space="preserve">Is the market premium or budget?</w:t>
-      </w:r>
-    </w:p>
-    <w:p>
-      <w:pPr>
-        <w:pStyle w:val="Heading2"/>
-        <w:keepNext w:val="0"/>
-        <w:keepLines w:val="0"/>
-        <w:spacing w:after="80" w:lineRule="auto"/>
-        <w:rPr>
-          <w:b w:val="1"/>
-          <w:bCs w:val="1"/>
-          <w:sz w:val="34"/>
-          <w:szCs w:val="34"/>
-        </w:rPr>
-      </w:pPr>
-      <w:bookmarkStart w:colFirst="0" w:colLast="0" w:name="_hkmwb6lzhlc9" w:id="100"/>
-      <w:bookmarkEnd w:id="100"/>
-      <w:r>
-        <w:rPr>
-          <w:b w:val="1"/>
-          <w:bCs w:val="1"/>
-          <w:sz w:val="34"/>
-          <w:szCs w:val="34"/>
-          <w:rtl w:val="0"/>
-        </w:rPr>
-        <w:t xml:space="preserve">Marketing</w:t>
-      </w:r>
-    </w:p>
-    <w:p>
-      <w:pPr>
-        <w:numPr>
-          <w:ilvl w:val="0"/>
-          <w:numId w:val="30"/>
-        </w:numPr>
-        <w:spacing w:after="0" w:afterAutospacing="0" w:before="240" w:lineRule="auto"/>
-        <w:ind w:left="720" w:hanging="360"/>
-        <w:rPr>
-          <w:b w:val="1"/>
-          <w:bCs w:val="1"/>
-        </w:rPr>
-      </w:pPr>
-      <w:r>
-        <w:rPr>
-          <w:b w:val="1"/>
-          <w:bCs w:val="1"/>
-          <w:rtl w:val="0"/>
-        </w:rPr>
-        <w:t xml:space="preserve">Where do competitors attract customers?</w:t>
-      </w:r>
-    </w:p>
-    <w:p>
-      <w:pPr>
-        <w:numPr>
-          <w:ilvl w:val="0"/>
-          <w:numId w:val="30"/>
-        </w:numPr>
-        <w:spacing w:after="0" w:afterAutospacing="0" w:before="0" w:beforeAutospacing="0" w:lineRule="auto"/>
-        <w:ind w:left="720" w:hanging="360"/>
-        <w:rPr>
-          <w:b w:val="1"/>
-          <w:bCs w:val="1"/>
-        </w:rPr>
-      </w:pPr>
-      <w:r>
-        <w:rPr>
-          <w:b w:val="1"/>
-          <w:bCs w:val="1"/>
-          <w:rtl w:val="0"/>
-        </w:rPr>
-        <w:t xml:space="preserve">What messages do they use?</w:t>
-      </w:r>
-    </w:p>
-    <w:p>
-      <w:pPr>
-        <w:numPr>
-          <w:ilvl w:val="0"/>
-          <w:numId w:val="30"/>
-        </w:numPr>
-        <w:spacing w:after="240" w:before="0" w:beforeAutospacing="0" w:lineRule="auto"/>
-        <w:ind w:left="720" w:hanging="360"/>
-        <w:rPr>
-          <w:b w:val="1"/>
-          <w:bCs w:val="1"/>
-        </w:rPr>
-      </w:pPr>
-      <w:r>
-        <w:rPr>
-          <w:b w:val="1"/>
-          <w:bCs w:val="1"/>
-          <w:rtl w:val="0"/>
-        </w:rPr>
-        <w:t xml:space="preserve">What audiences do they target?</w:t>
-      </w:r>
-    </w:p>
-    <w:p>
-      <w:pPr>
-        <w:spacing w:after="240" w:before="240" w:lineRule="auto"/>
-        <w:rPr>
-          <w:b w:val="1"/>
-          <w:bCs w:val="1"/>
-        </w:rPr>
-      </w:pPr>
-      <w:r>
-        <w:pict>
-          <v:rect style="width:0.0pt;height:1.5pt" o:hr="t" o:hrstd="t" o:hralign="center" fillcolor="#A0A0A0" stroked="f"/>
-        </w:pict>
-      </w:r>
-      <w:r>
-        <w:rPr>
-          <w:rtl w:val="0"/>
-        </w:rPr>
-      </w:r>
-    </w:p>
-    <w:p>
-      <w:pPr>
-        <w:pStyle w:val="Heading1"/>
-        <w:keepNext w:val="0"/>
-        <w:keepLines w:val="0"/>
-        <w:spacing w:before="480" w:lineRule="auto"/>
-        <w:rPr>
-          <w:b w:val="1"/>
-          <w:bCs w:val="1"/>
-          <w:sz w:val="46"/>
-          <w:szCs w:val="46"/>
-        </w:rPr>
-      </w:pPr>
-      <w:bookmarkStart w:colFirst="0" w:colLast="0" w:name="_1xcbmbnu0y67" w:id="101"/>
-      <w:bookmarkEnd w:id="101"/>
-      <w:r>
-        <w:rPr>
-          <w:b w:val="1"/>
-          <w:bCs w:val="1"/>
-          <w:sz w:val="46"/>
-          <w:szCs w:val="46"/>
-          <w:rtl w:val="0"/>
-        </w:rPr>
-        <w:t xml:space="preserve">6. Finding Market Gaps</w:t>
-      </w:r>
-    </w:p>
-    <w:p>
-      <w:pPr>
-        <w:spacing w:after="240" w:before="240" w:lineRule="auto"/>
-        <w:rPr>
-          <w:b w:val="1"/>
-          <w:bCs w:val="1"/>
-        </w:rPr>
-      </w:pPr>
-      <w:r>
-        <w:rPr>
-          <w:b w:val="1"/>
-          <w:bCs w:val="1"/>
-          <w:rtl w:val="0"/>
-        </w:rPr>
-        <w:t xml:space="preserve">The biggest opportunities often exist in the gaps.</w:t>
-      </w:r>
-    </w:p>
-    <w:p>
-      <w:pPr>
-        <w:spacing w:after="240" w:before="240" w:lineRule="auto"/>
-        <w:rPr>
-          <w:b w:val="1"/>
-          <w:bCs w:val="1"/>
-        </w:rPr>
-      </w:pPr>
-      <w:r>
-        <w:rPr>
-          <w:b w:val="1"/>
-          <w:bCs w:val="1"/>
-          <w:rtl w:val="0"/>
-        </w:rPr>
-        <w:t xml:space="preserve">Look for:</w:t>
-      </w:r>
-    </w:p>
-    <w:p>
-      <w:pPr>
-        <w:pStyle w:val="Heading3"/>
-        <w:keepNext w:val="0"/>
-        <w:keepLines w:val="0"/>
-        <w:spacing w:before="280" w:lineRule="auto"/>
-        <w:rPr>
-          <w:b w:val="1"/>
-          <w:bCs w:val="1"/>
-          <w:color w:val="000000"/>
-          <w:sz w:val="26"/>
-          <w:szCs w:val="26"/>
-        </w:rPr>
-      </w:pPr>
-      <w:bookmarkStart w:colFirst="0" w:colLast="0" w:name="_fvqm6dxegxua" w:id="102"/>
-      <w:bookmarkEnd w:id="102"/>
-      <w:r>
-        <w:rPr>
-          <w:b w:val="1"/>
-          <w:bCs w:val="1"/>
-          <w:color w:val="000000"/>
-          <w:sz w:val="26"/>
-          <w:szCs w:val="26"/>
-          <w:rtl w:val="0"/>
-        </w:rPr>
-        <w:t xml:space="preserve">Underserved Customers</w:t>
-      </w:r>
-    </w:p>
-    <w:p>
-      <w:pPr>
-        <w:spacing w:after="240" w:before="240" w:lineRule="auto"/>
-        <w:rPr>
-          <w:b w:val="1"/>
-          <w:bCs w:val="1"/>
-        </w:rPr>
-      </w:pPr>
-      <w:r>
-        <w:rPr>
-          <w:b w:val="1"/>
-          <w:bCs w:val="1"/>
-          <w:rtl w:val="0"/>
-        </w:rPr>
-        <w:t xml:space="preserve">Groups that existing businesses ignore.</w:t>
-      </w:r>
-    </w:p>
-    <w:p>
-      <w:pPr>
-        <w:spacing w:after="240" w:before="240" w:lineRule="auto"/>
-        <w:rPr>
-          <w:b w:val="1"/>
-          <w:bCs w:val="1"/>
-        </w:rPr>
-      </w:pPr>
-      <w:r>
-        <w:rPr>
-          <w:b w:val="1"/>
-          <w:bCs w:val="1"/>
-          <w:rtl w:val="0"/>
-        </w:rPr>
-        <w:t xml:space="preserve">Example:</w:t>
-      </w:r>
-    </w:p>
-    <w:p>
-      <w:pPr>
-        <w:spacing w:after="240" w:before="240" w:lineRule="auto"/>
-        <w:rPr>
-          <w:b w:val="1"/>
-          <w:bCs w:val="1"/>
-        </w:rPr>
-      </w:pPr>
-      <w:r>
-        <w:rPr>
-          <w:b w:val="1"/>
-          <w:bCs w:val="1"/>
-          <w:rtl w:val="0"/>
-        </w:rPr>
-        <w:t xml:space="preserve">A product designed specifically for a niche community.</w:t>
-      </w:r>
-    </w:p>
-    <w:p>
-      <w:pPr>
-        <w:spacing w:after="240" w:before="240" w:lineRule="auto"/>
-        <w:rPr>
-          <w:b w:val="1"/>
-          <w:bCs w:val="1"/>
-        </w:rPr>
-      </w:pPr>
-      <w:r>
-        <w:pict>
-          <v:rect style="width:0.0pt;height:1.5pt" o:hr="t" o:hrstd="t" o:hralign="center" fillcolor="#A0A0A0" stroked="f"/>
-        </w:pict>
-      </w:r>
-      <w:r>
-        <w:rPr>
-          <w:rtl w:val="0"/>
-        </w:rPr>
-      </w:r>
-    </w:p>
-    <w:p>
-      <w:pPr>
-        <w:pStyle w:val="Heading3"/>
-        <w:keepNext w:val="0"/>
-        <w:keepLines w:val="0"/>
-        <w:spacing w:before="280" w:lineRule="auto"/>
-        <w:rPr>
-          <w:b w:val="1"/>
-          <w:bCs w:val="1"/>
-          <w:color w:val="000000"/>
-          <w:sz w:val="26"/>
-          <w:szCs w:val="26"/>
-        </w:rPr>
-      </w:pPr>
-      <w:bookmarkStart w:colFirst="0" w:colLast="0" w:name="_7tpwgym8e26u" w:id="103"/>
-      <w:bookmarkEnd w:id="103"/>
-      <w:r>
-        <w:rPr>
-          <w:b w:val="1"/>
-          <w:bCs w:val="1"/>
-          <w:color w:val="000000"/>
-          <w:sz w:val="26"/>
-          <w:szCs w:val="26"/>
-          <w:rtl w:val="0"/>
-        </w:rPr>
-        <w:t xml:space="preserve">Poor Customer Experience</w:t>
-      </w:r>
-    </w:p>
-    <w:p>
-      <w:pPr>
-        <w:spacing w:after="240" w:before="240" w:lineRule="auto"/>
-        <w:rPr>
-          <w:b w:val="1"/>
-          <w:bCs w:val="1"/>
-        </w:rPr>
-      </w:pPr>
-      <w:r>
-        <w:rPr>
-          <w:b w:val="1"/>
-          <w:bCs w:val="1"/>
-          <w:rtl w:val="0"/>
-        </w:rPr>
-        <w:t xml:space="preserve">Industries where customers complain about:</w:t>
-      </w:r>
-    </w:p>
-    <w:p>
-      <w:pPr>
-        <w:numPr>
-          <w:ilvl w:val="0"/>
-          <w:numId w:val="12"/>
-        </w:numPr>
-        <w:spacing w:after="0" w:afterAutospacing="0" w:before="240" w:lineRule="auto"/>
-        <w:ind w:left="720" w:hanging="360"/>
-        <w:rPr>
-          <w:b w:val="1"/>
-          <w:bCs w:val="1"/>
-        </w:rPr>
-      </w:pPr>
-      <w:r>
-        <w:rPr>
-          <w:b w:val="1"/>
-          <w:bCs w:val="1"/>
-          <w:rtl w:val="0"/>
-        </w:rPr>
-        <w:t xml:space="preserve">Slow service</w:t>
-      </w:r>
-    </w:p>
-    <w:p>
-      <w:pPr>
-        <w:numPr>
-          <w:ilvl w:val="0"/>
-          <w:numId w:val="12"/>
-        </w:numPr>
-        <w:spacing w:after="0" w:afterAutospacing="0" w:before="0" w:beforeAutospacing="0" w:lineRule="auto"/>
-        <w:ind w:left="720" w:hanging="360"/>
-        <w:rPr>
-          <w:b w:val="1"/>
-          <w:bCs w:val="1"/>
-        </w:rPr>
-      </w:pPr>
-      <w:r>
-        <w:rPr>
-          <w:b w:val="1"/>
-          <w:bCs w:val="1"/>
-          <w:rtl w:val="0"/>
-        </w:rPr>
-        <w:t xml:space="preserve">Poor quality</w:t>
-      </w:r>
-    </w:p>
-    <w:p>
-      <w:pPr>
-        <w:numPr>
-          <w:ilvl w:val="0"/>
-          <w:numId w:val="12"/>
-        </w:numPr>
-        <w:spacing w:after="0" w:afterAutospacing="0" w:before="0" w:beforeAutospacing="0" w:lineRule="auto"/>
-        <w:ind w:left="720" w:hanging="360"/>
-        <w:rPr>
-          <w:b w:val="1"/>
-          <w:bCs w:val="1"/>
-        </w:rPr>
-      </w:pPr>
-      <w:r>
-        <w:rPr>
-          <w:b w:val="1"/>
-          <w:bCs w:val="1"/>
-          <w:rtl w:val="0"/>
-        </w:rPr>
-        <w:t xml:space="preserve">Lack of convenience</w:t>
-      </w:r>
-    </w:p>
-    <w:p>
-      <w:pPr>
-        <w:numPr>
-          <w:ilvl w:val="0"/>
-          <w:numId w:val="12"/>
-        </w:numPr>
-        <w:spacing w:after="240" w:before="0" w:beforeAutospacing="0" w:lineRule="auto"/>
-        <w:ind w:left="720" w:hanging="360"/>
-        <w:rPr>
-          <w:b w:val="1"/>
-          <w:bCs w:val="1"/>
-        </w:rPr>
-      </w:pPr>
-      <w:r>
-        <w:rPr>
-          <w:b w:val="1"/>
-          <w:bCs w:val="1"/>
-          <w:rtl w:val="0"/>
-        </w:rPr>
-        <w:t xml:space="preserve">High prices</w:t>
-      </w:r>
-    </w:p>
-    <w:p>
-      <w:pPr>
-        <w:spacing w:after="240" w:before="240" w:lineRule="auto"/>
-        <w:rPr>
-          <w:b w:val="1"/>
-          <w:bCs w:val="1"/>
-        </w:rPr>
-      </w:pPr>
-      <w:r>
-        <w:pict>
-          <v:rect style="width:0.0pt;height:1.5pt" o:hr="t" o:hrstd="t" o:hralign="center" fillcolor="#A0A0A0" stroked="f"/>
-        </w:pict>
-      </w:r>
-      <w:r>
-        <w:rPr>
-          <w:rtl w:val="0"/>
-        </w:rPr>
-      </w:r>
-    </w:p>
-    <w:p>
-      <w:pPr>
-        <w:pStyle w:val="Heading3"/>
-        <w:keepNext w:val="0"/>
-        <w:keepLines w:val="0"/>
-        <w:spacing w:before="280" w:lineRule="auto"/>
-        <w:rPr>
-          <w:b w:val="1"/>
-          <w:bCs w:val="1"/>
-          <w:color w:val="000000"/>
-          <w:sz w:val="26"/>
-          <w:szCs w:val="26"/>
-        </w:rPr>
-      </w:pPr>
-      <w:bookmarkStart w:colFirst="0" w:colLast="0" w:name="_m9ia46mu84w5" w:id="104"/>
-      <w:bookmarkEnd w:id="104"/>
-      <w:r>
-        <w:rPr>
-          <w:b w:val="1"/>
-          <w:bCs w:val="1"/>
-          <w:color w:val="000000"/>
-          <w:sz w:val="26"/>
-          <w:szCs w:val="26"/>
-          <w:rtl w:val="0"/>
-        </w:rPr>
-        <w:t xml:space="preserve">Changing Needs</w:t>
-      </w:r>
-    </w:p>
-    <w:p>
-      <w:pPr>
-        <w:spacing w:after="240" w:before="240" w:lineRule="auto"/>
-        <w:rPr>
-          <w:b w:val="1"/>
-          <w:bCs w:val="1"/>
-        </w:rPr>
-      </w:pPr>
-      <w:r>
-        <w:rPr>
-          <w:b w:val="1"/>
-          <w:bCs w:val="1"/>
-          <w:rtl w:val="0"/>
-        </w:rPr>
-        <w:t xml:space="preserve">New problems created by:</w:t>
-      </w:r>
-    </w:p>
-    <w:p>
-      <w:pPr>
-        <w:numPr>
-          <w:ilvl w:val="0"/>
-          <w:numId w:val="26"/>
-        </w:numPr>
-        <w:spacing w:after="0" w:afterAutospacing="0" w:before="240" w:lineRule="auto"/>
-        <w:ind w:left="720" w:hanging="360"/>
-        <w:rPr>
-          <w:b w:val="1"/>
-          <w:bCs w:val="1"/>
-        </w:rPr>
-      </w:pPr>
-      <w:r>
-        <w:rPr>
-          <w:b w:val="1"/>
-          <w:bCs w:val="1"/>
-          <w:rtl w:val="0"/>
-        </w:rPr>
-        <w:t xml:space="preserve">Technology</w:t>
-      </w:r>
-    </w:p>
-    <w:p>
-      <w:pPr>
-        <w:numPr>
-          <w:ilvl w:val="0"/>
-          <w:numId w:val="26"/>
-        </w:numPr>
-        <w:spacing w:after="0" w:afterAutospacing="0" w:before="0" w:beforeAutospacing="0" w:lineRule="auto"/>
-        <w:ind w:left="720" w:hanging="360"/>
-        <w:rPr>
-          <w:b w:val="1"/>
-          <w:bCs w:val="1"/>
-        </w:rPr>
-      </w:pPr>
-      <w:r>
-        <w:rPr>
-          <w:b w:val="1"/>
-          <w:bCs w:val="1"/>
-          <w:rtl w:val="0"/>
-        </w:rPr>
-        <w:t xml:space="preserve">Lifestyle changes</w:t>
-      </w:r>
-    </w:p>
-    <w:p>
-      <w:pPr>
-        <w:numPr>
-          <w:ilvl w:val="0"/>
-          <w:numId w:val="26"/>
-        </w:numPr>
-        <w:spacing w:after="0" w:afterAutospacing="0" w:before="0" w:beforeAutospacing="0" w:lineRule="auto"/>
-        <w:ind w:left="720" w:hanging="360"/>
-        <w:rPr>
-          <w:b w:val="1"/>
-          <w:bCs w:val="1"/>
-        </w:rPr>
-      </w:pPr>
-      <w:r>
-        <w:rPr>
-          <w:b w:val="1"/>
-          <w:bCs w:val="1"/>
-          <w:rtl w:val="0"/>
-        </w:rPr>
-        <w:t xml:space="preserve">Environmental concerns</w:t>
-      </w:r>
-    </w:p>
-    <w:p>
-      <w:pPr>
-        <w:numPr>
-          <w:ilvl w:val="0"/>
-          <w:numId w:val="26"/>
-        </w:numPr>
-        <w:spacing w:after="240" w:before="0" w:beforeAutospacing="0" w:lineRule="auto"/>
-        <w:ind w:left="720" w:hanging="360"/>
-        <w:rPr>
-          <w:b w:val="1"/>
-          <w:bCs w:val="1"/>
-        </w:rPr>
-      </w:pPr>
-      <w:r>
-        <w:rPr>
-          <w:b w:val="1"/>
-          <w:bCs w:val="1"/>
-          <w:rtl w:val="0"/>
-        </w:rPr>
-        <w:t xml:space="preserve">Health awareness</w:t>
-      </w:r>
-    </w:p>
-    <w:p>
-      <w:pPr>
-        <w:spacing w:after="240" w:before="240" w:lineRule="auto"/>
-        <w:rPr>
-          <w:b w:val="1"/>
-          <w:bCs w:val="1"/>
-        </w:rPr>
-      </w:pPr>
-      <w:r>
-        <w:pict>
-          <v:rect style="width:0.0pt;height:1.5pt" o:hr="t" o:hrstd="t" o:hralign="center" fillcolor="#A0A0A0" stroked="f"/>
-        </w:pict>
-      </w:r>
-      <w:r>
-        <w:rPr>
-          <w:rtl w:val="0"/>
-        </w:rPr>
-      </w:r>
-    </w:p>
-    <w:p>
-      <w:pPr>
-        <w:pStyle w:val="Heading1"/>
-        <w:keepNext w:val="0"/>
-        <w:keepLines w:val="0"/>
-        <w:spacing w:before="480" w:lineRule="auto"/>
-        <w:rPr>
-          <w:b w:val="1"/>
-          <w:bCs w:val="1"/>
-          <w:sz w:val="46"/>
-          <w:szCs w:val="46"/>
-        </w:rPr>
-      </w:pPr>
-      <w:bookmarkStart w:colFirst="0" w:colLast="0" w:name="_mpcumudzj6qy" w:id="105"/>
-      <w:bookmarkEnd w:id="105"/>
-      <w:r>
-        <w:rPr>
-          <w:b w:val="1"/>
-          <w:bCs w:val="1"/>
-          <w:sz w:val="46"/>
-          <w:szCs w:val="46"/>
-          <w:rtl w:val="0"/>
-        </w:rPr>
-        <w:t xml:space="preserve">Intelligence Questions:</w:t>
-      </w:r>
-    </w:p>
-    <w:p>
-      <w:pPr>
-        <w:numPr>
-          <w:ilvl w:val="0"/>
-          <w:numId w:val="11"/>
-        </w:numPr>
-        <w:spacing w:after="0" w:afterAutospacing="0" w:before="240" w:lineRule="auto"/>
-        <w:ind w:left="720" w:hanging="360"/>
-        <w:rPr>
-          <w:b w:val="1"/>
-          <w:bCs w:val="1"/>
-        </w:rPr>
-      </w:pPr>
-      <w:r>
-        <w:rPr>
-          <w:b w:val="1"/>
-          <w:bCs w:val="1"/>
-          <w:rtl w:val="0"/>
-        </w:rPr>
-        <w:t xml:space="preserve">What are competitors doing poorly?</w:t>
-      </w:r>
-    </w:p>
-    <w:p>
-      <w:pPr>
-        <w:numPr>
-          <w:ilvl w:val="0"/>
-          <w:numId w:val="11"/>
-        </w:numPr>
-        <w:spacing w:after="0" w:afterAutospacing="0" w:before="0" w:beforeAutospacing="0" w:lineRule="auto"/>
-        <w:ind w:left="720" w:hanging="360"/>
-        <w:rPr>
-          <w:b w:val="1"/>
-          <w:bCs w:val="1"/>
-        </w:rPr>
-      </w:pPr>
-      <w:r>
-        <w:rPr>
-          <w:b w:val="1"/>
-          <w:bCs w:val="1"/>
-          <w:rtl w:val="0"/>
-        </w:rPr>
-        <w:t xml:space="preserve">What do customers complain about?</w:t>
-      </w:r>
-    </w:p>
-    <w:p>
-      <w:pPr>
-        <w:numPr>
-          <w:ilvl w:val="0"/>
-          <w:numId w:val="11"/>
-        </w:numPr>
-        <w:spacing w:after="0" w:afterAutospacing="0" w:before="0" w:beforeAutospacing="0" w:lineRule="auto"/>
-        <w:ind w:left="720" w:hanging="360"/>
-        <w:rPr>
-          <w:b w:val="1"/>
-          <w:bCs w:val="1"/>
-        </w:rPr>
-      </w:pPr>
-      <w:r>
-        <w:rPr>
-          <w:b w:val="1"/>
-          <w:bCs w:val="1"/>
-          <w:rtl w:val="0"/>
-        </w:rPr>
-        <w:t xml:space="preserve">What would customers love to see improved?</w:t>
-      </w:r>
-    </w:p>
-    <w:p>
-      <w:pPr>
-        <w:numPr>
-          <w:ilvl w:val="0"/>
-          <w:numId w:val="11"/>
-        </w:numPr>
-        <w:spacing w:after="240" w:before="0" w:beforeAutospacing="0" w:lineRule="auto"/>
-        <w:ind w:left="720" w:hanging="360"/>
-        <w:rPr>
-          <w:b w:val="1"/>
-          <w:bCs w:val="1"/>
-        </w:rPr>
-      </w:pPr>
-      <w:r>
-        <w:rPr>
-          <w:b w:val="1"/>
-          <w:bCs w:val="1"/>
-          <w:rtl w:val="0"/>
-        </w:rPr>
-        <w:t xml:space="preserve">Where is there an opportunity to be different?</w:t>
-      </w:r>
-    </w:p>
-    <w:p>
-      <w:pPr>
-        <w:spacing w:after="240" w:before="240" w:lineRule="auto"/>
-        <w:rPr>
-          <w:b w:val="1"/>
-          <w:bCs w:val="1"/>
-        </w:rPr>
-      </w:pPr>
-      <w:r>
-        <w:pict>
-          <v:rect style="width:0.0pt;height:1.5pt" o:hr="t" o:hrstd="t" o:hralign="center" fillcolor="#A0A0A0" stroked="f"/>
-        </w:pict>
-      </w:r>
-      <w:r>
-        <w:rPr>
-          <w:rtl w:val="0"/>
-        </w:rPr>
-      </w:r>
-    </w:p>
-    <w:p>
-      <w:pPr>
-        <w:pStyle w:val="Heading1"/>
-        <w:keepNext w:val="0"/>
-        <w:keepLines w:val="0"/>
-        <w:spacing w:before="480" w:lineRule="auto"/>
-        <w:rPr>
-          <w:b w:val="1"/>
-          <w:bCs w:val="1"/>
-          <w:sz w:val="46"/>
-          <w:szCs w:val="46"/>
-        </w:rPr>
-      </w:pPr>
-      <w:bookmarkStart w:colFirst="0" w:colLast="0" w:name="_jhezu8gpr8j7" w:id="106"/>
-      <w:bookmarkEnd w:id="106"/>
-      <w:r>
-        <w:rPr>
-          <w:b w:val="1"/>
-          <w:bCs w:val="1"/>
-          <w:sz w:val="46"/>
-          <w:szCs w:val="46"/>
-          <w:rtl w:val="0"/>
-        </w:rPr>
-        <w:t xml:space="preserve">7. Market Opportunity Score</w:t>
-      </w:r>
-    </w:p>
-    <w:p>
-      <w:pPr>
-        <w:spacing w:after="240" w:before="240" w:lineRule="auto"/>
-        <w:rPr>
-          <w:b w:val="1"/>
-          <w:bCs w:val="1"/>
-        </w:rPr>
-      </w:pPr>
-      <w:r>
-        <w:rPr>
-          <w:b w:val="1"/>
-          <w:bCs w:val="1"/>
-          <w:rtl w:val="0"/>
-        </w:rPr>
-        <w:t xml:space="preserve">Rate the opportunity from 1-10:</w:t>
-      </w:r>
-    </w:p>
-    <w:p>
-      <w:pPr>
-        <w:pStyle w:val="Heading2"/>
-        <w:keepNext w:val="0"/>
-        <w:keepLines w:val="0"/>
-        <w:spacing w:after="80" w:lineRule="auto"/>
-        <w:rPr>
-          <w:b w:val="1"/>
-          <w:bCs w:val="1"/>
-          <w:sz w:val="34"/>
-          <w:szCs w:val="34"/>
-        </w:rPr>
-      </w:pPr>
-      <w:bookmarkStart w:colFirst="0" w:colLast="0" w:name="_8o3pmag45euy" w:id="107"/>
-      <w:bookmarkEnd w:id="107"/>
-      <w:r>
-        <w:rPr>
-          <w:b w:val="1"/>
-          <w:bCs w:val="1"/>
-          <w:sz w:val="34"/>
-          <w:szCs w:val="34"/>
-          <w:rtl w:val="0"/>
-        </w:rPr>
-        <w:t xml:space="preserve">Market Demand:</w:t>
-      </w:r>
-    </w:p>
-    <w:p>
-      <w:pPr>
-        <w:spacing w:after="240" w:before="240" w:lineRule="auto"/>
-        <w:rPr>
-          <w:b w:val="1"/>
-          <w:bCs w:val="1"/>
-        </w:rPr>
-      </w:pPr>
-      <w:r>
-        <w:rPr>
-          <w:b w:val="1"/>
-          <w:bCs w:val="1"/>
-          <w:rtl w:val="0"/>
-        </w:rPr>
-        <w:t xml:space="preserve">__/10</w:t>
-      </w:r>
-    </w:p>
-    <w:p>
-      <w:pPr>
-        <w:pStyle w:val="Heading2"/>
-        <w:keepNext w:val="0"/>
-        <w:keepLines w:val="0"/>
-        <w:spacing w:after="80" w:lineRule="auto"/>
-        <w:rPr>
-          <w:b w:val="1"/>
-          <w:bCs w:val="1"/>
-          <w:sz w:val="34"/>
-          <w:szCs w:val="34"/>
-        </w:rPr>
-      </w:pPr>
-      <w:bookmarkStart w:colFirst="0" w:colLast="0" w:name="_hk87ryl5uyro" w:id="108"/>
-      <w:bookmarkEnd w:id="108"/>
-      <w:r>
-        <w:rPr>
-          <w:b w:val="1"/>
-          <w:bCs w:val="1"/>
-          <w:sz w:val="34"/>
-          <w:szCs w:val="34"/>
-          <w:rtl w:val="0"/>
-        </w:rPr>
-        <w:t xml:space="preserve">Market Growth:</w:t>
-      </w:r>
-    </w:p>
-    <w:p>
-      <w:pPr>
-        <w:spacing w:after="240" w:before="240" w:lineRule="auto"/>
-        <w:rPr>
-          <w:b w:val="1"/>
-          <w:bCs w:val="1"/>
-        </w:rPr>
-      </w:pPr>
-      <w:r>
-        <w:rPr>
-          <w:b w:val="1"/>
-          <w:bCs w:val="1"/>
-          <w:rtl w:val="0"/>
-        </w:rPr>
-        <w:t xml:space="preserve">__/10</w:t>
-      </w:r>
-    </w:p>
-    <w:p>
-      <w:pPr>
-        <w:pStyle w:val="Heading2"/>
-        <w:keepNext w:val="0"/>
-        <w:keepLines w:val="0"/>
-        <w:spacing w:after="80" w:lineRule="auto"/>
-        <w:rPr>
-          <w:b w:val="1"/>
-          <w:bCs w:val="1"/>
-          <w:sz w:val="34"/>
-          <w:szCs w:val="34"/>
-        </w:rPr>
-      </w:pPr>
-      <w:bookmarkStart w:colFirst="0" w:colLast="0" w:name="_rnyhbihepvn5" w:id="109"/>
-      <w:bookmarkEnd w:id="109"/>
-      <w:r>
-        <w:rPr>
-          <w:b w:val="1"/>
-          <w:bCs w:val="1"/>
-          <w:sz w:val="34"/>
-          <w:szCs w:val="34"/>
-          <w:rtl w:val="0"/>
-        </w:rPr>
-        <w:t xml:space="preserve">Customer Need:</w:t>
-      </w:r>
-    </w:p>
-    <w:p>
-      <w:pPr>
-        <w:spacing w:after="240" w:before="240" w:lineRule="auto"/>
-        <w:rPr>
-          <w:b w:val="1"/>
-          <w:bCs w:val="1"/>
-        </w:rPr>
-      </w:pPr>
-      <w:r>
-        <w:rPr>
-          <w:b w:val="1"/>
-          <w:bCs w:val="1"/>
-          <w:rtl w:val="0"/>
-        </w:rPr>
-        <w:t xml:space="preserve">__/10</w:t>
-      </w:r>
-    </w:p>
-    <w:p>
-      <w:pPr>
-        <w:pStyle w:val="Heading2"/>
-        <w:keepNext w:val="0"/>
-        <w:keepLines w:val="0"/>
-        <w:spacing w:after="80" w:lineRule="auto"/>
-        <w:rPr>
-          <w:b w:val="1"/>
-          <w:bCs w:val="1"/>
-          <w:sz w:val="34"/>
-          <w:szCs w:val="34"/>
-        </w:rPr>
-      </w:pPr>
-      <w:bookmarkStart w:colFirst="0" w:colLast="0" w:name="_ndi4ry334pxf" w:id="110"/>
-      <w:bookmarkEnd w:id="110"/>
-      <w:r>
-        <w:rPr>
-          <w:b w:val="1"/>
-          <w:bCs w:val="1"/>
-          <w:sz w:val="34"/>
-          <w:szCs w:val="34"/>
-          <w:rtl w:val="0"/>
-        </w:rPr>
-        <w:t xml:space="preserve">Competition Level:</w:t>
-      </w:r>
-    </w:p>
-    <w:p>
-      <w:pPr>
-        <w:spacing w:after="240" w:before="240" w:lineRule="auto"/>
-        <w:rPr>
-          <w:b w:val="1"/>
-          <w:bCs w:val="1"/>
-        </w:rPr>
-      </w:pPr>
-      <w:r>
-        <w:rPr>
-          <w:b w:val="1"/>
-          <w:bCs w:val="1"/>
-          <w:rtl w:val="0"/>
-        </w:rPr>
-        <w:t xml:space="preserve">__/10</w:t>
-      </w:r>
-    </w:p>
-    <w:p>
-      <w:pPr>
-        <w:pStyle w:val="Heading2"/>
-        <w:keepNext w:val="0"/>
-        <w:keepLines w:val="0"/>
-        <w:spacing w:after="80" w:lineRule="auto"/>
-        <w:rPr>
-          <w:b w:val="1"/>
-          <w:bCs w:val="1"/>
-          <w:sz w:val="34"/>
-          <w:szCs w:val="34"/>
-        </w:rPr>
-      </w:pPr>
-      <w:bookmarkStart w:colFirst="0" w:colLast="0" w:name="_8sy5usvgzucq" w:id="111"/>
-      <w:bookmarkEnd w:id="111"/>
-      <w:r>
-        <w:rPr>
-          <w:b w:val="1"/>
-          <w:bCs w:val="1"/>
-          <w:sz w:val="34"/>
-          <w:szCs w:val="34"/>
-          <w:rtl w:val="0"/>
-        </w:rPr>
-        <w:t xml:space="preserve">Differentiation Opportunity:</w:t>
-      </w:r>
-    </w:p>
-    <w:p>
-      <w:pPr>
-        <w:spacing w:after="240" w:before="240" w:lineRule="auto"/>
-        <w:rPr>
-          <w:b w:val="1"/>
-          <w:bCs w:val="1"/>
-        </w:rPr>
-      </w:pPr>
-      <w:r>
-        <w:rPr>
-          <w:b w:val="1"/>
-          <w:bCs w:val="1"/>
-          <w:rtl w:val="0"/>
-        </w:rPr>
-        <w:t xml:space="preserve">__/10</w:t>
-      </w:r>
-    </w:p>
-    <w:p>
-      <w:pPr>
-        <w:pStyle w:val="Heading2"/>
-        <w:keepNext w:val="0"/>
-        <w:keepLines w:val="0"/>
-        <w:spacing w:after="80" w:lineRule="auto"/>
-        <w:rPr>
-          <w:b w:val="1"/>
-          <w:bCs w:val="1"/>
-          <w:sz w:val="34"/>
-          <w:szCs w:val="34"/>
-        </w:rPr>
-      </w:pPr>
-      <w:bookmarkStart w:colFirst="0" w:colLast="0" w:name="_ah8plxpcsbuy" w:id="112"/>
-      <w:bookmarkEnd w:id="112"/>
-      <w:r>
-        <w:rPr>
-          <w:b w:val="1"/>
-          <w:bCs w:val="1"/>
-          <w:sz w:val="34"/>
-          <w:szCs w:val="34"/>
-          <w:rtl w:val="0"/>
-        </w:rPr>
-        <w:t xml:space="preserve">Profit Potential:</w:t>
-      </w:r>
-    </w:p>
-    <w:p>
-      <w:pPr>
-        <w:spacing w:after="240" w:before="240" w:lineRule="auto"/>
-        <w:rPr>
-          <w:b w:val="1"/>
-          <w:bCs w:val="1"/>
-        </w:rPr>
-      </w:pPr>
-      <w:r>
-        <w:rPr>
-          <w:b w:val="1"/>
-          <w:bCs w:val="1"/>
-          <w:rtl w:val="0"/>
-        </w:rPr>
-        <w:t xml:space="preserve">__/10</w:t>
-      </w:r>
-    </w:p>
-    <w:p>
-      <w:pPr>
-        <w:pStyle w:val="Heading2"/>
-        <w:keepNext w:val="0"/>
-        <w:keepLines w:val="0"/>
-        <w:spacing w:after="80" w:lineRule="auto"/>
-        <w:rPr>
-          <w:b w:val="1"/>
-          <w:bCs w:val="1"/>
-          <w:sz w:val="34"/>
-          <w:szCs w:val="34"/>
-        </w:rPr>
-      </w:pPr>
-      <w:bookmarkStart w:colFirst="0" w:colLast="0" w:name="_9gqaulsihys2" w:id="113"/>
-      <w:bookmarkEnd w:id="113"/>
-      <w:r>
-        <w:rPr>
-          <w:b w:val="1"/>
-          <w:bCs w:val="1"/>
-          <w:sz w:val="34"/>
-          <w:szCs w:val="34"/>
-          <w:rtl w:val="0"/>
-        </w:rPr>
-        <w:t xml:space="preserve">Ease of Entry:</w:t>
-      </w:r>
-    </w:p>
-    <w:p>
-      <w:pPr>
-        <w:spacing w:after="240" w:before="240" w:lineRule="auto"/>
-        <w:rPr>
-          <w:b w:val="1"/>
-          <w:bCs w:val="1"/>
-        </w:rPr>
-      </w:pPr>
-      <w:r>
-        <w:rPr>
-          <w:b w:val="1"/>
-          <w:bCs w:val="1"/>
-          <w:rtl w:val="0"/>
-        </w:rPr>
-        <w:t xml:space="preserve">__/10</w:t>
-      </w:r>
-    </w:p>
-    <w:p>
-      <w:pPr>
-        <w:spacing w:after="240" w:before="240" w:lineRule="auto"/>
-        <w:rPr>
-          <w:b w:val="1"/>
-          <w:bCs w:val="1"/>
-        </w:rPr>
-      </w:pPr>
-      <w:r>
-        <w:pict>
-          <v:rect style="width:0.0pt;height:1.5pt" o:hr="t" o:hrstd="t" o:hralign="center" fillcolor="#A0A0A0" stroked="f"/>
-        </w:pict>
-      </w:r>
-      <w:r>
-        <w:rPr>
-          <w:rtl w:val="0"/>
-        </w:rPr>
-      </w:r>
-    </w:p>
-    <w:p>
-      <w:pPr>
-        <w:pStyle w:val="Heading1"/>
-        <w:keepNext w:val="0"/>
-        <w:keepLines w:val="0"/>
-        <w:spacing w:before="480" w:lineRule="auto"/>
-        <w:rPr>
-          <w:b w:val="1"/>
-          <w:bCs w:val="1"/>
-          <w:sz w:val="46"/>
-          <w:szCs w:val="46"/>
-        </w:rPr>
-      </w:pPr>
-      <w:bookmarkStart w:colFirst="0" w:colLast="0" w:name="_uksohhtpb492" w:id="114"/>
-      <w:bookmarkEnd w:id="114"/>
-      <w:r>
-        <w:rPr>
-          <w:b w:val="1"/>
-          <w:bCs w:val="1"/>
-          <w:sz w:val="46"/>
-          <w:szCs w:val="46"/>
-          <w:rtl w:val="0"/>
-        </w:rPr>
-        <w:t xml:space="preserve">Final Market Opportunity Assessment</w:t>
-      </w:r>
-    </w:p>
-    <w:p>
-      <w:pPr>
-        <w:spacing w:after="240" w:before="240" w:lineRule="auto"/>
-        <w:rPr>
-          <w:b w:val="1"/>
-          <w:bCs w:val="1"/>
-        </w:rPr>
-      </w:pPr>
-      <w:r>
-        <w:rPr>
-          <w:b w:val="1"/>
-          <w:bCs w:val="1"/>
-          <w:rtl w:val="0"/>
-        </w:rPr>
-        <w:t xml:space="preserve">Opportunity Strength:</w:t>
-      </w:r>
-    </w:p>
-    <w:p>
-      <w:pPr>
-        <w:spacing w:after="240" w:before="240" w:lineRule="auto"/>
-        <w:rPr>
-          <w:b w:val="1"/>
-          <w:bCs w:val="1"/>
-        </w:rPr>
-      </w:pPr>
-      <w:r>
-        <w:rPr>
-          <w:b w:val="1"/>
-          <w:bCs w:val="1"/>
-          <w:rtl w:val="0"/>
-        </w:rPr>
-        <w:t xml:space="preserve">Low / Medium / High</w:t>
-      </w:r>
-    </w:p>
-    <w:p>
-      <w:pPr>
-        <w:spacing w:after="240" w:before="240" w:lineRule="auto"/>
-        <w:rPr>
-          <w:b w:val="1"/>
-          <w:bCs w:val="1"/>
-        </w:rPr>
-      </w:pPr>
-      <w:r>
-        <w:rPr>
-          <w:b w:val="1"/>
-          <w:bCs w:val="1"/>
-          <w:rtl w:val="0"/>
-        </w:rPr>
-        <w:t xml:space="preserve">Main Opportunity:</w:t>
-      </w:r>
-    </w:p>
-    <w:p>
-      <w:pPr>
-        <w:spacing w:after="240" w:before="240" w:lineRule="auto"/>
-        <w:rPr>
-          <w:b w:val="1"/>
-          <w:bCs w:val="1"/>
-        </w:rPr>
-      </w:pPr>
-      <w:r>
-        <w:rPr>
-          <w:b w:val="1"/>
-          <w:bCs w:val="1"/>
-          <w:rtl w:val="0"/>
-        </w:rPr>
-        <w:t xml:space="preserve">Main Threats:</w:t>
-      </w:r>
-    </w:p>
-    <w:p>
-      <w:pPr>
-        <w:spacing w:after="240" w:before="240" w:lineRule="auto"/>
-        <w:rPr>
-          <w:b w:val="1"/>
-          <w:bCs w:val="1"/>
-        </w:rPr>
-      </w:pPr>
-      <w:r>
-        <w:rPr>
-          <w:b w:val="1"/>
-          <w:bCs w:val="1"/>
-          <w:rtl w:val="0"/>
-        </w:rPr>
-        <w:t xml:space="preserve">Recommended Strategy:</w:t>
-      </w:r>
-    </w:p>
-    <w:p>
-      <w:pPr>
-        <w:spacing w:after="240" w:before="240" w:lineRule="auto"/>
-        <w:rPr>
-          <w:b w:val="1"/>
-          <w:bCs w:val="1"/>
-        </w:rPr>
-      </w:pPr>
-      <w:r>
-        <w:rPr>
-          <w:rtl w:val="0"/>
-        </w:rPr>
-      </w:r>
-    </w:p>
-    <w:p>
-      <w:pPr>
-        <w:spacing w:after="240" w:before="240" w:lineRule="auto"/>
-        <w:rPr>
-          <w:b w:val="1"/>
-          <w:bCs w:val="1"/>
-        </w:rPr>
-      </w:pPr>
-      <w:r>
-        <w:rPr>
-          <w:rtl w:val="0"/>
-        </w:rPr>
-      </w:r>
-    </w:p>
-    <w:p>
-      <w:pPr>
-        <w:spacing w:after="240" w:before="240" w:lineRule="auto"/>
-        <w:rPr>
-          <w:b w:val="1"/>
-          <w:bCs w:val="1"/>
-        </w:rPr>
-      </w:pPr>
-      <w:r>
-        <w:rPr>
-          <w:rtl w:val="0"/>
-        </w:rPr>
-      </w:r>
-    </w:p>
-    <w:p>
-      <w:pPr>
-        <w:spacing w:after="240" w:before="240" w:lineRule="auto"/>
-        <w:rPr>
-          <w:b w:val="1"/>
-          <w:bCs w:val="1"/>
-        </w:rPr>
-      </w:pPr>
-      <w:r>
-        <w:rPr>
-          <w:rtl w:val="0"/>
-        </w:rPr>
-      </w:r>
-    </w:p>
-    <w:p>
-      <w:pPr>
-        <w:spacing w:after="240" w:before="240" w:lineRule="auto"/>
-        <w:rPr>
-          <w:b w:val="1"/>
-          <w:bCs w:val="1"/>
-        </w:rPr>
-      </w:pPr>
-      <w:r>
-        <w:rPr>
-          <w:rtl w:val="0"/>
-        </w:rPr>
-      </w:r>
-    </w:p>
-    <w:p>
-      <w:pPr>
-        <w:rPr/>
       </w:pPr>
       <w:r>
         <w:rPr>
